--- a/DOKUMENTUMOK/1_Fejlesztoi_Dokumentacio.docx
+++ b/DOKUMENTUMOK/1_Fejlesztoi_Dokumentacio.docx
@@ -5489,6 +5489,115 @@
         <w:br/>
         <w:t xml:space="preserve">        └── profilok/          # Feltöltött profilképek</w:t>
       </w:r>
+    </w:p>
+    <w:p>
+      <w:r>
+        <w:br w:type="page"/>
+      </w:r>
+    </w:p>
+    <w:p>
+      <w:pPr>
+        <w:pStyle w:val="Heading1"/>
+      </w:pPr>
+      <w:r>
+        <w:rPr>
+          <w:sz w:val="32"/>
+        </w:rPr>
+        <w:t>5. Részletes Műszaki Kiegészítések</w:t>
+      </w:r>
+    </w:p>
+    <w:p>
+      <w:pPr>
+        <w:pStyle w:val="Heading2"/>
+      </w:pPr>
+      <w:r>
+        <w:rPr>
+          <w:sz w:val="26"/>
+        </w:rPr>
+        <w:t>5.1 Komponensenkénti működési folyamat</w:t>
+      </w:r>
+    </w:p>
+    <w:p>
+      <w:r>
+        <w:rPr>
+          <w:b w:val="0"/>
+          <w:sz w:val="22"/>
+        </w:rPr>
+        <w:t>A kliensoldal a public mappából töltődik, majd a JavaScript réteg aszinkron HTTP hívásokkal kommunikál a szerverrel. A backend oldalon az Express middleware lánc sorrendje kiemelten fontos: CORS, session, body parser, statikus fájlszolgáltatás, majd az üzleti logika útvonalai. Ez a sorrend biztosítja, hogy a védett végpontoknál már rendelkezésre álljon a munkamenet és a szükséges request body.</w:t>
+      </w:r>
+    </w:p>
+    <w:p>
+      <w:r>
+        <w:rPr>
+          <w:b w:val="0"/>
+          <w:sz w:val="22"/>
+        </w:rPr>
+        <w:t>Az adatbázis-hozzáférés mysql2 paraméterezett lekérdezésekkel történik, amely védelmet ad az SQL injection ellen. A kutyák listázásánál az elerheto oszlop szerinti szűrés biztosítja, hogy elfogadott örökbefogadás után az adott kutya automatikusan kikerüljön a nyilvános listából.</w:t>
+      </w:r>
+    </w:p>
+    <w:p>
+      <w:pPr>
+        <w:pStyle w:val="Heading2"/>
+      </w:pPr>
+      <w:r>
+        <w:rPr>
+          <w:sz w:val="26"/>
+        </w:rPr>
+        <w:t>5.2 Hibakezelési és naplózási javaslatok</w:t>
+      </w:r>
+    </w:p>
+    <w:p>
+      <w:r>
+        <w:rPr>
+          <w:b w:val="0"/>
+          <w:sz w:val="22"/>
+        </w:rPr>
+        <w:t>A jelenlegi implementáció helyes alapot ad, azonban termelési környezetben ajánlott strukturált logger bevezetése (szintenkénti log: info/warn/error), request azonosítóval. Így a hibák ok-okozati lánca könnyebben visszafejthető. Javasolt továbbá globális Express error middleware használata, amely egységes JSON hibaformátumot ad vissza a frontend felé.</w:t>
+      </w:r>
+    </w:p>
+    <w:p>
+      <w:r>
+        <w:rPr>
+          <w:b w:val="0"/>
+          <w:sz w:val="22"/>
+        </w:rPr>
+        <w:t>További ajánlás a lassú lekérdezések monitorozása, különösen az örökbefogadási listák és komplexebb JOIN műveletek esetén. Ez indexelési javaslatokkal és query optimalizálással javítható.</w:t>
+      </w:r>
+    </w:p>
+    <w:p>
+      <w:pPr>
+        <w:pStyle w:val="Heading2"/>
+      </w:pPr>
+      <w:r>
+        <w:rPr>
+          <w:sz w:val="26"/>
+        </w:rPr>
+        <w:t>5.3 Biztonsági erősítési terv</w:t>
+      </w:r>
+    </w:p>
+    <w:p>
+      <w:r>
+        <w:rPr>
+          <w:b w:val="0"/>
+          <w:sz w:val="22"/>
+        </w:rPr>
+        <w:t>A session secret jelenleg statikus; éles környezetben környezeti változóból, hosszú kriptográfiai véletlen értékkel szükséges megadni. Emellett javasolt a secure cookie bekapcsolása HTTPS alatt, a SameSite politika szigorítása, valamint a CSP szabályok szűkítése (unsafe-inline és unsafe-eval eltávolítása).</w:t>
+      </w:r>
+    </w:p>
+    <w:p>
+      <w:r>
+        <w:rPr>
+          <w:b w:val="0"/>
+          <w:sz w:val="22"/>
+        </w:rPr>
+        <w:t>A jelszó-visszaállító tokenek jelenleg memóriában tárolódnak, így újraindításkor elvesznek. Magasabb rendelkezésre állás érdekében célszerű adatbázisban vagy Redis-ben kezelni őket, TTL (lejárat) mezővel.</w:t>
+      </w:r>
+    </w:p>
+    <w:p>
+      <w:pPr>
+        <w:jc w:val="center"/>
+      </w:pPr>
+      <w:r/>
     </w:p>
     <w:sectPr>
       <w:pgSz w:w="12240" w:h="15840"/>

--- a/DOKUMENTUMOK/1_Fejlesztoi_Dokumentacio.docx
+++ b/DOKUMENTUMOK/1_Fejlesztoi_Dokumentacio.docx
@@ -88,13 +88,7 @@
         <w:spacing w:after="80"/>
       </w:pPr>
       <w:r>
-        <w:t xml:space="preserve">A projekt egy kutyamenhely számára készített webalkalmazás, amely lehetővé teszi a </w:t>
-      </w:r>
-      <w:r>
-        <w:t>menhely látogatói számára, hogy megtekinthessék az örökbefogadható kutyákat, örökbefogadási kérelmet nyújthassanak be, adományokat rögzíthessenek, valamint visszajelzést küldjenek. Az adminisztrátorok számára biztosítja az állomány kezelését, az örökbefoga</w:t>
-      </w:r>
-      <w:r>
-        <w:t>dási kérelmek elbírálását és az automatikus e-mail értesítések küldését.</w:t>
+        <w:t>A projekt egy kutyamenhely számára készített webalkalmazás, amely lehetővé teszi a menhely látogatói számára, hogy megtekinthessék az örökbefogadható kutyákat, örökbefogadási kérelmet nyújthassanak be, adományokat rögzíthessenek, valamint visszajelzést küldjenek. Az adminisztrátorok számára biztosítja az állomány kezelését, az örökbefogadási kérelmek elbírálását és az automatikus e-mail értesítések küldését.</w:t>
       </w:r>
     </w:p>
     <w:p>
@@ -501,13 +495,7 @@
               <w:rPr>
                 <w:sz w:val="19"/>
               </w:rPr>
-              <w:t xml:space="preserve">Jelszó </w:t>
-            </w:r>
-            <w:r>
-              <w:rPr>
-                <w:sz w:val="19"/>
-              </w:rPr>
-              <w:t>hashelés</w:t>
+              <w:t>Jelszó hashelés</w:t>
             </w:r>
           </w:p>
         </w:tc>
@@ -762,13 +750,7 @@
               <w:rPr>
                 <w:sz w:val="19"/>
               </w:rPr>
-              <w:t xml:space="preserve">HTTP biztonsági </w:t>
-            </w:r>
-            <w:r>
-              <w:rPr>
-                <w:sz w:val="19"/>
-              </w:rPr>
-              <w:t>fejlécek</w:t>
+              <w:t>HTTP biztonsági fejlécek</w:t>
             </w:r>
           </w:p>
         </w:tc>
@@ -1013,13 +995,7 @@
               <w:rPr>
                 <w:sz w:val="19"/>
               </w:rPr>
-              <w:t xml:space="preserve">Stílus (style.css, reg.css, </w:t>
-            </w:r>
-            <w:r>
-              <w:rPr>
-                <w:sz w:val="19"/>
-              </w:rPr>
-              <w:t>admin.css)</w:t>
+              <w:t>Stílus (style.css, reg.css, admin.css)</w:t>
             </w:r>
           </w:p>
         </w:tc>
@@ -1194,13 +1170,7 @@
               <w:rPr>
                 <w:sz w:val="19"/>
               </w:rPr>
-              <w:t xml:space="preserve">Keresős legördülő lista </w:t>
-            </w:r>
-            <w:r>
-              <w:rPr>
-                <w:sz w:val="19"/>
-              </w:rPr>
-              <w:t>(admin oldal)</w:t>
+              <w:t>Keresős legördülő lista (admin oldal)</w:t>
             </w:r>
           </w:p>
         </w:tc>
@@ -1299,14 +1269,7 @@
           <w:sz w:val="18"/>
         </w:rPr>
         <w:br/>
-        <w:t xml:space="preserve">│  </w:t>
-      </w:r>
-      <w:r>
-        <w:rPr>
-          <w:rFonts w:ascii="Courier New" w:hAnsi="Courier New"/>
-          <w:sz w:val="18"/>
-        </w:rPr>
-        <w:t>(public/ mappa statikus fájljai)   │</w:t>
+        <w:t>│  (public/ mappa statikus fájljai)   │</w:t>
       </w:r>
       <w:r>
         <w:rPr>
@@ -1362,14 +1325,7 @@
           <w:sz w:val="18"/>
         </w:rPr>
         <w:br/>
-        <w:t>│  Routin</w:t>
-      </w:r>
-      <w:r>
-        <w:rPr>
-          <w:rFonts w:ascii="Courier New" w:hAnsi="Courier New"/>
-          <w:sz w:val="18"/>
-        </w:rPr>
-        <w:t>g, session, fájlkezelés,     │</w:t>
+        <w:t>│  Routing, session, fájlkezelés,     │</w:t>
       </w:r>
       <w:r>
         <w:rPr>
@@ -1425,14 +1381,7 @@
           <w:sz w:val="18"/>
         </w:rPr>
         <w:br/>
-        <w:t>│  menhely – adatbázis</w:t>
-      </w:r>
-      <w:r>
-        <w:rPr>
-          <w:rFonts w:ascii="Courier New" w:hAnsi="Courier New"/>
-          <w:sz w:val="18"/>
-        </w:rPr>
-        <w:t xml:space="preserve">                │</w:t>
+        <w:t>│  menhely – adatbázis                │</w:t>
       </w:r>
       <w:r>
         <w:rPr>
@@ -1494,10 +1443,7 @@
         <w:t>public/</w:t>
       </w:r>
       <w:r>
-        <w:t xml:space="preserve"> mappából szolgál k</w:t>
-      </w:r>
-      <w:r>
-        <w:t>i.</w:t>
+        <w:t xml:space="preserve"> mappából szolgál ki.</w:t>
       </w:r>
     </w:p>
     <w:p>
@@ -2269,13 +2215,7 @@
               <w:rPr>
                 <w:sz w:val="19"/>
               </w:rPr>
-              <w:t xml:space="preserve">Kép </w:t>
-            </w:r>
-            <w:r>
-              <w:rPr>
-                <w:sz w:val="19"/>
-              </w:rPr>
-              <w:t>elérési útja</w:t>
+              <w:t>Kép elérési útja</w:t>
             </w:r>
           </w:p>
         </w:tc>
@@ -2504,14 +2444,7 @@
           <w:color w:val="1A1A2E"/>
           <w:sz w:val="26"/>
         </w:rPr>
-        <w:t xml:space="preserve">1.5.4 </w:t>
-      </w:r>
-      <w:r>
-        <w:rPr>
-          <w:color w:val="1A1A2E"/>
-          <w:sz w:val="26"/>
-        </w:rPr>
-        <w:t>`orokbefogadasok` tábla</w:t>
+        <w:t>1.5.4 `orokbefogadasok` tábla</w:t>
       </w:r>
     </w:p>
     <w:tbl>
@@ -3222,14 +3155,7 @@
           <w:color w:val="1A1A2E"/>
           <w:sz w:val="26"/>
         </w:rPr>
-        <w:t xml:space="preserve">1.5.5 </w:t>
-      </w:r>
-      <w:r>
-        <w:rPr>
-          <w:color w:val="1A1A2E"/>
-          <w:sz w:val="26"/>
-        </w:rPr>
-        <w:t>`orvosi_vizsgalatok` tábla</w:t>
+        <w:t>1.5.5 `orvosi_vizsgalatok` tábla</w:t>
       </w:r>
     </w:p>
     <w:tbl>
@@ -4613,13 +4539,7 @@
               <w:rPr>
                 <w:sz w:val="19"/>
               </w:rPr>
-              <w:t xml:space="preserve">Összes kérelem </w:t>
-            </w:r>
-            <w:r>
-              <w:rPr>
-                <w:sz w:val="19"/>
-              </w:rPr>
-              <w:t>listázása</w:t>
+              <w:t>Összes kérelem listázása</w:t>
             </w:r>
           </w:p>
         </w:tc>
@@ -4899,14 +4819,7 @@
           <w:sz w:val="18"/>
         </w:rPr>
         <w:br/>
-        <w:t xml:space="preserve">req.session.szerepkor </w:t>
-      </w:r>
-      <w:r>
-        <w:rPr>
-          <w:rFonts w:ascii="Courier New" w:hAnsi="Courier New"/>
-          <w:sz w:val="18"/>
-        </w:rPr>
-        <w:t xml:space="preserve">      // 'admin' | 'dolgozo' | 'onkentes'</w:t>
+        <w:t>req.session.szerepkor       // 'admin' | 'dolgozo' | 'onkentes'</w:t>
       </w:r>
     </w:p>
     <w:p>
@@ -5157,14 +5070,7 @@
           <w:color w:val="E94560"/>
           <w:sz w:val="30"/>
         </w:rPr>
-        <w:t xml:space="preserve">1.9 </w:t>
-      </w:r>
-      <w:r>
-        <w:rPr>
-          <w:color w:val="E94560"/>
-          <w:sz w:val="30"/>
-        </w:rPr>
-        <w:t>E-mail rendszer (Nodemailer)</w:t>
+        <w:t>1.9 E-mail rendszer (Nodemailer)</w:t>
       </w:r>
     </w:p>
     <w:p>
@@ -5442,13 +5348,7 @@
               <w:rPr>
                 <w:sz w:val="19"/>
               </w:rPr>
-              <w:t xml:space="preserve">Státusz értesítő </w:t>
-            </w:r>
-            <w:r>
-              <w:rPr>
-                <w:sz w:val="19"/>
-              </w:rPr>
-              <w:t>(elbírált/interjú/elfogadva/elutasítva)</w:t>
+              <w:t>Státusz értesítő (elbírált/interjú/elfogadva/elutasítva)</w:t>
             </w:r>
           </w:p>
         </w:tc>
@@ -5553,14 +5453,7 @@
           <w:color w:val="E94560"/>
           <w:sz w:val="30"/>
         </w:rPr>
-        <w:t xml:space="preserve">1.10 </w:t>
-      </w:r>
-      <w:r>
-        <w:rPr>
-          <w:color w:val="E94560"/>
-          <w:sz w:val="30"/>
-        </w:rPr>
-        <w:t>Projektfájlok szerkezete</w:t>
+        <w:t>1.10 Projektfájlok szerkezete</w:t>
       </w:r>
     </w:p>
     <w:p>
@@ -5614,14 +5507,7 @@
           <w:sz w:val="18"/>
         </w:rPr>
         <w:br/>
-        <w:t>│   ├── menh</w:t>
-      </w:r>
-      <w:r>
-        <w:rPr>
-          <w:rFonts w:ascii="Courier New" w:hAnsi="Courier New"/>
-          <w:sz w:val="18"/>
-        </w:rPr>
-        <w:t>ely.sql            # Adatbázis dump (szerkezet + adatok)</w:t>
+        <w:t>│   ├── menhely.sql            # Adatbázis dump (szerkezet + adatok)</w:t>
       </w:r>
       <w:r>
         <w:rPr>
@@ -5668,14 +5554,7 @@
           <w:sz w:val="18"/>
         </w:rPr>
         <w:br/>
-        <w:t xml:space="preserve">    ├── </w:t>
-      </w:r>
-      <w:r>
-        <w:rPr>
-          <w:rFonts w:ascii="Courier New" w:hAnsi="Courier New"/>
-          <w:sz w:val="18"/>
-        </w:rPr>
-        <w:t>regisztracio.html      # Regisztrációs oldal</w:t>
+        <w:t xml:space="preserve">    ├── regisztracio.html      # Regisztrációs oldal</w:t>
       </w:r>
       <w:r>
         <w:rPr>
@@ -5707,14 +5586,7 @@
           <w:sz w:val="18"/>
         </w:rPr>
         <w:br/>
-        <w:t xml:space="preserve">    ├── style.css</w:t>
-      </w:r>
-      <w:r>
-        <w:rPr>
-          <w:rFonts w:ascii="Courier New" w:hAnsi="Courier New"/>
-          <w:sz w:val="18"/>
-        </w:rPr>
-        <w:t xml:space="preserve">              # Főoldal stíluslap</w:t>
+        <w:t xml:space="preserve">    ├── style.css              # Főoldal stíluslap</w:t>
       </w:r>
       <w:r>
         <w:rPr>
@@ -5746,14 +5618,7 @@
           <w:sz w:val="18"/>
         </w:rPr>
         <w:br/>
-        <w:t xml:space="preserve">    ├── jatek.js               # Kutyaját</w:t>
-      </w:r>
-      <w:r>
-        <w:rPr>
-          <w:rFonts w:ascii="Courier New" w:hAnsi="Courier New"/>
-          <w:sz w:val="18"/>
-        </w:rPr>
-        <w:t>ék modul</w:t>
+        <w:t xml:space="preserve">    ├── jatek.js               # Kutyajáték modul</w:t>
       </w:r>
       <w:r>
         <w:rPr>
@@ -5780,100 +5645,7 @@
         <w:t xml:space="preserve">        └── profilok/          # Feltöltött profilképek</w:t>
       </w:r>
     </w:p>
-    <w:p>
-      <w:r>
-        <w:br w:type="page"/>
-      </w:r>
-    </w:p>
-    <w:p>
-      <w:pPr>
-        <w:pStyle w:val="Cmsor1"/>
-      </w:pPr>
-      <w:r>
-        <w:rPr>
-          <w:sz w:val="32"/>
-        </w:rPr>
-        <w:lastRenderedPageBreak/>
-        <w:t>5. Részletes Műszaki Kiegészítések</w:t>
-      </w:r>
-    </w:p>
-    <w:p>
-      <w:pPr>
-        <w:pStyle w:val="Cmsor2"/>
-      </w:pPr>
-      <w:r>
-        <w:t>5.1 Komponensenkénti működési folyamat</w:t>
-      </w:r>
-    </w:p>
-    <w:p>
-      <w:r>
-        <w:t xml:space="preserve">A kliensoldal a public mappából töltődik, majd </w:t>
-      </w:r>
-      <w:r>
-        <w:t xml:space="preserve">a JavaScript réteg aszinkron HTTP hívásokkal kommunikál a szerverrel. A backend oldalon az Express middleware lánc sorrendje kiemelten fontos: CORS, session, body parser, statikus fájlszolgáltatás, majd az üzleti logika útvonalai. Ez a sorrend biztosítja, </w:t>
-      </w:r>
-      <w:r>
-        <w:t>hogy a védett végpontoknál már rendelkezésre álljon a munkamenet és a szükséges request body.</w:t>
-      </w:r>
-    </w:p>
-    <w:p>
-      <w:r>
-        <w:t>Az adatbázis-hozzáférés mysql2 paraméterezett lekérdezésekkel történik, amely védelmet ad az SQL injection ellen. A kutyák listázásánál az elerheto oszlop szerint</w:t>
-      </w:r>
-      <w:r>
-        <w:t>i szűrés biztosítja, hogy elfogadott örökbefogadás után az adott kutya automatikusan kikerüljön a nyilvános listából.</w:t>
-      </w:r>
-    </w:p>
-    <w:p>
-      <w:pPr>
-        <w:pStyle w:val="Cmsor2"/>
-      </w:pPr>
-      <w:r>
-        <w:t>5.2 Hibakezelési és naplózási javaslatok</w:t>
-      </w:r>
-    </w:p>
-    <w:p>
-      <w:r>
-        <w:t>A jelenlegi implementáció helyes alapot ad, azonban termelési környezetben ajánlott strukturált l</w:t>
-      </w:r>
-      <w:r>
-        <w:t>ogger bevezetése (szintenkénti log: info/warn/error), request azonosítóval. Így a hibák ok-okozati lánca könnyebben visszafejthető. Javasolt továbbá globális Express error middleware használata, amely egységes JSON hibaformátumot ad vissza a frontend felé.</w:t>
-      </w:r>
-    </w:p>
-    <w:p>
-      <w:r>
-        <w:t>További ajánlás a lassú lekérdezések monitorozása, különösen az örökbefogadási listák és komplexebb JOIN műveletek esetén. Ez indexelési javaslatokkal és query optimalizálással javítható.</w:t>
-      </w:r>
-    </w:p>
-    <w:p>
-      <w:pPr>
-        <w:pStyle w:val="Cmsor2"/>
-      </w:pPr>
-      <w:r>
-        <w:t>5.3 Biztonsági erősítési terv</w:t>
-      </w:r>
-    </w:p>
-    <w:p>
-      <w:r>
-        <w:t>A session secret jelenleg statikus; é</w:t>
-      </w:r>
-      <w:r>
-        <w:t xml:space="preserve">les környezetben környezeti változóból, hosszú kriptográfiai véletlen értékkel szükséges megadni. Emellett javasolt a secure cookie bekapcsolása HTTPS alatt, a SameSite politika szigorítása, valamint a CSP szabályok szűkítése (unsafe-inline és unsafe-eval </w:t>
-      </w:r>
-      <w:r>
-        <w:t>eltávolítása).</w:t>
-      </w:r>
-    </w:p>
-    <w:p>
-      <w:r>
-        <w:t>A jelszó-visszaállító tokenek jelenleg memóriában tárolódnak, így újraindításkor elvesznek. Magasabb rendelkezésre állás érdekében célszerű adatbázisban vagy Redis-ben kezelni őket, TTL (lejárat) mezővel.</w:t>
-      </w:r>
-    </w:p>
-    <w:p>
-      <w:pPr>
-        <w:jc w:val="center"/>
-      </w:pPr>
-    </w:p>
+    <w:p/>
     <w:sectPr>
       <w:pgSz w:w="12240" w:h="15840"/>
       <w:pgMar w:top="1417" w:right="1134" w:bottom="1417" w:left="1701" w:header="720" w:footer="720" w:gutter="0"/>
@@ -6372,11 +6144,6 @@
     <w:lsdException w:name="Book Title" w:uiPriority="33" w:qFormat="1"/>
     <w:lsdException w:name="Bibliography" w:semiHidden="1" w:uiPriority="37" w:unhideWhenUsed="1"/>
     <w:lsdException w:name="TOC Heading" w:semiHidden="1" w:uiPriority="39" w:unhideWhenUsed="1" w:qFormat="1"/>
-    <w:lsdException w:name="Plain Table 5" w:semiHidden="1" w:unhideWhenUsed="1"/>
-    <w:lsdException w:name="Grid Table Light" w:semiHidden="1" w:unhideWhenUsed="1"/>
-    <w:lsdException w:name="Grid Table 1 Light" w:semiHidden="1" w:unhideWhenUsed="1"/>
-    <w:lsdException w:name="Grid Table 2" w:semiHidden="1" w:unhideWhenUsed="1"/>
-    <w:lsdException w:name="Grid Table 3" w:semiHidden="1" w:unhideWhenUsed="1"/>
     <w:lsdException w:name="Grid Table 4" w:uiPriority="49"/>
     <w:lsdException w:name="Grid Table 5 Dark" w:uiPriority="50"/>
     <w:lsdException w:name="Grid Table 6 Colorful" w:uiPriority="51"/>

--- a/DOKUMENTUMOK/1_Fejlesztoi_Dokumentacio.docx
+++ b/DOKUMENTUMOK/1_Fejlesztoi_Dokumentacio.docx
@@ -88,7 +88,31 @@
         <w:spacing w:after="80"/>
       </w:pPr>
       <w:r>
-        <w:t>A projekt egy kutyamenhely számára készített webalkalmazás, amely lehetővé teszi a menhely látogatói számára, hogy megtekinthessék az örökbefogadható kutyákat, örökbefogadási kérelmet nyújthassanak be, adományokat rögzíthessenek, valamint visszajelzést küldjenek. Az adminisztrátorok számára biztosítja az állomány kezelését, az örökbefogadási kérelmek elbírálását és az automatikus e-mail értesítések küldését.</w:t>
+        <w:t xml:space="preserve">A </w:t>
+      </w:r>
+      <w:proofErr w:type="spellStart"/>
+      <w:r>
+        <w:t>projekt</w:t>
+      </w:r>
+      <w:proofErr w:type="spellEnd"/>
+      <w:r>
+        <w:t xml:space="preserve"> </w:t>
+      </w:r>
+      <w:proofErr w:type="spellStart"/>
+      <w:r>
+        <w:t>egy</w:t>
+      </w:r>
+      <w:proofErr w:type="spellEnd"/>
+      <w:r>
+        <w:t xml:space="preserve"> </w:t>
+      </w:r>
+      <w:proofErr w:type="spellStart"/>
+      <w:r>
+        <w:t>kutyamenhely</w:t>
+      </w:r>
+      <w:proofErr w:type="spellEnd"/>
+      <w:r>
+        <w:t xml:space="preserve"> számára készített webalkalmazás, amely lehetővé teszi a menhely látogatói számára, hogy megtekinthessék az örökbefogadható kutyákat, örökbefogadási kérelmet nyújthassanak be, adományokat rögzíthessenek, valamint visszajelzést küldjenek. Az adminisztrátorok számára biztosítja az állomány kezelését, az örökbefogadási kérelmek elbírálását és az automatikus e-mail értesítések küldését.</w:t>
       </w:r>
     </w:p>
     <w:p>
@@ -100,20 +124,63 @@
           <w:color w:val="E94560"/>
           <w:sz w:val="30"/>
         </w:rPr>
-        <w:t>1.2 Rendszerkövetelmények</w:t>
+        <w:t xml:space="preserve">1.2 </w:t>
       </w:r>
+      <w:proofErr w:type="spellStart"/>
+      <w:r>
+        <w:rPr>
+          <w:color w:val="E94560"/>
+          <w:sz w:val="30"/>
+        </w:rPr>
+        <w:t>Rendszerkövetelmények</w:t>
+      </w:r>
+      <w:proofErr w:type="spellEnd"/>
     </w:p>
     <w:p>
       <w:pPr>
         <w:pStyle w:val="Cmsor3"/>
       </w:pPr>
+      <w:proofErr w:type="spellStart"/>
       <w:r>
         <w:rPr>
           <w:color w:val="1A1A2E"/>
           <w:sz w:val="26"/>
         </w:rPr>
-        <w:t>Fejlesztői/szerver oldal</w:t>
+        <w:t>Fejlesztői</w:t>
       </w:r>
+      <w:proofErr w:type="spellEnd"/>
+      <w:r>
+        <w:rPr>
+          <w:color w:val="1A1A2E"/>
+          <w:sz w:val="26"/>
+        </w:rPr>
+        <w:t>/</w:t>
+      </w:r>
+      <w:proofErr w:type="spellStart"/>
+      <w:r>
+        <w:rPr>
+          <w:color w:val="1A1A2E"/>
+          <w:sz w:val="26"/>
+        </w:rPr>
+        <w:t>szerver</w:t>
+      </w:r>
+      <w:proofErr w:type="spellEnd"/>
+      <w:r>
+        <w:rPr>
+          <w:color w:val="1A1A2E"/>
+          <w:sz w:val="26"/>
+        </w:rPr>
+        <w:t xml:space="preserve"> </w:t>
+      </w:r>
+      <w:proofErr w:type="spellStart"/>
+      <w:r>
+        <w:rPr>
+          <w:color w:val="1A1A2E"/>
+          <w:sz w:val="26"/>
+        </w:rPr>
+        <w:t>oldal</w:t>
+      </w:r>
+      <w:proofErr w:type="spellEnd"/>
     </w:p>
     <w:tbl>
       <w:tblPr>
@@ -306,11 +373,94 @@
         <w:pStyle w:val="Cmsor3"/>
       </w:pPr>
       <w:r>
+        <w:drawing>
+          <wp:anchor distT="0" distB="0" distL="114300" distR="114300" simplePos="0" relativeHeight="251678720" behindDoc="0" locked="0" layoutInCell="1" allowOverlap="1" wp14:anchorId="0B20B195" wp14:editId="169674D9">
+            <wp:simplePos x="0" y="0"/>
+            <wp:positionH relativeFrom="column">
+              <wp:posOffset>3558540</wp:posOffset>
+            </wp:positionH>
+            <wp:positionV relativeFrom="paragraph">
+              <wp:posOffset>806450</wp:posOffset>
+            </wp:positionV>
+            <wp:extent cx="3018873" cy="1971675"/>
+            <wp:effectExtent l="0" t="0" r="0" b="0"/>
+            <wp:wrapNone/>
+            <wp:docPr id="7" name="Kép 7"/>
+            <wp:cNvGraphicFramePr>
+              <a:graphicFrameLocks xmlns:a="http://schemas.openxmlformats.org/drawingml/2006/main" noChangeAspect="1"/>
+            </wp:cNvGraphicFramePr>
+            <a:graphic xmlns:a="http://schemas.openxmlformats.org/drawingml/2006/main">
+              <a:graphicData uri="http://schemas.openxmlformats.org/drawingml/2006/picture">
+                <pic:pic xmlns:pic="http://schemas.openxmlformats.org/drawingml/2006/picture">
+                  <pic:nvPicPr>
+                    <pic:cNvPr id="1" name=""/>
+                    <pic:cNvPicPr/>
+                  </pic:nvPicPr>
+                  <pic:blipFill>
+                    <a:blip r:embed="rId6"/>
+                    <a:stretch>
+                      <a:fillRect/>
+                    </a:stretch>
+                  </pic:blipFill>
+                  <pic:spPr>
+                    <a:xfrm>
+                      <a:off x="0" y="0"/>
+                      <a:ext cx="3019856" cy="1972317"/>
+                    </a:xfrm>
+                    <a:prstGeom prst="rect">
+                      <a:avLst/>
+                    </a:prstGeom>
+                  </pic:spPr>
+                </pic:pic>
+              </a:graphicData>
+            </a:graphic>
+            <wp14:sizeRelH relativeFrom="margin">
+              <wp14:pctWidth>0</wp14:pctWidth>
+            </wp14:sizeRelH>
+            <wp14:sizeRelV relativeFrom="margin">
+              <wp14:pctHeight>0</wp14:pctHeight>
+            </wp14:sizeRelV>
+          </wp:anchor>
+        </w:drawing>
+      </w:r>
+      <w:r>
         <w:rPr>
           <w:color w:val="1A1A2E"/>
           <w:sz w:val="26"/>
         </w:rPr>
-        <w:t>Backend (szerver oldal)</w:t>
+        <w:t>Backend (</w:t>
+      </w:r>
+      <w:proofErr w:type="spellStart"/>
+      <w:r>
+        <w:rPr>
+          <w:color w:val="1A1A2E"/>
+          <w:sz w:val="26"/>
+        </w:rPr>
+        <w:t>szerver</w:t>
+      </w:r>
+      <w:proofErr w:type="spellEnd"/>
+      <w:r>
+        <w:rPr>
+          <w:color w:val="1A1A2E"/>
+          <w:sz w:val="26"/>
+        </w:rPr>
+        <w:t xml:space="preserve"> </w:t>
+      </w:r>
+      <w:proofErr w:type="spellStart"/>
+      <w:r>
+        <w:rPr>
+          <w:color w:val="1A1A2E"/>
+          <w:sz w:val="26"/>
+        </w:rPr>
+        <w:t>oldal</w:t>
+      </w:r>
+      <w:proofErr w:type="spellEnd"/>
+      <w:r>
+        <w:rPr>
+          <w:color w:val="1A1A2E"/>
+          <w:sz w:val="26"/>
+        </w:rPr>
+        <w:t>)</w:t>
       </w:r>
     </w:p>
     <w:tbl>
@@ -320,17 +470,21 @@
         <w:tblLook w:val="04A0" w:firstRow="1" w:lastRow="0" w:firstColumn="1" w:lastColumn="0" w:noHBand="0" w:noVBand="1"/>
       </w:tblPr>
       <w:tblGrid>
-        <w:gridCol w:w="3135"/>
-        <w:gridCol w:w="3135"/>
-        <w:gridCol w:w="3135"/>
+        <w:gridCol w:w="1845"/>
+        <w:gridCol w:w="1845"/>
+        <w:gridCol w:w="1845"/>
       </w:tblGrid>
       <w:tr>
-        <w:tc>
-          <w:tcPr>
-            <w:tcW w:w="3135" w:type="dxa"/>
+        <w:trPr>
+          <w:trHeight w:val="219"/>
+        </w:trPr>
+        <w:tc>
+          <w:tcPr>
+            <w:tcW w:w="1845" w:type="dxa"/>
             <w:shd w:val="clear" w:color="auto" w:fill="1A1A2E"/>
           </w:tcPr>
           <w:p>
+            <w:proofErr w:type="spellStart"/>
             <w:r>
               <w:rPr>
                 <w:b/>
@@ -339,11 +493,12 @@
               </w:rPr>
               <w:t>Csomag</w:t>
             </w:r>
-          </w:p>
-        </w:tc>
-        <w:tc>
-          <w:tcPr>
-            <w:tcW w:w="3135" w:type="dxa"/>
+            <w:proofErr w:type="spellEnd"/>
+          </w:p>
+        </w:tc>
+        <w:tc>
+          <w:tcPr>
+            <w:tcW w:w="1845" w:type="dxa"/>
             <w:shd w:val="clear" w:color="auto" w:fill="1A1A2E"/>
           </w:tcPr>
           <w:p>
@@ -359,7 +514,7 @@
         </w:tc>
         <w:tc>
           <w:tcPr>
-            <w:tcW w:w="3135" w:type="dxa"/>
+            <w:tcW w:w="1845" w:type="dxa"/>
             <w:shd w:val="clear" w:color="auto" w:fill="1A1A2E"/>
           </w:tcPr>
           <w:p>
@@ -375,9 +530,12 @@
         </w:tc>
       </w:tr>
       <w:tr>
-        <w:tc>
-          <w:tcPr>
-            <w:tcW w:w="3135" w:type="dxa"/>
+        <w:trPr>
+          <w:trHeight w:val="205"/>
+        </w:trPr>
+        <w:tc>
+          <w:tcPr>
+            <w:tcW w:w="1845" w:type="dxa"/>
           </w:tcPr>
           <w:p>
             <w:r>
@@ -390,7 +548,7 @@
         </w:tc>
         <w:tc>
           <w:tcPr>
-            <w:tcW w:w="3135" w:type="dxa"/>
+            <w:tcW w:w="1845" w:type="dxa"/>
           </w:tcPr>
           <w:p>
             <w:r>
@@ -403,7 +561,7 @@
         </w:tc>
         <w:tc>
           <w:tcPr>
-            <w:tcW w:w="3135" w:type="dxa"/>
+            <w:tcW w:w="1845" w:type="dxa"/>
           </w:tcPr>
           <w:p>
             <w:r>
@@ -416,9 +574,12 @@
         </w:tc>
       </w:tr>
       <w:tr>
-        <w:tc>
-          <w:tcPr>
-            <w:tcW w:w="3135" w:type="dxa"/>
+        <w:trPr>
+          <w:trHeight w:val="205"/>
+        </w:trPr>
+        <w:tc>
+          <w:tcPr>
+            <w:tcW w:w="1845" w:type="dxa"/>
             <w:shd w:val="clear" w:color="auto" w:fill="F7FAFC"/>
           </w:tcPr>
           <w:p>
@@ -432,7 +593,7 @@
         </w:tc>
         <w:tc>
           <w:tcPr>
-            <w:tcW w:w="3135" w:type="dxa"/>
+            <w:tcW w:w="1845" w:type="dxa"/>
             <w:shd w:val="clear" w:color="auto" w:fill="F7FAFC"/>
           </w:tcPr>
           <w:p>
@@ -446,7 +607,7 @@
         </w:tc>
         <w:tc>
           <w:tcPr>
-            <w:tcW w:w="3135" w:type="dxa"/>
+            <w:tcW w:w="1845" w:type="dxa"/>
             <w:shd w:val="clear" w:color="auto" w:fill="F7FAFC"/>
           </w:tcPr>
           <w:p>
@@ -460,9 +621,12 @@
         </w:tc>
       </w:tr>
       <w:tr>
-        <w:tc>
-          <w:tcPr>
-            <w:tcW w:w="3135" w:type="dxa"/>
+        <w:trPr>
+          <w:trHeight w:val="205"/>
+        </w:trPr>
+        <w:tc>
+          <w:tcPr>
+            <w:tcW w:w="1845" w:type="dxa"/>
           </w:tcPr>
           <w:p>
             <w:r>
@@ -475,7 +639,7 @@
         </w:tc>
         <w:tc>
           <w:tcPr>
-            <w:tcW w:w="3135" w:type="dxa"/>
+            <w:tcW w:w="1845" w:type="dxa"/>
           </w:tcPr>
           <w:p>
             <w:r>
@@ -488,7 +652,7 @@
         </w:tc>
         <w:tc>
           <w:tcPr>
-            <w:tcW w:w="3135" w:type="dxa"/>
+            <w:tcW w:w="1845" w:type="dxa"/>
           </w:tcPr>
           <w:p>
             <w:r>
@@ -501,9 +665,12 @@
         </w:tc>
       </w:tr>
       <w:tr>
-        <w:tc>
-          <w:tcPr>
-            <w:tcW w:w="3135" w:type="dxa"/>
+        <w:trPr>
+          <w:trHeight w:val="205"/>
+        </w:trPr>
+        <w:tc>
+          <w:tcPr>
+            <w:tcW w:w="1845" w:type="dxa"/>
             <w:shd w:val="clear" w:color="auto" w:fill="F7FAFC"/>
           </w:tcPr>
           <w:p>
@@ -517,7 +684,7 @@
         </w:tc>
         <w:tc>
           <w:tcPr>
-            <w:tcW w:w="3135" w:type="dxa"/>
+            <w:tcW w:w="1845" w:type="dxa"/>
             <w:shd w:val="clear" w:color="auto" w:fill="F7FAFC"/>
           </w:tcPr>
           <w:p>
@@ -531,7 +698,7 @@
         </w:tc>
         <w:tc>
           <w:tcPr>
-            <w:tcW w:w="3135" w:type="dxa"/>
+            <w:tcW w:w="1845" w:type="dxa"/>
             <w:shd w:val="clear" w:color="auto" w:fill="F7FAFC"/>
           </w:tcPr>
           <w:p>
@@ -545,9 +712,12 @@
         </w:tc>
       </w:tr>
       <w:tr>
-        <w:tc>
-          <w:tcPr>
-            <w:tcW w:w="3135" w:type="dxa"/>
+        <w:trPr>
+          <w:trHeight w:val="219"/>
+        </w:trPr>
+        <w:tc>
+          <w:tcPr>
+            <w:tcW w:w="1845" w:type="dxa"/>
           </w:tcPr>
           <w:p>
             <w:r>
@@ -560,7 +730,7 @@
         </w:tc>
         <w:tc>
           <w:tcPr>
-            <w:tcW w:w="3135" w:type="dxa"/>
+            <w:tcW w:w="1845" w:type="dxa"/>
           </w:tcPr>
           <w:p>
             <w:r>
@@ -573,7 +743,7 @@
         </w:tc>
         <w:tc>
           <w:tcPr>
-            <w:tcW w:w="3135" w:type="dxa"/>
+            <w:tcW w:w="1845" w:type="dxa"/>
           </w:tcPr>
           <w:p>
             <w:r>
@@ -586,9 +756,12 @@
         </w:tc>
       </w:tr>
       <w:tr>
-        <w:tc>
-          <w:tcPr>
-            <w:tcW w:w="3135" w:type="dxa"/>
+        <w:trPr>
+          <w:trHeight w:val="205"/>
+        </w:trPr>
+        <w:tc>
+          <w:tcPr>
+            <w:tcW w:w="1845" w:type="dxa"/>
             <w:shd w:val="clear" w:color="auto" w:fill="F7FAFC"/>
           </w:tcPr>
           <w:p>
@@ -602,7 +775,7 @@
         </w:tc>
         <w:tc>
           <w:tcPr>
-            <w:tcW w:w="3135" w:type="dxa"/>
+            <w:tcW w:w="1845" w:type="dxa"/>
             <w:shd w:val="clear" w:color="auto" w:fill="F7FAFC"/>
           </w:tcPr>
           <w:p>
@@ -616,7 +789,7 @@
         </w:tc>
         <w:tc>
           <w:tcPr>
-            <w:tcW w:w="3135" w:type="dxa"/>
+            <w:tcW w:w="1845" w:type="dxa"/>
             <w:shd w:val="clear" w:color="auto" w:fill="F7FAFC"/>
           </w:tcPr>
           <w:p>
@@ -630,9 +803,12 @@
         </w:tc>
       </w:tr>
       <w:tr>
-        <w:tc>
-          <w:tcPr>
-            <w:tcW w:w="3135" w:type="dxa"/>
+        <w:trPr>
+          <w:trHeight w:val="205"/>
+        </w:trPr>
+        <w:tc>
+          <w:tcPr>
+            <w:tcW w:w="1845" w:type="dxa"/>
           </w:tcPr>
           <w:p>
             <w:r>
@@ -645,7 +821,7 @@
         </w:tc>
         <w:tc>
           <w:tcPr>
-            <w:tcW w:w="3135" w:type="dxa"/>
+            <w:tcW w:w="1845" w:type="dxa"/>
           </w:tcPr>
           <w:p>
             <w:r>
@@ -658,7 +834,7 @@
         </w:tc>
         <w:tc>
           <w:tcPr>
-            <w:tcW w:w="3135" w:type="dxa"/>
+            <w:tcW w:w="1845" w:type="dxa"/>
           </w:tcPr>
           <w:p>
             <w:r>
@@ -671,9 +847,12 @@
         </w:tc>
       </w:tr>
       <w:tr>
-        <w:tc>
-          <w:tcPr>
-            <w:tcW w:w="3135" w:type="dxa"/>
+        <w:trPr>
+          <w:trHeight w:val="205"/>
+        </w:trPr>
+        <w:tc>
+          <w:tcPr>
+            <w:tcW w:w="1845" w:type="dxa"/>
             <w:shd w:val="clear" w:color="auto" w:fill="F7FAFC"/>
           </w:tcPr>
           <w:p>
@@ -687,7 +866,7 @@
         </w:tc>
         <w:tc>
           <w:tcPr>
-            <w:tcW w:w="3135" w:type="dxa"/>
+            <w:tcW w:w="1845" w:type="dxa"/>
             <w:shd w:val="clear" w:color="auto" w:fill="F7FAFC"/>
           </w:tcPr>
           <w:p>
@@ -701,7 +880,7 @@
         </w:tc>
         <w:tc>
           <w:tcPr>
-            <w:tcW w:w="3135" w:type="dxa"/>
+            <w:tcW w:w="1845" w:type="dxa"/>
             <w:shd w:val="clear" w:color="auto" w:fill="F7FAFC"/>
           </w:tcPr>
           <w:p>
@@ -715,9 +894,12 @@
         </w:tc>
       </w:tr>
       <w:tr>
-        <w:tc>
-          <w:tcPr>
-            <w:tcW w:w="3135" w:type="dxa"/>
+        <w:trPr>
+          <w:trHeight w:val="205"/>
+        </w:trPr>
+        <w:tc>
+          <w:tcPr>
+            <w:tcW w:w="1845" w:type="dxa"/>
           </w:tcPr>
           <w:p>
             <w:r>
@@ -730,7 +912,7 @@
         </w:tc>
         <w:tc>
           <w:tcPr>
-            <w:tcW w:w="3135" w:type="dxa"/>
+            <w:tcW w:w="1845" w:type="dxa"/>
           </w:tcPr>
           <w:p>
             <w:r>
@@ -743,7 +925,7 @@
         </w:tc>
         <w:tc>
           <w:tcPr>
-            <w:tcW w:w="3135" w:type="dxa"/>
+            <w:tcW w:w="1845" w:type="dxa"/>
           </w:tcPr>
           <w:p>
             <w:r>
@@ -756,9 +938,12 @@
         </w:tc>
       </w:tr>
       <w:tr>
-        <w:tc>
-          <w:tcPr>
-            <w:tcW w:w="3135" w:type="dxa"/>
+        <w:trPr>
+          <w:trHeight w:val="205"/>
+        </w:trPr>
+        <w:tc>
+          <w:tcPr>
+            <w:tcW w:w="1845" w:type="dxa"/>
             <w:shd w:val="clear" w:color="auto" w:fill="F7FAFC"/>
           </w:tcPr>
           <w:p>
@@ -772,7 +957,7 @@
         </w:tc>
         <w:tc>
           <w:tcPr>
-            <w:tcW w:w="3135" w:type="dxa"/>
+            <w:tcW w:w="1845" w:type="dxa"/>
             <w:shd w:val="clear" w:color="auto" w:fill="F7FAFC"/>
           </w:tcPr>
           <w:p>
@@ -786,7 +971,7 @@
         </w:tc>
         <w:tc>
           <w:tcPr>
-            <w:tcW w:w="3135" w:type="dxa"/>
+            <w:tcW w:w="1845" w:type="dxa"/>
             <w:shd w:val="clear" w:color="auto" w:fill="F7FAFC"/>
           </w:tcPr>
           <w:p>
@@ -800,9 +985,12 @@
         </w:tc>
       </w:tr>
       <w:tr>
-        <w:tc>
-          <w:tcPr>
-            <w:tcW w:w="3135" w:type="dxa"/>
+        <w:trPr>
+          <w:trHeight w:val="205"/>
+        </w:trPr>
+        <w:tc>
+          <w:tcPr>
+            <w:tcW w:w="1845" w:type="dxa"/>
           </w:tcPr>
           <w:p>
             <w:r>
@@ -815,7 +1003,7 @@
         </w:tc>
         <w:tc>
           <w:tcPr>
-            <w:tcW w:w="3135" w:type="dxa"/>
+            <w:tcW w:w="1845" w:type="dxa"/>
           </w:tcPr>
           <w:p>
             <w:r>
@@ -828,7 +1016,7 @@
         </w:tc>
         <w:tc>
           <w:tcPr>
-            <w:tcW w:w="3135" w:type="dxa"/>
+            <w:tcW w:w="1845" w:type="dxa"/>
           </w:tcPr>
           <w:p>
             <w:r>
@@ -841,9 +1029,12 @@
         </w:tc>
       </w:tr>
       <w:tr>
-        <w:tc>
-          <w:tcPr>
-            <w:tcW w:w="3135" w:type="dxa"/>
+        <w:trPr>
+          <w:trHeight w:val="205"/>
+        </w:trPr>
+        <w:tc>
+          <w:tcPr>
+            <w:tcW w:w="1845" w:type="dxa"/>
             <w:shd w:val="clear" w:color="auto" w:fill="F7FAFC"/>
           </w:tcPr>
           <w:p>
@@ -857,7 +1048,7 @@
         </w:tc>
         <w:tc>
           <w:tcPr>
-            <w:tcW w:w="3135" w:type="dxa"/>
+            <w:tcW w:w="1845" w:type="dxa"/>
             <w:shd w:val="clear" w:color="auto" w:fill="F7FAFC"/>
           </w:tcPr>
           <w:p>
@@ -871,7 +1062,7 @@
         </w:tc>
         <w:tc>
           <w:tcPr>
-            <w:tcW w:w="3135" w:type="dxa"/>
+            <w:tcW w:w="1845" w:type="dxa"/>
             <w:shd w:val="clear" w:color="auto" w:fill="F7FAFC"/>
           </w:tcPr>
           <w:p>
@@ -895,6 +1086,7 @@
           <w:color w:val="1A1A2E"/>
           <w:sz w:val="26"/>
         </w:rPr>
+        <w:lastRenderedPageBreak/>
         <w:t>Frontend (kliens oldal)</w:t>
       </w:r>
     </w:p>
@@ -915,6 +1107,7 @@
             <w:shd w:val="clear" w:color="auto" w:fill="1A1A2E"/>
           </w:tcPr>
           <w:p>
+            <w:proofErr w:type="spellStart"/>
             <w:r>
               <w:rPr>
                 <w:b/>
@@ -923,6 +1116,7 @@
               </w:rPr>
               <w:t>Technológia</w:t>
             </w:r>
+            <w:proofErr w:type="spellEnd"/>
           </w:p>
         </w:tc>
         <w:tc>
@@ -1039,7 +1233,6 @@
               <w:rPr>
                 <w:sz w:val="19"/>
               </w:rPr>
-              <w:lastRenderedPageBreak/>
               <w:t>Bootstrap 4.3.1</w:t>
             </w:r>
           </w:p>
@@ -1050,12 +1243,28 @@
             <w:shd w:val="clear" w:color="auto" w:fill="F7FAFC"/>
           </w:tcPr>
           <w:p>
-            <w:r>
-              <w:rPr>
-                <w:sz w:val="19"/>
-              </w:rPr>
-              <w:t>Reszponzív elrendezés</w:t>
-            </w:r>
+            <w:proofErr w:type="spellStart"/>
+            <w:r>
+              <w:rPr>
+                <w:sz w:val="19"/>
+              </w:rPr>
+              <w:t>Reszponzív</w:t>
+            </w:r>
+            <w:proofErr w:type="spellEnd"/>
+            <w:r>
+              <w:rPr>
+                <w:sz w:val="19"/>
+              </w:rPr>
+              <w:t xml:space="preserve"> </w:t>
+            </w:r>
+            <w:proofErr w:type="spellStart"/>
+            <w:r>
+              <w:rPr>
+                <w:sz w:val="19"/>
+              </w:rPr>
+              <w:t>elrendezés</w:t>
+            </w:r>
+            <w:proofErr w:type="spellEnd"/>
           </w:p>
         </w:tc>
       </w:tr>
@@ -1078,12 +1287,28 @@
             <w:tcW w:w="4702" w:type="dxa"/>
           </w:tcPr>
           <w:p>
-            <w:r>
-              <w:rPr>
-                <w:sz w:val="19"/>
-              </w:rPr>
-              <w:t>Kiegészítő utility stílusok</w:t>
-            </w:r>
+            <w:proofErr w:type="spellStart"/>
+            <w:r>
+              <w:rPr>
+                <w:sz w:val="19"/>
+              </w:rPr>
+              <w:t>Kiegészítő</w:t>
+            </w:r>
+            <w:proofErr w:type="spellEnd"/>
+            <w:r>
+              <w:rPr>
+                <w:sz w:val="19"/>
+              </w:rPr>
+              <w:t xml:space="preserve"> utility </w:t>
+            </w:r>
+            <w:proofErr w:type="spellStart"/>
+            <w:r>
+              <w:rPr>
+                <w:sz w:val="19"/>
+              </w:rPr>
+              <w:t>stílusok</w:t>
+            </w:r>
+            <w:proofErr w:type="spellEnd"/>
           </w:p>
         </w:tc>
       </w:tr>
@@ -1112,8 +1337,16 @@
               <w:rPr>
                 <w:sz w:val="19"/>
               </w:rPr>
-              <w:t>DOM manipuláció</w:t>
-            </w:r>
+              <w:t xml:space="preserve">DOM </w:t>
+            </w:r>
+            <w:proofErr w:type="spellStart"/>
+            <w:r>
+              <w:rPr>
+                <w:sz w:val="19"/>
+              </w:rPr>
+              <w:t>manipuláció</w:t>
+            </w:r>
+            <w:proofErr w:type="spellEnd"/>
           </w:p>
         </w:tc>
       </w:tr>
@@ -1136,12 +1369,14 @@
             <w:tcW w:w="4702" w:type="dxa"/>
           </w:tcPr>
           <w:p>
+            <w:proofErr w:type="spellStart"/>
             <w:r>
               <w:rPr>
                 <w:sz w:val="19"/>
               </w:rPr>
               <w:t>Ikonok</w:t>
             </w:r>
+            <w:proofErr w:type="spellEnd"/>
           </w:p>
         </w:tc>
       </w:tr>
@@ -1166,11 +1401,47 @@
             <w:shd w:val="clear" w:color="auto" w:fill="F7FAFC"/>
           </w:tcPr>
           <w:p>
-            <w:r>
-              <w:rPr>
-                <w:sz w:val="19"/>
-              </w:rPr>
-              <w:t>Keresős legördülő lista (admin oldal)</w:t>
+            <w:proofErr w:type="spellStart"/>
+            <w:r>
+              <w:rPr>
+                <w:sz w:val="19"/>
+              </w:rPr>
+              <w:t>Keresős</w:t>
+            </w:r>
+            <w:proofErr w:type="spellEnd"/>
+            <w:r>
+              <w:rPr>
+                <w:sz w:val="19"/>
+              </w:rPr>
+              <w:t xml:space="preserve"> </w:t>
+            </w:r>
+            <w:proofErr w:type="spellStart"/>
+            <w:r>
+              <w:rPr>
+                <w:sz w:val="19"/>
+              </w:rPr>
+              <w:t>legördülő</w:t>
+            </w:r>
+            <w:proofErr w:type="spellEnd"/>
+            <w:r>
+              <w:rPr>
+                <w:sz w:val="19"/>
+              </w:rPr>
+              <w:t xml:space="preserve"> </w:t>
+            </w:r>
+            <w:proofErr w:type="spellStart"/>
+            <w:r>
+              <w:rPr>
+                <w:sz w:val="19"/>
+              </w:rPr>
+              <w:t>lista</w:t>
+            </w:r>
+            <w:proofErr w:type="spellEnd"/>
+            <w:r>
+              <w:rPr>
+                <w:sz w:val="19"/>
+              </w:rPr>
+              <w:t xml:space="preserve"> (admin oldal)</w:t>
             </w:r>
           </w:p>
         </w:tc>
@@ -1194,12 +1465,14 @@
             <w:tcW w:w="4702" w:type="dxa"/>
           </w:tcPr>
           <w:p>
+            <w:proofErr w:type="spellStart"/>
             <w:r>
               <w:rPr>
                 <w:sz w:val="19"/>
               </w:rPr>
               <w:t>Betűtípus</w:t>
             </w:r>
+            <w:proofErr w:type="spellEnd"/>
           </w:p>
         </w:tc>
       </w:tr>
@@ -1222,13 +1495,37 @@
         <w:spacing w:after="80"/>
       </w:pPr>
       <w:r>
-        <w:t xml:space="preserve">Az alkalmazás egy </w:t>
+        <w:t xml:space="preserve">Az </w:t>
       </w:r>
+      <w:proofErr w:type="spellStart"/>
+      <w:r>
+        <w:t>alkalmazás</w:t>
+      </w:r>
+      <w:proofErr w:type="spellEnd"/>
+      <w:r>
+        <w:t xml:space="preserve"> </w:t>
+      </w:r>
+      <w:proofErr w:type="spellStart"/>
+      <w:r>
+        <w:t>egy</w:t>
+      </w:r>
+      <w:proofErr w:type="spellEnd"/>
+      <w:r>
+        <w:t xml:space="preserve"> </w:t>
+      </w:r>
+      <w:proofErr w:type="spellStart"/>
       <w:r>
         <w:rPr>
           <w:b/>
         </w:rPr>
-        <w:t>háromrétegű architektúrán</w:t>
+        <w:t>háromrétegű</w:t>
+      </w:r>
+      <w:proofErr w:type="spellEnd"/>
+      <w:r>
+        <w:rPr>
+          <w:b/>
+        </w:rPr>
+        <w:t xml:space="preserve"> architektúrán</w:t>
       </w:r>
       <w:r>
         <w:t xml:space="preserve"> alapul:</w:t>
@@ -1253,7 +1550,23 @@
           <w:sz w:val="18"/>
         </w:rPr>
         <w:br/>
-        <w:t>│          KLIENS (Böngésző)          │</w:t>
+        <w:t>│          KLIENS (</w:t>
+      </w:r>
+      <w:proofErr w:type="spellStart"/>
+      <w:r>
+        <w:rPr>
+          <w:rFonts w:ascii="Courier New" w:hAnsi="Courier New"/>
+          <w:sz w:val="18"/>
+        </w:rPr>
+        <w:t>Böngésző</w:t>
+      </w:r>
+      <w:proofErr w:type="spellEnd"/>
+      <w:r>
+        <w:rPr>
+          <w:rFonts w:ascii="Courier New" w:hAnsi="Courier New"/>
+          <w:sz w:val="18"/>
+        </w:rPr>
+        <w:t>)          │</w:t>
       </w:r>
       <w:r>
         <w:rPr>
@@ -1421,7 +1734,15 @@
         <w:spacing w:after="80"/>
       </w:pPr>
       <w:r>
-        <w:t xml:space="preserve">A szerver a </w:t>
+        <w:t xml:space="preserve">A </w:t>
+      </w:r>
+      <w:proofErr w:type="spellStart"/>
+      <w:r>
+        <w:t>szerver</w:t>
+      </w:r>
+      <w:proofErr w:type="spellEnd"/>
+      <w:r>
+        <w:t xml:space="preserve"> a </w:t>
       </w:r>
       <w:r>
         <w:rPr>
@@ -1455,22 +1776,40 @@
           <w:color w:val="E94560"/>
           <w:sz w:val="30"/>
         </w:rPr>
-        <w:t>1.5 Adatbázis-struktúra</w:t>
+        <w:t xml:space="preserve">1.5 </w:t>
       </w:r>
+      <w:proofErr w:type="spellStart"/>
+      <w:r>
+        <w:rPr>
+          <w:color w:val="E94560"/>
+          <w:sz w:val="30"/>
+        </w:rPr>
+        <w:t>Adatbázis-struktúra</w:t>
+      </w:r>
+      <w:proofErr w:type="spellEnd"/>
     </w:p>
     <w:p>
       <w:pPr>
         <w:spacing w:after="80"/>
       </w:pPr>
+      <w:proofErr w:type="spellStart"/>
       <w:r>
         <w:rPr>
           <w:b/>
         </w:rPr>
-        <w:t>Adatbázis neve:</w:t>
+        <w:t>Adatbázis</w:t>
+      </w:r>
+      <w:proofErr w:type="spellEnd"/>
+      <w:r>
+        <w:rPr>
+          <w:b/>
+        </w:rPr>
+        <w:t xml:space="preserve"> neve:</w:t>
       </w:r>
       <w:r>
         <w:t xml:space="preserve"> </w:t>
       </w:r>
+      <w:proofErr w:type="spellStart"/>
       <w:r>
         <w:rPr>
           <w:rFonts w:ascii="Courier New" w:hAnsi="Courier New"/>
@@ -1479,6 +1818,7 @@
         </w:rPr>
         <w:t>menhely</w:t>
       </w:r>
+      <w:proofErr w:type="spellEnd"/>
       <w:r>
         <w:t xml:space="preserve">  </w:t>
       </w:r>
@@ -1487,11 +1827,19 @@
       <w:pPr>
         <w:spacing w:after="80"/>
       </w:pPr>
+      <w:proofErr w:type="spellStart"/>
       <w:r>
         <w:rPr>
           <w:b/>
         </w:rPr>
-        <w:t>Szerver:</w:t>
+        <w:t>Szerver</w:t>
+      </w:r>
+      <w:proofErr w:type="spellEnd"/>
+      <w:r>
+        <w:rPr>
+          <w:b/>
+        </w:rPr>
+        <w:t>:</w:t>
       </w:r>
       <w:r>
         <w:t xml:space="preserve"> MariaDB 10.4.28 (localhost:3307)  </w:t>
@@ -1501,11 +1849,19 @@
       <w:pPr>
         <w:spacing w:after="80"/>
       </w:pPr>
+      <w:proofErr w:type="spellStart"/>
       <w:r>
         <w:rPr>
           <w:b/>
         </w:rPr>
-        <w:t>Karakterkészlet:</w:t>
+        <w:t>Karakterkészlet</w:t>
+      </w:r>
+      <w:proofErr w:type="spellEnd"/>
+      <w:r>
+        <w:rPr>
+          <w:b/>
+        </w:rPr>
+        <w:t>:</w:t>
       </w:r>
       <w:r>
         <w:t xml:space="preserve"> utf8mb4</w:t>
@@ -1517,11 +1873,90 @@
       </w:pPr>
       <w:r>
         <w:rPr>
+          <w:sz w:val="19"/>
+        </w:rPr>
+        <w:drawing>
+          <wp:anchor distT="0" distB="0" distL="114300" distR="114300" simplePos="0" relativeHeight="251643904" behindDoc="0" locked="0" layoutInCell="1" allowOverlap="1" wp14:anchorId="4C9E1B2A" wp14:editId="192ED2CA">
+            <wp:simplePos x="0" y="0"/>
+            <wp:positionH relativeFrom="column">
+              <wp:posOffset>4520565</wp:posOffset>
+            </wp:positionH>
+            <wp:positionV relativeFrom="paragraph">
+              <wp:posOffset>295275</wp:posOffset>
+            </wp:positionV>
+            <wp:extent cx="2114550" cy="1351474"/>
+            <wp:effectExtent l="0" t="0" r="0" b="1270"/>
+            <wp:wrapNone/>
+            <wp:docPr id="1" name="Kép 1"/>
+            <wp:cNvGraphicFramePr>
+              <a:graphicFrameLocks xmlns:a="http://schemas.openxmlformats.org/drawingml/2006/main" noChangeAspect="1"/>
+            </wp:cNvGraphicFramePr>
+            <a:graphic xmlns:a="http://schemas.openxmlformats.org/drawingml/2006/main">
+              <a:graphicData uri="http://schemas.openxmlformats.org/drawingml/2006/picture">
+                <pic:pic xmlns:pic="http://schemas.openxmlformats.org/drawingml/2006/picture">
+                  <pic:nvPicPr>
+                    <pic:cNvPr id="1" name=""/>
+                    <pic:cNvPicPr/>
+                  </pic:nvPicPr>
+                  <pic:blipFill>
+                    <a:blip r:embed="rId7"/>
+                    <a:stretch>
+                      <a:fillRect/>
+                    </a:stretch>
+                  </pic:blipFill>
+                  <pic:spPr>
+                    <a:xfrm>
+                      <a:off x="0" y="0"/>
+                      <a:ext cx="2114550" cy="1351474"/>
+                    </a:xfrm>
+                    <a:prstGeom prst="rect">
+                      <a:avLst/>
+                    </a:prstGeom>
+                  </pic:spPr>
+                </pic:pic>
+              </a:graphicData>
+            </a:graphic>
+            <wp14:sizeRelH relativeFrom="margin">
+              <wp14:pctWidth>0</wp14:pctWidth>
+            </wp14:sizeRelH>
+            <wp14:sizeRelV relativeFrom="margin">
+              <wp14:pctHeight>0</wp14:pctHeight>
+            </wp14:sizeRelV>
+          </wp:anchor>
+        </w:drawing>
+      </w:r>
+      <w:r>
+        <w:rPr>
           <w:color w:val="1A1A2E"/>
           <w:sz w:val="26"/>
         </w:rPr>
-        <w:t>1.5.1 `felhasznalok` tábla</w:t>
+        <w:t>1.5.1 `</w:t>
       </w:r>
+      <w:proofErr w:type="spellStart"/>
+      <w:r>
+        <w:rPr>
+          <w:color w:val="1A1A2E"/>
+          <w:sz w:val="26"/>
+        </w:rPr>
+        <w:t>felhasznalok</w:t>
+      </w:r>
+      <w:proofErr w:type="spellEnd"/>
+      <w:r>
+        <w:rPr>
+          <w:color w:val="1A1A2E"/>
+          <w:sz w:val="26"/>
+        </w:rPr>
+        <w:t xml:space="preserve">` </w:t>
+      </w:r>
+      <w:proofErr w:type="spellStart"/>
+      <w:r>
+        <w:rPr>
+          <w:color w:val="1A1A2E"/>
+          <w:sz w:val="26"/>
+        </w:rPr>
+        <w:t>tábla</w:t>
+      </w:r>
+      <w:proofErr w:type="spellEnd"/>
     </w:p>
     <w:tbl>
       <w:tblPr>
@@ -1530,17 +1965,21 @@
         <w:tblLook w:val="04A0" w:firstRow="1" w:lastRow="0" w:firstColumn="1" w:lastColumn="0" w:noHBand="0" w:noVBand="1"/>
       </w:tblPr>
       <w:tblGrid>
-        <w:gridCol w:w="3135"/>
-        <w:gridCol w:w="3135"/>
-        <w:gridCol w:w="3135"/>
+        <w:gridCol w:w="2060"/>
+        <w:gridCol w:w="2986"/>
+        <w:gridCol w:w="2060"/>
       </w:tblGrid>
       <w:tr>
-        <w:tc>
-          <w:tcPr>
-            <w:tcW w:w="3135" w:type="dxa"/>
+        <w:trPr>
+          <w:trHeight w:val="265"/>
+        </w:trPr>
+        <w:tc>
+          <w:tcPr>
+            <w:tcW w:w="2060" w:type="dxa"/>
             <w:shd w:val="clear" w:color="auto" w:fill="1A1A2E"/>
           </w:tcPr>
           <w:p>
+            <w:proofErr w:type="spellStart"/>
             <w:r>
               <w:rPr>
                 <w:b/>
@@ -1549,14 +1988,16 @@
               </w:rPr>
               <w:t>Oszlop</w:t>
             </w:r>
-          </w:p>
-        </w:tc>
-        <w:tc>
-          <w:tcPr>
-            <w:tcW w:w="3135" w:type="dxa"/>
+            <w:proofErr w:type="spellEnd"/>
+          </w:p>
+        </w:tc>
+        <w:tc>
+          <w:tcPr>
+            <w:tcW w:w="2060" w:type="dxa"/>
             <w:shd w:val="clear" w:color="auto" w:fill="1A1A2E"/>
           </w:tcPr>
           <w:p>
+            <w:proofErr w:type="spellStart"/>
             <w:r>
               <w:rPr>
                 <w:b/>
@@ -1565,14 +2006,16 @@
               </w:rPr>
               <w:t>Típus</w:t>
             </w:r>
-          </w:p>
-        </w:tc>
-        <w:tc>
-          <w:tcPr>
-            <w:tcW w:w="3135" w:type="dxa"/>
+            <w:proofErr w:type="spellEnd"/>
+          </w:p>
+        </w:tc>
+        <w:tc>
+          <w:tcPr>
+            <w:tcW w:w="2060" w:type="dxa"/>
             <w:shd w:val="clear" w:color="auto" w:fill="1A1A2E"/>
           </w:tcPr>
           <w:p>
+            <w:proofErr w:type="spellStart"/>
             <w:r>
               <w:rPr>
                 <w:b/>
@@ -1581,26 +2024,32 @@
               </w:rPr>
               <w:t>Leírás</w:t>
             </w:r>
+            <w:proofErr w:type="spellEnd"/>
           </w:p>
         </w:tc>
       </w:tr>
       <w:tr>
-        <w:tc>
-          <w:tcPr>
-            <w:tcW w:w="3135" w:type="dxa"/>
-          </w:tcPr>
-          <w:p>
+        <w:trPr>
+          <w:trHeight w:val="249"/>
+        </w:trPr>
+        <w:tc>
+          <w:tcPr>
+            <w:tcW w:w="2060" w:type="dxa"/>
+          </w:tcPr>
+          <w:p>
+            <w:proofErr w:type="spellStart"/>
             <w:r>
               <w:rPr>
                 <w:sz w:val="19"/>
               </w:rPr>
               <w:t>felhasznalo_id</w:t>
             </w:r>
-          </w:p>
-        </w:tc>
-        <w:tc>
-          <w:tcPr>
-            <w:tcW w:w="3135" w:type="dxa"/>
+            <w:proofErr w:type="spellEnd"/>
+          </w:p>
+        </w:tc>
+        <w:tc>
+          <w:tcPr>
+            <w:tcW w:w="2060" w:type="dxa"/>
           </w:tcPr>
           <w:p>
             <w:r>
@@ -1613,36 +2062,57 @@
         </w:tc>
         <w:tc>
           <w:tcPr>
-            <w:tcW w:w="3135" w:type="dxa"/>
-          </w:tcPr>
-          <w:p>
-            <w:r>
-              <w:rPr>
-                <w:sz w:val="19"/>
-              </w:rPr>
-              <w:t>Egyedi azonosító</w:t>
-            </w:r>
+            <w:tcW w:w="2060" w:type="dxa"/>
+          </w:tcPr>
+          <w:p>
+            <w:proofErr w:type="spellStart"/>
+            <w:r>
+              <w:rPr>
+                <w:sz w:val="19"/>
+              </w:rPr>
+              <w:t>Egyedi</w:t>
+            </w:r>
+            <w:proofErr w:type="spellEnd"/>
+            <w:r>
+              <w:rPr>
+                <w:sz w:val="19"/>
+              </w:rPr>
+              <w:t xml:space="preserve"> </w:t>
+            </w:r>
+            <w:proofErr w:type="spellStart"/>
+            <w:r>
+              <w:rPr>
+                <w:sz w:val="19"/>
+              </w:rPr>
+              <w:t>azonosító</w:t>
+            </w:r>
+            <w:proofErr w:type="spellEnd"/>
           </w:p>
         </w:tc>
       </w:tr>
       <w:tr>
-        <w:tc>
-          <w:tcPr>
-            <w:tcW w:w="3135" w:type="dxa"/>
+        <w:trPr>
+          <w:trHeight w:val="249"/>
+        </w:trPr>
+        <w:tc>
+          <w:tcPr>
+            <w:tcW w:w="2060" w:type="dxa"/>
             <w:shd w:val="clear" w:color="auto" w:fill="F7FAFC"/>
           </w:tcPr>
           <w:p>
+            <w:proofErr w:type="spellStart"/>
             <w:r>
               <w:rPr>
                 <w:sz w:val="19"/>
               </w:rPr>
               <w:t>felhasznalonev</w:t>
             </w:r>
-          </w:p>
-        </w:tc>
-        <w:tc>
-          <w:tcPr>
-            <w:tcW w:w="3135" w:type="dxa"/>
+            <w:proofErr w:type="spellEnd"/>
+          </w:p>
+        </w:tc>
+        <w:tc>
+          <w:tcPr>
+            <w:tcW w:w="2060" w:type="dxa"/>
             <w:shd w:val="clear" w:color="auto" w:fill="F7FAFC"/>
           </w:tcPr>
           <w:p>
@@ -1656,36 +2126,56 @@
         </w:tc>
         <w:tc>
           <w:tcPr>
-            <w:tcW w:w="3135" w:type="dxa"/>
+            <w:tcW w:w="2060" w:type="dxa"/>
             <w:shd w:val="clear" w:color="auto" w:fill="F7FAFC"/>
           </w:tcPr>
           <w:p>
-            <w:r>
-              <w:rPr>
-                <w:sz w:val="19"/>
-              </w:rPr>
-              <w:t>Felhasználói név</w:t>
-            </w:r>
+            <w:proofErr w:type="spellStart"/>
+            <w:r>
+              <w:rPr>
+                <w:sz w:val="19"/>
+              </w:rPr>
+              <w:t>Felhasználói</w:t>
+            </w:r>
+            <w:proofErr w:type="spellEnd"/>
+            <w:r>
+              <w:rPr>
+                <w:sz w:val="19"/>
+              </w:rPr>
+              <w:t xml:space="preserve"> </w:t>
+            </w:r>
+            <w:proofErr w:type="spellStart"/>
+            <w:r>
+              <w:rPr>
+                <w:sz w:val="19"/>
+              </w:rPr>
+              <w:t>név</w:t>
+            </w:r>
+            <w:proofErr w:type="spellEnd"/>
           </w:p>
         </w:tc>
       </w:tr>
       <w:tr>
-        <w:tc>
-          <w:tcPr>
-            <w:tcW w:w="3135" w:type="dxa"/>
-          </w:tcPr>
-          <w:p>
-            <w:r>
-              <w:rPr>
-                <w:sz w:val="19"/>
-              </w:rPr>
+        <w:trPr>
+          <w:trHeight w:val="249"/>
+        </w:trPr>
+        <w:tc>
+          <w:tcPr>
+            <w:tcW w:w="2060" w:type="dxa"/>
+          </w:tcPr>
+          <w:p>
+            <w:r>
+              <w:rPr>
+                <w:sz w:val="19"/>
+              </w:rPr>
+              <w:lastRenderedPageBreak/>
               <w:t>email</w:t>
             </w:r>
           </w:p>
         </w:tc>
         <w:tc>
           <w:tcPr>
-            <w:tcW w:w="3135" w:type="dxa"/>
+            <w:tcW w:w="2060" w:type="dxa"/>
           </w:tcPr>
           <w:p>
             <w:r>
@@ -1698,36 +2188,69 @@
         </w:tc>
         <w:tc>
           <w:tcPr>
-            <w:tcW w:w="3135" w:type="dxa"/>
-          </w:tcPr>
-          <w:p>
-            <w:r>
-              <w:rPr>
-                <w:sz w:val="19"/>
-              </w:rPr>
-              <w:t>Email cím (egyedi)</w:t>
+            <w:tcW w:w="2060" w:type="dxa"/>
+          </w:tcPr>
+          <w:p>
+            <w:r>
+              <w:rPr>
+                <w:sz w:val="19"/>
+              </w:rPr>
+              <w:t xml:space="preserve">Email </w:t>
+            </w:r>
+            <w:proofErr w:type="spellStart"/>
+            <w:r>
+              <w:rPr>
+                <w:sz w:val="19"/>
+              </w:rPr>
+              <w:t>cím</w:t>
+            </w:r>
+            <w:proofErr w:type="spellEnd"/>
+            <w:r>
+              <w:rPr>
+                <w:sz w:val="19"/>
+              </w:rPr>
+              <w:t xml:space="preserve"> (</w:t>
+            </w:r>
+            <w:proofErr w:type="spellStart"/>
+            <w:r>
+              <w:rPr>
+                <w:sz w:val="19"/>
+              </w:rPr>
+              <w:t>egyedi</w:t>
+            </w:r>
+            <w:proofErr w:type="spellEnd"/>
+            <w:r>
+              <w:rPr>
+                <w:sz w:val="19"/>
+              </w:rPr>
+              <w:t>)</w:t>
             </w:r>
           </w:p>
         </w:tc>
       </w:tr>
       <w:tr>
-        <w:tc>
-          <w:tcPr>
-            <w:tcW w:w="3135" w:type="dxa"/>
+        <w:trPr>
+          <w:trHeight w:val="249"/>
+        </w:trPr>
+        <w:tc>
+          <w:tcPr>
+            <w:tcW w:w="2060" w:type="dxa"/>
             <w:shd w:val="clear" w:color="auto" w:fill="F7FAFC"/>
           </w:tcPr>
           <w:p>
+            <w:proofErr w:type="spellStart"/>
             <w:r>
               <w:rPr>
                 <w:sz w:val="19"/>
               </w:rPr>
               <w:t>jelszo</w:t>
             </w:r>
-          </w:p>
-        </w:tc>
-        <w:tc>
-          <w:tcPr>
-            <w:tcW w:w="3135" w:type="dxa"/>
+            <w:proofErr w:type="spellEnd"/>
+          </w:p>
+        </w:tc>
+        <w:tc>
+          <w:tcPr>
+            <w:tcW w:w="2060" w:type="dxa"/>
             <w:shd w:val="clear" w:color="auto" w:fill="F7FAFC"/>
           </w:tcPr>
           <w:p>
@@ -1741,78 +2264,162 @@
         </w:tc>
         <w:tc>
           <w:tcPr>
-            <w:tcW w:w="3135" w:type="dxa"/>
+            <w:tcW w:w="2060" w:type="dxa"/>
             <w:shd w:val="clear" w:color="auto" w:fill="F7FAFC"/>
           </w:tcPr>
           <w:p>
-            <w:r>
-              <w:rPr>
-                <w:sz w:val="19"/>
-              </w:rPr>
-              <w:t>bcrypt hashelt jelszó</w:t>
-            </w:r>
+            <w:proofErr w:type="spellStart"/>
+            <w:r>
+              <w:rPr>
+                <w:sz w:val="19"/>
+              </w:rPr>
+              <w:t>bcrypt</w:t>
+            </w:r>
+            <w:proofErr w:type="spellEnd"/>
+            <w:r>
+              <w:rPr>
+                <w:sz w:val="19"/>
+              </w:rPr>
+              <w:t xml:space="preserve"> </w:t>
+            </w:r>
+            <w:proofErr w:type="spellStart"/>
+            <w:r>
+              <w:rPr>
+                <w:sz w:val="19"/>
+              </w:rPr>
+              <w:t>hashelt</w:t>
+            </w:r>
+            <w:proofErr w:type="spellEnd"/>
+            <w:r>
+              <w:rPr>
+                <w:sz w:val="19"/>
+              </w:rPr>
+              <w:t xml:space="preserve"> </w:t>
+            </w:r>
+            <w:proofErr w:type="spellStart"/>
+            <w:r>
+              <w:rPr>
+                <w:sz w:val="19"/>
+              </w:rPr>
+              <w:t>jelszó</w:t>
+            </w:r>
+            <w:proofErr w:type="spellEnd"/>
           </w:p>
         </w:tc>
       </w:tr>
       <w:tr>
-        <w:tc>
-          <w:tcPr>
-            <w:tcW w:w="3135" w:type="dxa"/>
-          </w:tcPr>
-          <w:p>
+        <w:trPr>
+          <w:trHeight w:val="265"/>
+        </w:trPr>
+        <w:tc>
+          <w:tcPr>
+            <w:tcW w:w="2060" w:type="dxa"/>
+          </w:tcPr>
+          <w:p>
+            <w:proofErr w:type="spellStart"/>
             <w:r>
               <w:rPr>
                 <w:sz w:val="19"/>
               </w:rPr>
               <w:t>szerepkor</w:t>
             </w:r>
-          </w:p>
-        </w:tc>
-        <w:tc>
-          <w:tcPr>
-            <w:tcW w:w="3135" w:type="dxa"/>
-          </w:tcPr>
-          <w:p>
-            <w:r>
-              <w:rPr>
-                <w:sz w:val="19"/>
-              </w:rPr>
-              <w:t>ENUM('admin','dolgozo','onkentes')</w:t>
-            </w:r>
-          </w:p>
-        </w:tc>
-        <w:tc>
-          <w:tcPr>
-            <w:tcW w:w="3135" w:type="dxa"/>
-          </w:tcPr>
-          <w:p>
-            <w:r>
-              <w:rPr>
-                <w:sz w:val="19"/>
-              </w:rPr>
-              <w:t>Jogosultsági szint</w:t>
-            </w:r>
+            <w:proofErr w:type="spellEnd"/>
+          </w:p>
+        </w:tc>
+        <w:tc>
+          <w:tcPr>
+            <w:tcW w:w="2060" w:type="dxa"/>
+          </w:tcPr>
+          <w:p>
+            <w:r>
+              <w:rPr>
+                <w:sz w:val="19"/>
+              </w:rPr>
+              <w:t>ENUM('admin','</w:t>
+            </w:r>
+            <w:proofErr w:type="spellStart"/>
+            <w:r>
+              <w:rPr>
+                <w:sz w:val="19"/>
+              </w:rPr>
+              <w:t>dolgozo</w:t>
+            </w:r>
+            <w:proofErr w:type="spellEnd"/>
+            <w:r>
+              <w:rPr>
+                <w:sz w:val="19"/>
+              </w:rPr>
+              <w:t>','</w:t>
+            </w:r>
+            <w:proofErr w:type="spellStart"/>
+            <w:r>
+              <w:rPr>
+                <w:sz w:val="19"/>
+              </w:rPr>
+              <w:t>onkentes</w:t>
+            </w:r>
+            <w:proofErr w:type="spellEnd"/>
+            <w:r>
+              <w:rPr>
+                <w:sz w:val="19"/>
+              </w:rPr>
+              <w:t>')</w:t>
+            </w:r>
+          </w:p>
+        </w:tc>
+        <w:tc>
+          <w:tcPr>
+            <w:tcW w:w="2060" w:type="dxa"/>
+          </w:tcPr>
+          <w:p>
+            <w:proofErr w:type="spellStart"/>
+            <w:r>
+              <w:rPr>
+                <w:sz w:val="19"/>
+              </w:rPr>
+              <w:t>Jogosultsági</w:t>
+            </w:r>
+            <w:proofErr w:type="spellEnd"/>
+            <w:r>
+              <w:rPr>
+                <w:sz w:val="19"/>
+              </w:rPr>
+              <w:t xml:space="preserve"> </w:t>
+            </w:r>
+            <w:proofErr w:type="spellStart"/>
+            <w:r>
+              <w:rPr>
+                <w:sz w:val="19"/>
+              </w:rPr>
+              <w:t>szint</w:t>
+            </w:r>
+            <w:proofErr w:type="spellEnd"/>
           </w:p>
         </w:tc>
       </w:tr>
       <w:tr>
-        <w:tc>
-          <w:tcPr>
-            <w:tcW w:w="3135" w:type="dxa"/>
+        <w:trPr>
+          <w:trHeight w:val="249"/>
+        </w:trPr>
+        <w:tc>
+          <w:tcPr>
+            <w:tcW w:w="2060" w:type="dxa"/>
             <w:shd w:val="clear" w:color="auto" w:fill="F7FAFC"/>
           </w:tcPr>
           <w:p>
+            <w:proofErr w:type="spellStart"/>
             <w:r>
               <w:rPr>
                 <w:sz w:val="19"/>
               </w:rPr>
               <w:t>kep_url</w:t>
             </w:r>
-          </w:p>
-        </w:tc>
-        <w:tc>
-          <w:tcPr>
-            <w:tcW w:w="3135" w:type="dxa"/>
+            <w:proofErr w:type="spellEnd"/>
+          </w:p>
+        </w:tc>
+        <w:tc>
+          <w:tcPr>
+            <w:tcW w:w="2060" w:type="dxa"/>
             <w:shd w:val="clear" w:color="auto" w:fill="F7FAFC"/>
           </w:tcPr>
           <w:p>
@@ -1826,16 +2433,90 @@
         </w:tc>
         <w:tc>
           <w:tcPr>
-            <w:tcW w:w="3135" w:type="dxa"/>
+            <w:tcW w:w="2060" w:type="dxa"/>
             <w:shd w:val="clear" w:color="auto" w:fill="F7FAFC"/>
           </w:tcPr>
           <w:p>
-            <w:r>
-              <w:rPr>
-                <w:sz w:val="19"/>
-              </w:rPr>
-              <w:t>Profilkép elérési útja</w:t>
-            </w:r>
+            <w:proofErr w:type="spellStart"/>
+            <w:r>
+              <w:rPr>
+                <w:sz w:val="19"/>
+              </w:rPr>
+              <w:t>Profilkép</w:t>
+            </w:r>
+            <w:proofErr w:type="spellEnd"/>
+            <w:r>
+              <w:rPr>
+                <w:sz w:val="19"/>
+              </w:rPr>
+              <w:t xml:space="preserve"> </w:t>
+            </w:r>
+            <w:proofErr w:type="spellStart"/>
+            <w:r>
+              <w:rPr>
+                <w:sz w:val="19"/>
+              </w:rPr>
+              <w:t>elérési</w:t>
+            </w:r>
+            <w:proofErr w:type="spellEnd"/>
+            <w:r>
+              <w:rPr>
+                <w:sz w:val="19"/>
+              </w:rPr>
+              <w:t xml:space="preserve"> </w:t>
+            </w:r>
+            <w:proofErr w:type="spellStart"/>
+            <w:r>
+              <w:rPr>
+                <w:sz w:val="19"/>
+              </w:rPr>
+              <w:t>útja</w:t>
+            </w:r>
+            <w:proofErr w:type="spellEnd"/>
+          </w:p>
+        </w:tc>
+      </w:tr>
+      <w:tr>
+        <w:trPr>
+          <w:trHeight w:val="249"/>
+        </w:trPr>
+        <w:tc>
+          <w:tcPr>
+            <w:tcW w:w="2060" w:type="dxa"/>
+            <w:shd w:val="clear" w:color="auto" w:fill="F7FAFC"/>
+          </w:tcPr>
+          <w:p>
+            <w:pPr>
+              <w:rPr>
+                <w:sz w:val="19"/>
+              </w:rPr>
+            </w:pPr>
+          </w:p>
+        </w:tc>
+        <w:tc>
+          <w:tcPr>
+            <w:tcW w:w="2060" w:type="dxa"/>
+            <w:shd w:val="clear" w:color="auto" w:fill="F7FAFC"/>
+          </w:tcPr>
+          <w:p>
+            <w:pPr>
+              <w:rPr>
+                <w:sz w:val="19"/>
+              </w:rPr>
+            </w:pPr>
+          </w:p>
+        </w:tc>
+        <w:tc>
+          <w:tcPr>
+            <w:tcW w:w="2060" w:type="dxa"/>
+            <w:shd w:val="clear" w:color="auto" w:fill="F7FAFC"/>
+          </w:tcPr>
+          <w:p>
+            <w:pPr>
+              <w:rPr>
+                <w:sz w:val="19"/>
+              </w:rPr>
+            </w:pPr>
           </w:p>
         </w:tc>
       </w:tr>
@@ -1846,13 +2527,88 @@
         <w:pStyle w:val="Cmsor3"/>
       </w:pPr>
       <w:r>
+        <w:drawing>
+          <wp:anchor distT="0" distB="0" distL="114300" distR="114300" simplePos="0" relativeHeight="251652096" behindDoc="0" locked="0" layoutInCell="1" allowOverlap="1" wp14:anchorId="04BE76B7" wp14:editId="34C1FA8E">
+            <wp:simplePos x="0" y="0"/>
+            <wp:positionH relativeFrom="column">
+              <wp:posOffset>4510405</wp:posOffset>
+            </wp:positionH>
+            <wp:positionV relativeFrom="paragraph">
+              <wp:posOffset>-318770</wp:posOffset>
+            </wp:positionV>
+            <wp:extent cx="1704975" cy="2501072"/>
+            <wp:effectExtent l="0" t="0" r="0" b="0"/>
+            <wp:wrapNone/>
+            <wp:docPr id="2" name="Kép 2"/>
+            <wp:cNvGraphicFramePr>
+              <a:graphicFrameLocks xmlns:a="http://schemas.openxmlformats.org/drawingml/2006/main" noChangeAspect="1"/>
+            </wp:cNvGraphicFramePr>
+            <a:graphic xmlns:a="http://schemas.openxmlformats.org/drawingml/2006/main">
+              <a:graphicData uri="http://schemas.openxmlformats.org/drawingml/2006/picture">
+                <pic:pic xmlns:pic="http://schemas.openxmlformats.org/drawingml/2006/picture">
+                  <pic:nvPicPr>
+                    <pic:cNvPr id="1" name=""/>
+                    <pic:cNvPicPr/>
+                  </pic:nvPicPr>
+                  <pic:blipFill>
+                    <a:blip r:embed="rId8"/>
+                    <a:stretch>
+                      <a:fillRect/>
+                    </a:stretch>
+                  </pic:blipFill>
+                  <pic:spPr>
+                    <a:xfrm>
+                      <a:off x="0" y="0"/>
+                      <a:ext cx="1704975" cy="2501072"/>
+                    </a:xfrm>
+                    <a:prstGeom prst="rect">
+                      <a:avLst/>
+                    </a:prstGeom>
+                  </pic:spPr>
+                </pic:pic>
+              </a:graphicData>
+            </a:graphic>
+            <wp14:sizeRelH relativeFrom="margin">
+              <wp14:pctWidth>0</wp14:pctWidth>
+            </wp14:sizeRelH>
+            <wp14:sizeRelV relativeFrom="margin">
+              <wp14:pctHeight>0</wp14:pctHeight>
+            </wp14:sizeRelV>
+          </wp:anchor>
+        </w:drawing>
+      </w:r>
+      <w:r>
         <w:rPr>
           <w:color w:val="1A1A2E"/>
           <w:sz w:val="26"/>
         </w:rPr>
-        <w:lastRenderedPageBreak/>
-        <w:t>1.5.2 `kutyak` tábla</w:t>
+        <w:t>1.5.2 `</w:t>
       </w:r>
+      <w:proofErr w:type="spellStart"/>
+      <w:r>
+        <w:rPr>
+          <w:color w:val="1A1A2E"/>
+          <w:sz w:val="26"/>
+        </w:rPr>
+        <w:t>kutyak</w:t>
+      </w:r>
+      <w:proofErr w:type="spellEnd"/>
+      <w:r>
+        <w:rPr>
+          <w:color w:val="1A1A2E"/>
+          <w:sz w:val="26"/>
+        </w:rPr>
+        <w:t xml:space="preserve">` </w:t>
+      </w:r>
+      <w:proofErr w:type="spellStart"/>
+      <w:r>
+        <w:rPr>
+          <w:color w:val="1A1A2E"/>
+          <w:sz w:val="26"/>
+        </w:rPr>
+        <w:t>tábla</w:t>
+      </w:r>
+      <w:proofErr w:type="spellEnd"/>
     </w:p>
     <w:tbl>
       <w:tblPr>
@@ -1861,17 +2617,21 @@
         <w:tblLook w:val="04A0" w:firstRow="1" w:lastRow="0" w:firstColumn="1" w:lastColumn="0" w:noHBand="0" w:noVBand="1"/>
       </w:tblPr>
       <w:tblGrid>
-        <w:gridCol w:w="3135"/>
-        <w:gridCol w:w="3135"/>
-        <w:gridCol w:w="3135"/>
+        <w:gridCol w:w="2160"/>
+        <w:gridCol w:w="2160"/>
+        <w:gridCol w:w="2160"/>
       </w:tblGrid>
       <w:tr>
-        <w:tc>
-          <w:tcPr>
-            <w:tcW w:w="3135" w:type="dxa"/>
+        <w:trPr>
+          <w:trHeight w:val="266"/>
+        </w:trPr>
+        <w:tc>
+          <w:tcPr>
+            <w:tcW w:w="2160" w:type="dxa"/>
             <w:shd w:val="clear" w:color="auto" w:fill="1A1A2E"/>
           </w:tcPr>
           <w:p>
+            <w:proofErr w:type="spellStart"/>
             <w:r>
               <w:rPr>
                 <w:b/>
@@ -1880,11 +2640,12 @@
               </w:rPr>
               <w:t>Oszlop</w:t>
             </w:r>
-          </w:p>
-        </w:tc>
-        <w:tc>
-          <w:tcPr>
-            <w:tcW w:w="3135" w:type="dxa"/>
+            <w:proofErr w:type="spellEnd"/>
+          </w:p>
+        </w:tc>
+        <w:tc>
+          <w:tcPr>
+            <w:tcW w:w="2160" w:type="dxa"/>
             <w:shd w:val="clear" w:color="auto" w:fill="1A1A2E"/>
           </w:tcPr>
           <w:p>
@@ -1900,10 +2661,11 @@
         </w:tc>
         <w:tc>
           <w:tcPr>
-            <w:tcW w:w="3135" w:type="dxa"/>
+            <w:tcW w:w="2160" w:type="dxa"/>
             <w:shd w:val="clear" w:color="auto" w:fill="1A1A2E"/>
           </w:tcPr>
           <w:p>
+            <w:proofErr w:type="spellStart"/>
             <w:r>
               <w:rPr>
                 <w:b/>
@@ -1912,13 +2674,17 @@
               </w:rPr>
               <w:t>Leírás</w:t>
             </w:r>
+            <w:proofErr w:type="spellEnd"/>
           </w:p>
         </w:tc>
       </w:tr>
       <w:tr>
-        <w:tc>
-          <w:tcPr>
-            <w:tcW w:w="3135" w:type="dxa"/>
+        <w:trPr>
+          <w:trHeight w:val="249"/>
+        </w:trPr>
+        <w:tc>
+          <w:tcPr>
+            <w:tcW w:w="2160" w:type="dxa"/>
           </w:tcPr>
           <w:p>
             <w:r>
@@ -1931,7 +2697,7 @@
         </w:tc>
         <w:tc>
           <w:tcPr>
-            <w:tcW w:w="3135" w:type="dxa"/>
+            <w:tcW w:w="2160" w:type="dxa"/>
           </w:tcPr>
           <w:p>
             <w:r>
@@ -1944,22 +2710,41 @@
         </w:tc>
         <w:tc>
           <w:tcPr>
-            <w:tcW w:w="3135" w:type="dxa"/>
-          </w:tcPr>
-          <w:p>
-            <w:r>
-              <w:rPr>
-                <w:sz w:val="19"/>
-              </w:rPr>
-              <w:t>Egyedi azonosító</w:t>
-            </w:r>
+            <w:tcW w:w="2160" w:type="dxa"/>
+          </w:tcPr>
+          <w:p>
+            <w:proofErr w:type="spellStart"/>
+            <w:r>
+              <w:rPr>
+                <w:sz w:val="19"/>
+              </w:rPr>
+              <w:t>Egyedi</w:t>
+            </w:r>
+            <w:proofErr w:type="spellEnd"/>
+            <w:r>
+              <w:rPr>
+                <w:sz w:val="19"/>
+              </w:rPr>
+              <w:t xml:space="preserve"> </w:t>
+            </w:r>
+            <w:proofErr w:type="spellStart"/>
+            <w:r>
+              <w:rPr>
+                <w:sz w:val="19"/>
+              </w:rPr>
+              <w:t>azonosító</w:t>
+            </w:r>
+            <w:proofErr w:type="spellEnd"/>
           </w:p>
         </w:tc>
       </w:tr>
       <w:tr>
-        <w:tc>
-          <w:tcPr>
-            <w:tcW w:w="3135" w:type="dxa"/>
+        <w:trPr>
+          <w:trHeight w:val="249"/>
+        </w:trPr>
+        <w:tc>
+          <w:tcPr>
+            <w:tcW w:w="2160" w:type="dxa"/>
             <w:shd w:val="clear" w:color="auto" w:fill="F7FAFC"/>
           </w:tcPr>
           <w:p>
@@ -1973,7 +2758,7 @@
         </w:tc>
         <w:tc>
           <w:tcPr>
-            <w:tcW w:w="3135" w:type="dxa"/>
+            <w:tcW w:w="2160" w:type="dxa"/>
             <w:shd w:val="clear" w:color="auto" w:fill="F7FAFC"/>
           </w:tcPr>
           <w:p>
@@ -1987,7 +2772,7 @@
         </w:tc>
         <w:tc>
           <w:tcPr>
-            <w:tcW w:w="3135" w:type="dxa"/>
+            <w:tcW w:w="2160" w:type="dxa"/>
             <w:shd w:val="clear" w:color="auto" w:fill="F7FAFC"/>
           </w:tcPr>
           <w:p>
@@ -2001,9 +2786,12 @@
         </w:tc>
       </w:tr>
       <w:tr>
-        <w:tc>
-          <w:tcPr>
-            <w:tcW w:w="3135" w:type="dxa"/>
+        <w:trPr>
+          <w:trHeight w:val="249"/>
+        </w:trPr>
+        <w:tc>
+          <w:tcPr>
+            <w:tcW w:w="2160" w:type="dxa"/>
           </w:tcPr>
           <w:p>
             <w:r>
@@ -2016,7 +2804,7 @@
         </w:tc>
         <w:tc>
           <w:tcPr>
-            <w:tcW w:w="3135" w:type="dxa"/>
+            <w:tcW w:w="2160" w:type="dxa"/>
           </w:tcPr>
           <w:p>
             <w:r>
@@ -2029,7 +2817,7 @@
         </w:tc>
         <w:tc>
           <w:tcPr>
-            <w:tcW w:w="3135" w:type="dxa"/>
+            <w:tcW w:w="2160" w:type="dxa"/>
           </w:tcPr>
           <w:p>
             <w:r>
@@ -2042,9 +2830,12 @@
         </w:tc>
       </w:tr>
       <w:tr>
-        <w:tc>
-          <w:tcPr>
-            <w:tcW w:w="3135" w:type="dxa"/>
+        <w:trPr>
+          <w:trHeight w:val="249"/>
+        </w:trPr>
+        <w:tc>
+          <w:tcPr>
+            <w:tcW w:w="2160" w:type="dxa"/>
             <w:shd w:val="clear" w:color="auto" w:fill="F7FAFC"/>
           </w:tcPr>
           <w:p>
@@ -2058,7 +2849,7 @@
         </w:tc>
         <w:tc>
           <w:tcPr>
-            <w:tcW w:w="3135" w:type="dxa"/>
+            <w:tcW w:w="2160" w:type="dxa"/>
             <w:shd w:val="clear" w:color="auto" w:fill="F7FAFC"/>
           </w:tcPr>
           <w:p>
@@ -2072,7 +2863,7 @@
         </w:tc>
         <w:tc>
           <w:tcPr>
-            <w:tcW w:w="3135" w:type="dxa"/>
+            <w:tcW w:w="2160" w:type="dxa"/>
             <w:shd w:val="clear" w:color="auto" w:fill="F7FAFC"/>
           </w:tcPr>
           <w:p>
@@ -2086,9 +2877,12 @@
         </w:tc>
       </w:tr>
       <w:tr>
-        <w:tc>
-          <w:tcPr>
-            <w:tcW w:w="3135" w:type="dxa"/>
+        <w:trPr>
+          <w:trHeight w:val="266"/>
+        </w:trPr>
+        <w:tc>
+          <w:tcPr>
+            <w:tcW w:w="2160" w:type="dxa"/>
           </w:tcPr>
           <w:p>
             <w:r>
@@ -2101,7 +2895,7 @@
         </w:tc>
         <w:tc>
           <w:tcPr>
-            <w:tcW w:w="3135" w:type="dxa"/>
+            <w:tcW w:w="2160" w:type="dxa"/>
           </w:tcPr>
           <w:p>
             <w:r>
@@ -2114,7 +2908,7 @@
         </w:tc>
         <w:tc>
           <w:tcPr>
-            <w:tcW w:w="3135" w:type="dxa"/>
+            <w:tcW w:w="2160" w:type="dxa"/>
           </w:tcPr>
           <w:p>
             <w:r>
@@ -2127,9 +2921,12 @@
         </w:tc>
       </w:tr>
       <w:tr>
-        <w:tc>
-          <w:tcPr>
-            <w:tcW w:w="3135" w:type="dxa"/>
+        <w:trPr>
+          <w:trHeight w:val="249"/>
+        </w:trPr>
+        <w:tc>
+          <w:tcPr>
+            <w:tcW w:w="2160" w:type="dxa"/>
             <w:shd w:val="clear" w:color="auto" w:fill="F7FAFC"/>
           </w:tcPr>
           <w:p>
@@ -2143,7 +2940,7 @@
         </w:tc>
         <w:tc>
           <w:tcPr>
-            <w:tcW w:w="3135" w:type="dxa"/>
+            <w:tcW w:w="2160" w:type="dxa"/>
             <w:shd w:val="clear" w:color="auto" w:fill="F7FAFC"/>
           </w:tcPr>
           <w:p>
@@ -2157,7 +2954,7 @@
         </w:tc>
         <w:tc>
           <w:tcPr>
-            <w:tcW w:w="3135" w:type="dxa"/>
+            <w:tcW w:w="2160" w:type="dxa"/>
             <w:shd w:val="clear" w:color="auto" w:fill="F7FAFC"/>
           </w:tcPr>
           <w:p>
@@ -2171,9 +2968,12 @@
         </w:tc>
       </w:tr>
       <w:tr>
-        <w:tc>
-          <w:tcPr>
-            <w:tcW w:w="3135" w:type="dxa"/>
+        <w:trPr>
+          <w:trHeight w:val="249"/>
+        </w:trPr>
+        <w:tc>
+          <w:tcPr>
+            <w:tcW w:w="2160" w:type="dxa"/>
             <w:tcBorders>
               <w:bottom w:val="single" w:sz="4" w:space="0" w:color="auto"/>
             </w:tcBorders>
@@ -2189,7 +2989,7 @@
         </w:tc>
         <w:tc>
           <w:tcPr>
-            <w:tcW w:w="3135" w:type="dxa"/>
+            <w:tcW w:w="2160" w:type="dxa"/>
             <w:tcBorders>
               <w:bottom w:val="single" w:sz="4" w:space="0" w:color="auto"/>
             </w:tcBorders>
@@ -2205,7 +3005,7 @@
         </w:tc>
         <w:tc>
           <w:tcPr>
-            <w:tcW w:w="3135" w:type="dxa"/>
+            <w:tcW w:w="2160" w:type="dxa"/>
             <w:tcBorders>
               <w:bottom w:val="single" w:sz="4" w:space="0" w:color="auto"/>
             </w:tcBorders>
@@ -2221,9 +3021,12 @@
         </w:tc>
       </w:tr>
       <w:tr>
-        <w:tc>
-          <w:tcPr>
-            <w:tcW w:w="3135" w:type="dxa"/>
+        <w:trPr>
+          <w:trHeight w:val="249"/>
+        </w:trPr>
+        <w:tc>
+          <w:tcPr>
+            <w:tcW w:w="2160" w:type="dxa"/>
             <w:tcBorders>
               <w:bottom w:val="single" w:sz="4" w:space="0" w:color="auto"/>
             </w:tcBorders>
@@ -2240,7 +3043,7 @@
         </w:tc>
         <w:tc>
           <w:tcPr>
-            <w:tcW w:w="3135" w:type="dxa"/>
+            <w:tcW w:w="2160" w:type="dxa"/>
             <w:tcBorders>
               <w:bottom w:val="single" w:sz="4" w:space="0" w:color="auto"/>
             </w:tcBorders>
@@ -2257,7 +3060,7 @@
         </w:tc>
         <w:tc>
           <w:tcPr>
-            <w:tcW w:w="3135" w:type="dxa"/>
+            <w:tcW w:w="2160" w:type="dxa"/>
             <w:tcBorders>
               <w:bottom w:val="single" w:sz="4" w:space="0" w:color="auto"/>
             </w:tcBorders>
@@ -2280,12 +3083,88 @@
         <w:pStyle w:val="Cmsor3"/>
       </w:pPr>
       <w:r>
+        <w:drawing>
+          <wp:anchor distT="0" distB="0" distL="114300" distR="114300" simplePos="0" relativeHeight="251657216" behindDoc="0" locked="0" layoutInCell="1" allowOverlap="1" wp14:anchorId="38E9E864" wp14:editId="0D86C09E">
+            <wp:simplePos x="0" y="0"/>
+            <wp:positionH relativeFrom="column">
+              <wp:posOffset>4386580</wp:posOffset>
+            </wp:positionH>
+            <wp:positionV relativeFrom="paragraph">
+              <wp:posOffset>100965</wp:posOffset>
+            </wp:positionV>
+            <wp:extent cx="1664559" cy="1162050"/>
+            <wp:effectExtent l="0" t="0" r="0" b="0"/>
+            <wp:wrapNone/>
+            <wp:docPr id="3" name="Kép 3"/>
+            <wp:cNvGraphicFramePr>
+              <a:graphicFrameLocks xmlns:a="http://schemas.openxmlformats.org/drawingml/2006/main" noChangeAspect="1"/>
+            </wp:cNvGraphicFramePr>
+            <a:graphic xmlns:a="http://schemas.openxmlformats.org/drawingml/2006/main">
+              <a:graphicData uri="http://schemas.openxmlformats.org/drawingml/2006/picture">
+                <pic:pic xmlns:pic="http://schemas.openxmlformats.org/drawingml/2006/picture">
+                  <pic:nvPicPr>
+                    <pic:cNvPr id="1" name=""/>
+                    <pic:cNvPicPr/>
+                  </pic:nvPicPr>
+                  <pic:blipFill>
+                    <a:blip r:embed="rId9"/>
+                    <a:stretch>
+                      <a:fillRect/>
+                    </a:stretch>
+                  </pic:blipFill>
+                  <pic:spPr>
+                    <a:xfrm>
+                      <a:off x="0" y="0"/>
+                      <a:ext cx="1664559" cy="1162050"/>
+                    </a:xfrm>
+                    <a:prstGeom prst="rect">
+                      <a:avLst/>
+                    </a:prstGeom>
+                  </pic:spPr>
+                </pic:pic>
+              </a:graphicData>
+            </a:graphic>
+            <wp14:sizeRelH relativeFrom="margin">
+              <wp14:pctWidth>0</wp14:pctWidth>
+            </wp14:sizeRelH>
+            <wp14:sizeRelV relativeFrom="margin">
+              <wp14:pctHeight>0</wp14:pctHeight>
+            </wp14:sizeRelV>
+          </wp:anchor>
+        </w:drawing>
+      </w:r>
+      <w:r>
         <w:rPr>
           <w:color w:val="1A1A2E"/>
           <w:sz w:val="26"/>
         </w:rPr>
-        <w:t>1.5.3 `fajtak` tábla</w:t>
+        <w:t>1.5.3 `</w:t>
       </w:r>
+      <w:proofErr w:type="spellStart"/>
+      <w:r>
+        <w:rPr>
+          <w:color w:val="1A1A2E"/>
+          <w:sz w:val="26"/>
+        </w:rPr>
+        <w:t>fajtak</w:t>
+      </w:r>
+      <w:proofErr w:type="spellEnd"/>
+      <w:r>
+        <w:rPr>
+          <w:color w:val="1A1A2E"/>
+          <w:sz w:val="26"/>
+        </w:rPr>
+        <w:t xml:space="preserve">` </w:t>
+      </w:r>
+      <w:proofErr w:type="spellStart"/>
+      <w:r>
+        <w:rPr>
+          <w:color w:val="1A1A2E"/>
+          <w:sz w:val="26"/>
+        </w:rPr>
+        <w:t>tábla</w:t>
+      </w:r>
+      <w:proofErr w:type="spellEnd"/>
     </w:p>
     <w:tbl>
       <w:tblPr>
@@ -2294,17 +3173,21 @@
         <w:tblLook w:val="04A0" w:firstRow="1" w:lastRow="0" w:firstColumn="1" w:lastColumn="0" w:noHBand="0" w:noVBand="1"/>
       </w:tblPr>
       <w:tblGrid>
-        <w:gridCol w:w="3135"/>
-        <w:gridCol w:w="3135"/>
-        <w:gridCol w:w="3135"/>
+        <w:gridCol w:w="2155"/>
+        <w:gridCol w:w="2155"/>
+        <w:gridCol w:w="2155"/>
       </w:tblGrid>
       <w:tr>
-        <w:tc>
-          <w:tcPr>
-            <w:tcW w:w="3135" w:type="dxa"/>
+        <w:trPr>
+          <w:trHeight w:val="264"/>
+        </w:trPr>
+        <w:tc>
+          <w:tcPr>
+            <w:tcW w:w="2155" w:type="dxa"/>
             <w:shd w:val="clear" w:color="auto" w:fill="1A1A2E"/>
           </w:tcPr>
           <w:p>
+            <w:proofErr w:type="spellStart"/>
             <w:r>
               <w:rPr>
                 <w:b/>
@@ -2313,14 +3196,16 @@
               </w:rPr>
               <w:t>Oszlop</w:t>
             </w:r>
-          </w:p>
-        </w:tc>
-        <w:tc>
-          <w:tcPr>
-            <w:tcW w:w="3135" w:type="dxa"/>
+            <w:proofErr w:type="spellEnd"/>
+          </w:p>
+        </w:tc>
+        <w:tc>
+          <w:tcPr>
+            <w:tcW w:w="2155" w:type="dxa"/>
             <w:shd w:val="clear" w:color="auto" w:fill="1A1A2E"/>
           </w:tcPr>
           <w:p>
+            <w:proofErr w:type="spellStart"/>
             <w:r>
               <w:rPr>
                 <w:b/>
@@ -2329,11 +3214,12 @@
               </w:rPr>
               <w:t>Típus</w:t>
             </w:r>
-          </w:p>
-        </w:tc>
-        <w:tc>
-          <w:tcPr>
-            <w:tcW w:w="3135" w:type="dxa"/>
+            <w:proofErr w:type="spellEnd"/>
+          </w:p>
+        </w:tc>
+        <w:tc>
+          <w:tcPr>
+            <w:tcW w:w="2155" w:type="dxa"/>
             <w:shd w:val="clear" w:color="auto" w:fill="1A1A2E"/>
           </w:tcPr>
           <w:p>
@@ -2349,9 +3235,12 @@
         </w:tc>
       </w:tr>
       <w:tr>
-        <w:tc>
-          <w:tcPr>
-            <w:tcW w:w="3135" w:type="dxa"/>
+        <w:trPr>
+          <w:trHeight w:val="247"/>
+        </w:trPr>
+        <w:tc>
+          <w:tcPr>
+            <w:tcW w:w="2155" w:type="dxa"/>
           </w:tcPr>
           <w:p>
             <w:r>
@@ -2364,7 +3253,7 @@
         </w:tc>
         <w:tc>
           <w:tcPr>
-            <w:tcW w:w="3135" w:type="dxa"/>
+            <w:tcW w:w="2155" w:type="dxa"/>
           </w:tcPr>
           <w:p>
             <w:r>
@@ -2377,22 +3266,41 @@
         </w:tc>
         <w:tc>
           <w:tcPr>
-            <w:tcW w:w="3135" w:type="dxa"/>
-          </w:tcPr>
-          <w:p>
-            <w:r>
-              <w:rPr>
-                <w:sz w:val="19"/>
-              </w:rPr>
-              <w:t>Egyedi azonosító</w:t>
-            </w:r>
+            <w:tcW w:w="2155" w:type="dxa"/>
+          </w:tcPr>
+          <w:p>
+            <w:proofErr w:type="spellStart"/>
+            <w:r>
+              <w:rPr>
+                <w:sz w:val="19"/>
+              </w:rPr>
+              <w:t>Egyedi</w:t>
+            </w:r>
+            <w:proofErr w:type="spellEnd"/>
+            <w:r>
+              <w:rPr>
+                <w:sz w:val="19"/>
+              </w:rPr>
+              <w:t xml:space="preserve"> </w:t>
+            </w:r>
+            <w:proofErr w:type="spellStart"/>
+            <w:r>
+              <w:rPr>
+                <w:sz w:val="19"/>
+              </w:rPr>
+              <w:t>azonosító</w:t>
+            </w:r>
+            <w:proofErr w:type="spellEnd"/>
           </w:p>
         </w:tc>
       </w:tr>
       <w:tr>
-        <w:tc>
-          <w:tcPr>
-            <w:tcW w:w="3135" w:type="dxa"/>
+        <w:trPr>
+          <w:trHeight w:val="247"/>
+        </w:trPr>
+        <w:tc>
+          <w:tcPr>
+            <w:tcW w:w="2155" w:type="dxa"/>
             <w:shd w:val="clear" w:color="auto" w:fill="F7FAFC"/>
           </w:tcPr>
           <w:p>
@@ -2406,21 +3314,29 @@
         </w:tc>
         <w:tc>
           <w:tcPr>
-            <w:tcW w:w="3135" w:type="dxa"/>
+            <w:tcW w:w="2155" w:type="dxa"/>
             <w:shd w:val="clear" w:color="auto" w:fill="F7FAFC"/>
           </w:tcPr>
           <w:p>
-            <w:r>
-              <w:rPr>
-                <w:sz w:val="19"/>
-              </w:rPr>
-              <w:t>VARCHAR(50)</w:t>
-            </w:r>
-          </w:p>
-        </w:tc>
-        <w:tc>
-          <w:tcPr>
-            <w:tcW w:w="3135" w:type="dxa"/>
+            <w:proofErr w:type="gramStart"/>
+            <w:r>
+              <w:rPr>
+                <w:sz w:val="19"/>
+              </w:rPr>
+              <w:t>VARCHAR(</w:t>
+            </w:r>
+            <w:proofErr w:type="gramEnd"/>
+            <w:r>
+              <w:rPr>
+                <w:sz w:val="19"/>
+              </w:rPr>
+              <w:t>50)</w:t>
+            </w:r>
+          </w:p>
+        </w:tc>
+        <w:tc>
+          <w:tcPr>
+            <w:tcW w:w="2155" w:type="dxa"/>
             <w:shd w:val="clear" w:color="auto" w:fill="F7FAFC"/>
           </w:tcPr>
           <w:p>
@@ -2440,12 +3356,88 @@
         <w:pStyle w:val="Cmsor3"/>
       </w:pPr>
       <w:r>
+        <w:drawing>
+          <wp:anchor distT="0" distB="0" distL="114300" distR="114300" simplePos="0" relativeHeight="251670528" behindDoc="0" locked="0" layoutInCell="1" allowOverlap="1" wp14:anchorId="43FE1C77" wp14:editId="4EEFD021">
+            <wp:simplePos x="0" y="0"/>
+            <wp:positionH relativeFrom="column">
+              <wp:posOffset>3529965</wp:posOffset>
+            </wp:positionH>
+            <wp:positionV relativeFrom="paragraph">
+              <wp:posOffset>835660</wp:posOffset>
+            </wp:positionV>
+            <wp:extent cx="3039541" cy="2762250"/>
+            <wp:effectExtent l="0" t="0" r="8890" b="0"/>
+            <wp:wrapNone/>
+            <wp:docPr id="5" name="Kép 5"/>
+            <wp:cNvGraphicFramePr>
+              <a:graphicFrameLocks xmlns:a="http://schemas.openxmlformats.org/drawingml/2006/main" noChangeAspect="1"/>
+            </wp:cNvGraphicFramePr>
+            <a:graphic xmlns:a="http://schemas.openxmlformats.org/drawingml/2006/main">
+              <a:graphicData uri="http://schemas.openxmlformats.org/drawingml/2006/picture">
+                <pic:pic xmlns:pic="http://schemas.openxmlformats.org/drawingml/2006/picture">
+                  <pic:nvPicPr>
+                    <pic:cNvPr id="1" name=""/>
+                    <pic:cNvPicPr/>
+                  </pic:nvPicPr>
+                  <pic:blipFill>
+                    <a:blip r:embed="rId10"/>
+                    <a:stretch>
+                      <a:fillRect/>
+                    </a:stretch>
+                  </pic:blipFill>
+                  <pic:spPr>
+                    <a:xfrm>
+                      <a:off x="0" y="0"/>
+                      <a:ext cx="3039541" cy="2762250"/>
+                    </a:xfrm>
+                    <a:prstGeom prst="rect">
+                      <a:avLst/>
+                    </a:prstGeom>
+                  </pic:spPr>
+                </pic:pic>
+              </a:graphicData>
+            </a:graphic>
+            <wp14:sizeRelH relativeFrom="margin">
+              <wp14:pctWidth>0</wp14:pctWidth>
+            </wp14:sizeRelH>
+            <wp14:sizeRelV relativeFrom="margin">
+              <wp14:pctHeight>0</wp14:pctHeight>
+            </wp14:sizeRelV>
+          </wp:anchor>
+        </w:drawing>
+      </w:r>
+      <w:r>
         <w:rPr>
           <w:color w:val="1A1A2E"/>
           <w:sz w:val="26"/>
         </w:rPr>
-        <w:t>1.5.4 `orokbefogadasok` tábla</w:t>
+        <w:t>1.5.4 `</w:t>
       </w:r>
+      <w:proofErr w:type="spellStart"/>
+      <w:r>
+        <w:rPr>
+          <w:color w:val="1A1A2E"/>
+          <w:sz w:val="26"/>
+        </w:rPr>
+        <w:t>orokbefogadasok</w:t>
+      </w:r>
+      <w:proofErr w:type="spellEnd"/>
+      <w:r>
+        <w:rPr>
+          <w:color w:val="1A1A2E"/>
+          <w:sz w:val="26"/>
+        </w:rPr>
+        <w:t xml:space="preserve">` </w:t>
+      </w:r>
+      <w:proofErr w:type="spellStart"/>
+      <w:r>
+        <w:rPr>
+          <w:color w:val="1A1A2E"/>
+          <w:sz w:val="26"/>
+        </w:rPr>
+        <w:t>tábla</w:t>
+      </w:r>
+      <w:proofErr w:type="spellEnd"/>
     </w:p>
     <w:tbl>
       <w:tblPr>
@@ -2454,17 +3446,21 @@
         <w:tblLook w:val="04A0" w:firstRow="1" w:lastRow="0" w:firstColumn="1" w:lastColumn="0" w:noHBand="0" w:noVBand="1"/>
       </w:tblPr>
       <w:tblGrid>
-        <w:gridCol w:w="2402"/>
-        <w:gridCol w:w="4980"/>
-        <w:gridCol w:w="2239"/>
+        <w:gridCol w:w="1586"/>
+        <w:gridCol w:w="2638"/>
+        <w:gridCol w:w="1207"/>
       </w:tblGrid>
       <w:tr>
-        <w:tc>
-          <w:tcPr>
-            <w:tcW w:w="3135" w:type="dxa"/>
+        <w:trPr>
+          <w:trHeight w:val="349"/>
+        </w:trPr>
+        <w:tc>
+          <w:tcPr>
+            <w:tcW w:w="1586" w:type="dxa"/>
             <w:shd w:val="clear" w:color="auto" w:fill="1A1A2E"/>
           </w:tcPr>
           <w:p>
+            <w:proofErr w:type="spellStart"/>
             <w:r>
               <w:rPr>
                 <w:b/>
@@ -2473,14 +3469,16 @@
               </w:rPr>
               <w:t>Oszlop</w:t>
             </w:r>
-          </w:p>
-        </w:tc>
-        <w:tc>
-          <w:tcPr>
-            <w:tcW w:w="3135" w:type="dxa"/>
+            <w:proofErr w:type="spellEnd"/>
+          </w:p>
+        </w:tc>
+        <w:tc>
+          <w:tcPr>
+            <w:tcW w:w="2638" w:type="dxa"/>
             <w:shd w:val="clear" w:color="auto" w:fill="1A1A2E"/>
           </w:tcPr>
           <w:p>
+            <w:proofErr w:type="spellStart"/>
             <w:r>
               <w:rPr>
                 <w:b/>
@@ -2489,14 +3487,16 @@
               </w:rPr>
               <w:t>Típus</w:t>
             </w:r>
-          </w:p>
-        </w:tc>
-        <w:tc>
-          <w:tcPr>
-            <w:tcW w:w="3135" w:type="dxa"/>
+            <w:proofErr w:type="spellEnd"/>
+          </w:p>
+        </w:tc>
+        <w:tc>
+          <w:tcPr>
+            <w:tcW w:w="1207" w:type="dxa"/>
             <w:shd w:val="clear" w:color="auto" w:fill="1A1A2E"/>
           </w:tcPr>
           <w:p>
+            <w:proofErr w:type="spellStart"/>
             <w:r>
               <w:rPr>
                 <w:b/>
@@ -2505,13 +3505,17 @@
               </w:rPr>
               <w:t>Leírás</w:t>
             </w:r>
+            <w:proofErr w:type="spellEnd"/>
           </w:p>
         </w:tc>
       </w:tr>
       <w:tr>
-        <w:tc>
-          <w:tcPr>
-            <w:tcW w:w="3135" w:type="dxa"/>
+        <w:trPr>
+          <w:trHeight w:val="329"/>
+        </w:trPr>
+        <w:tc>
+          <w:tcPr>
+            <w:tcW w:w="1586" w:type="dxa"/>
           </w:tcPr>
           <w:p>
             <w:r>
@@ -2524,7 +3528,7 @@
         </w:tc>
         <w:tc>
           <w:tcPr>
-            <w:tcW w:w="3135" w:type="dxa"/>
+            <w:tcW w:w="2638" w:type="dxa"/>
           </w:tcPr>
           <w:p>
             <w:r>
@@ -2537,36 +3541,57 @@
         </w:tc>
         <w:tc>
           <w:tcPr>
-            <w:tcW w:w="3135" w:type="dxa"/>
-          </w:tcPr>
-          <w:p>
-            <w:r>
-              <w:rPr>
-                <w:sz w:val="19"/>
-              </w:rPr>
-              <w:t>Egyedi azonosító</w:t>
-            </w:r>
+            <w:tcW w:w="1207" w:type="dxa"/>
+          </w:tcPr>
+          <w:p>
+            <w:proofErr w:type="spellStart"/>
+            <w:r>
+              <w:rPr>
+                <w:sz w:val="19"/>
+              </w:rPr>
+              <w:t>Egyedi</w:t>
+            </w:r>
+            <w:proofErr w:type="spellEnd"/>
+            <w:r>
+              <w:rPr>
+                <w:sz w:val="19"/>
+              </w:rPr>
+              <w:t xml:space="preserve"> </w:t>
+            </w:r>
+            <w:proofErr w:type="spellStart"/>
+            <w:r>
+              <w:rPr>
+                <w:sz w:val="19"/>
+              </w:rPr>
+              <w:t>azonosító</w:t>
+            </w:r>
+            <w:proofErr w:type="spellEnd"/>
           </w:p>
         </w:tc>
       </w:tr>
       <w:tr>
-        <w:tc>
-          <w:tcPr>
-            <w:tcW w:w="3135" w:type="dxa"/>
+        <w:trPr>
+          <w:trHeight w:val="329"/>
+        </w:trPr>
+        <w:tc>
+          <w:tcPr>
+            <w:tcW w:w="1586" w:type="dxa"/>
             <w:shd w:val="clear" w:color="auto" w:fill="F7FAFC"/>
           </w:tcPr>
           <w:p>
+            <w:proofErr w:type="spellStart"/>
             <w:r>
               <w:rPr>
                 <w:sz w:val="19"/>
               </w:rPr>
               <w:t>felhasznalo_id</w:t>
             </w:r>
-          </w:p>
-        </w:tc>
-        <w:tc>
-          <w:tcPr>
-            <w:tcW w:w="3135" w:type="dxa"/>
+            <w:proofErr w:type="spellEnd"/>
+          </w:p>
+        </w:tc>
+        <w:tc>
+          <w:tcPr>
+            <w:tcW w:w="2638" w:type="dxa"/>
             <w:shd w:val="clear" w:color="auto" w:fill="F7FAFC"/>
           </w:tcPr>
           <w:p>
@@ -2580,36 +3605,57 @@
         </w:tc>
         <w:tc>
           <w:tcPr>
-            <w:tcW w:w="3135" w:type="dxa"/>
+            <w:tcW w:w="1207" w:type="dxa"/>
             <w:shd w:val="clear" w:color="auto" w:fill="F7FAFC"/>
           </w:tcPr>
           <w:p>
-            <w:r>
-              <w:rPr>
-                <w:sz w:val="19"/>
-              </w:rPr>
-              <w:t>Kérelmező azonosítója</w:t>
-            </w:r>
+            <w:proofErr w:type="spellStart"/>
+            <w:r>
+              <w:rPr>
+                <w:sz w:val="19"/>
+              </w:rPr>
+              <w:t>Kérelmező</w:t>
+            </w:r>
+            <w:proofErr w:type="spellEnd"/>
+            <w:r>
+              <w:rPr>
+                <w:sz w:val="19"/>
+              </w:rPr>
+              <w:t xml:space="preserve"> </w:t>
+            </w:r>
+            <w:proofErr w:type="spellStart"/>
+            <w:r>
+              <w:rPr>
+                <w:sz w:val="19"/>
+              </w:rPr>
+              <w:t>azonosítója</w:t>
+            </w:r>
+            <w:proofErr w:type="spellEnd"/>
           </w:p>
         </w:tc>
       </w:tr>
       <w:tr>
-        <w:tc>
-          <w:tcPr>
-            <w:tcW w:w="3135" w:type="dxa"/>
-          </w:tcPr>
-          <w:p>
+        <w:trPr>
+          <w:trHeight w:val="329"/>
+        </w:trPr>
+        <w:tc>
+          <w:tcPr>
+            <w:tcW w:w="1586" w:type="dxa"/>
+          </w:tcPr>
+          <w:p>
+            <w:proofErr w:type="spellStart"/>
             <w:r>
               <w:rPr>
                 <w:sz w:val="19"/>
               </w:rPr>
               <w:t>kutya_id</w:t>
             </w:r>
-          </w:p>
-        </w:tc>
-        <w:tc>
-          <w:tcPr>
-            <w:tcW w:w="3135" w:type="dxa"/>
+            <w:proofErr w:type="spellEnd"/>
+          </w:p>
+        </w:tc>
+        <w:tc>
+          <w:tcPr>
+            <w:tcW w:w="2638" w:type="dxa"/>
           </w:tcPr>
           <w:p>
             <w:r>
@@ -2622,277 +3668,440 @@
         </w:tc>
         <w:tc>
           <w:tcPr>
-            <w:tcW w:w="3135" w:type="dxa"/>
-          </w:tcPr>
-          <w:p>
-            <w:r>
-              <w:rPr>
-                <w:sz w:val="19"/>
-              </w:rPr>
-              <w:t>Kiválasztott kutya</w:t>
-            </w:r>
+            <w:tcW w:w="1207" w:type="dxa"/>
+          </w:tcPr>
+          <w:p>
+            <w:proofErr w:type="spellStart"/>
+            <w:r>
+              <w:rPr>
+                <w:sz w:val="19"/>
+              </w:rPr>
+              <w:t>Kiválasztott</w:t>
+            </w:r>
+            <w:proofErr w:type="spellEnd"/>
+            <w:r>
+              <w:rPr>
+                <w:sz w:val="19"/>
+              </w:rPr>
+              <w:t xml:space="preserve"> </w:t>
+            </w:r>
+            <w:proofErr w:type="spellStart"/>
+            <w:r>
+              <w:rPr>
+                <w:sz w:val="19"/>
+              </w:rPr>
+              <w:t>kutya</w:t>
+            </w:r>
+            <w:proofErr w:type="spellEnd"/>
           </w:p>
         </w:tc>
       </w:tr>
       <w:tr>
-        <w:tc>
-          <w:tcPr>
-            <w:tcW w:w="3135" w:type="dxa"/>
+        <w:trPr>
+          <w:trHeight w:val="329"/>
+        </w:trPr>
+        <w:tc>
+          <w:tcPr>
+            <w:tcW w:w="1586" w:type="dxa"/>
             <w:shd w:val="clear" w:color="auto" w:fill="F7FAFC"/>
           </w:tcPr>
           <w:p>
+            <w:proofErr w:type="spellStart"/>
             <w:r>
               <w:rPr>
                 <w:sz w:val="19"/>
               </w:rPr>
               <w:t>telefonszam</w:t>
             </w:r>
-          </w:p>
-        </w:tc>
-        <w:tc>
-          <w:tcPr>
-            <w:tcW w:w="3135" w:type="dxa"/>
+            <w:proofErr w:type="spellEnd"/>
+          </w:p>
+        </w:tc>
+        <w:tc>
+          <w:tcPr>
+            <w:tcW w:w="2638" w:type="dxa"/>
             <w:shd w:val="clear" w:color="auto" w:fill="F7FAFC"/>
           </w:tcPr>
           <w:p>
-            <w:r>
-              <w:rPr>
-                <w:sz w:val="19"/>
-              </w:rPr>
-              <w:t>VARCHAR(20)</w:t>
-            </w:r>
-          </w:p>
-        </w:tc>
-        <w:tc>
-          <w:tcPr>
-            <w:tcW w:w="3135" w:type="dxa"/>
+            <w:proofErr w:type="gramStart"/>
+            <w:r>
+              <w:rPr>
+                <w:sz w:val="19"/>
+              </w:rPr>
+              <w:t>VARCHAR(</w:t>
+            </w:r>
+            <w:proofErr w:type="gramEnd"/>
+            <w:r>
+              <w:rPr>
+                <w:sz w:val="19"/>
+              </w:rPr>
+              <w:t>20)</w:t>
+            </w:r>
+          </w:p>
+        </w:tc>
+        <w:tc>
+          <w:tcPr>
+            <w:tcW w:w="1207" w:type="dxa"/>
             <w:shd w:val="clear" w:color="auto" w:fill="F7FAFC"/>
           </w:tcPr>
           <w:p>
+            <w:proofErr w:type="spellStart"/>
             <w:r>
               <w:rPr>
                 <w:sz w:val="19"/>
               </w:rPr>
               <w:t>Elérhetőség</w:t>
             </w:r>
+            <w:proofErr w:type="spellEnd"/>
           </w:p>
         </w:tc>
       </w:tr>
       <w:tr>
-        <w:tc>
-          <w:tcPr>
-            <w:tcW w:w="3135" w:type="dxa"/>
-          </w:tcPr>
-          <w:p>
+        <w:trPr>
+          <w:trHeight w:val="349"/>
+        </w:trPr>
+        <w:tc>
+          <w:tcPr>
+            <w:tcW w:w="1586" w:type="dxa"/>
+          </w:tcPr>
+          <w:p>
+            <w:proofErr w:type="spellStart"/>
             <w:r>
               <w:rPr>
                 <w:sz w:val="19"/>
               </w:rPr>
               <w:t>iranyitoszam</w:t>
             </w:r>
-          </w:p>
-        </w:tc>
-        <w:tc>
-          <w:tcPr>
-            <w:tcW w:w="3135" w:type="dxa"/>
-          </w:tcPr>
-          <w:p>
-            <w:r>
-              <w:rPr>
-                <w:sz w:val="19"/>
-              </w:rPr>
-              <w:t>VARCHAR(10)</w:t>
-            </w:r>
-          </w:p>
-        </w:tc>
-        <w:tc>
-          <w:tcPr>
-            <w:tcW w:w="3135" w:type="dxa"/>
-          </w:tcPr>
-          <w:p>
+            <w:proofErr w:type="spellEnd"/>
+          </w:p>
+        </w:tc>
+        <w:tc>
+          <w:tcPr>
+            <w:tcW w:w="2638" w:type="dxa"/>
+          </w:tcPr>
+          <w:p>
+            <w:proofErr w:type="gramStart"/>
+            <w:r>
+              <w:rPr>
+                <w:sz w:val="19"/>
+              </w:rPr>
+              <w:t>VARCHAR(</w:t>
+            </w:r>
+            <w:proofErr w:type="gramEnd"/>
+            <w:r>
+              <w:rPr>
+                <w:sz w:val="19"/>
+              </w:rPr>
+              <w:t>10)</w:t>
+            </w:r>
+          </w:p>
+        </w:tc>
+        <w:tc>
+          <w:tcPr>
+            <w:tcW w:w="1207" w:type="dxa"/>
+          </w:tcPr>
+          <w:p>
+            <w:proofErr w:type="spellStart"/>
             <w:r>
               <w:rPr>
                 <w:sz w:val="19"/>
               </w:rPr>
               <w:t>Irányítószám</w:t>
             </w:r>
+            <w:proofErr w:type="spellEnd"/>
           </w:p>
         </w:tc>
       </w:tr>
       <w:tr>
-        <w:tc>
-          <w:tcPr>
-            <w:tcW w:w="3135" w:type="dxa"/>
+        <w:trPr>
+          <w:trHeight w:val="329"/>
+        </w:trPr>
+        <w:tc>
+          <w:tcPr>
+            <w:tcW w:w="1586" w:type="dxa"/>
             <w:shd w:val="clear" w:color="auto" w:fill="F7FAFC"/>
           </w:tcPr>
           <w:p>
+            <w:proofErr w:type="spellStart"/>
             <w:r>
               <w:rPr>
                 <w:sz w:val="19"/>
               </w:rPr>
               <w:t>varos</w:t>
             </w:r>
-          </w:p>
-        </w:tc>
-        <w:tc>
-          <w:tcPr>
-            <w:tcW w:w="3135" w:type="dxa"/>
+            <w:proofErr w:type="spellEnd"/>
+          </w:p>
+        </w:tc>
+        <w:tc>
+          <w:tcPr>
+            <w:tcW w:w="2638" w:type="dxa"/>
             <w:shd w:val="clear" w:color="auto" w:fill="F7FAFC"/>
           </w:tcPr>
           <w:p>
-            <w:r>
-              <w:rPr>
-                <w:sz w:val="19"/>
-              </w:rPr>
-              <w:t>VARCHAR(100)</w:t>
-            </w:r>
-          </w:p>
-        </w:tc>
-        <w:tc>
-          <w:tcPr>
-            <w:tcW w:w="3135" w:type="dxa"/>
+            <w:proofErr w:type="gramStart"/>
+            <w:r>
+              <w:rPr>
+                <w:sz w:val="19"/>
+              </w:rPr>
+              <w:t>VARCHAR(</w:t>
+            </w:r>
+            <w:proofErr w:type="gramEnd"/>
+            <w:r>
+              <w:rPr>
+                <w:sz w:val="19"/>
+              </w:rPr>
+              <w:t>100)</w:t>
+            </w:r>
+          </w:p>
+        </w:tc>
+        <w:tc>
+          <w:tcPr>
+            <w:tcW w:w="1207" w:type="dxa"/>
             <w:shd w:val="clear" w:color="auto" w:fill="F7FAFC"/>
           </w:tcPr>
           <w:p>
+            <w:proofErr w:type="spellStart"/>
             <w:r>
               <w:rPr>
                 <w:sz w:val="19"/>
               </w:rPr>
               <w:t>Város</w:t>
             </w:r>
+            <w:proofErr w:type="spellEnd"/>
           </w:p>
         </w:tc>
       </w:tr>
       <w:tr>
-        <w:tc>
-          <w:tcPr>
-            <w:tcW w:w="3135" w:type="dxa"/>
-          </w:tcPr>
-          <w:p>
+        <w:trPr>
+          <w:trHeight w:val="329"/>
+        </w:trPr>
+        <w:tc>
+          <w:tcPr>
+            <w:tcW w:w="1586" w:type="dxa"/>
+          </w:tcPr>
+          <w:p>
+            <w:proofErr w:type="spellStart"/>
             <w:r>
               <w:rPr>
                 <w:sz w:val="19"/>
               </w:rPr>
               <w:t>utca_hazszam</w:t>
             </w:r>
-          </w:p>
-        </w:tc>
-        <w:tc>
-          <w:tcPr>
-            <w:tcW w:w="3135" w:type="dxa"/>
-          </w:tcPr>
-          <w:p>
-            <w:r>
-              <w:rPr>
-                <w:sz w:val="19"/>
-              </w:rPr>
-              <w:t>VARCHAR(255)</w:t>
-            </w:r>
-          </w:p>
-        </w:tc>
-        <w:tc>
-          <w:tcPr>
-            <w:tcW w:w="3135" w:type="dxa"/>
-          </w:tcPr>
-          <w:p>
-            <w:r>
-              <w:rPr>
-                <w:sz w:val="19"/>
-              </w:rPr>
-              <w:t>Utca, házszám</w:t>
-            </w:r>
+            <w:proofErr w:type="spellEnd"/>
+          </w:p>
+        </w:tc>
+        <w:tc>
+          <w:tcPr>
+            <w:tcW w:w="2638" w:type="dxa"/>
+          </w:tcPr>
+          <w:p>
+            <w:proofErr w:type="gramStart"/>
+            <w:r>
+              <w:rPr>
+                <w:sz w:val="19"/>
+              </w:rPr>
+              <w:t>VARCHAR(</w:t>
+            </w:r>
+            <w:proofErr w:type="gramEnd"/>
+            <w:r>
+              <w:rPr>
+                <w:sz w:val="19"/>
+              </w:rPr>
+              <w:t>255)</w:t>
+            </w:r>
+          </w:p>
+        </w:tc>
+        <w:tc>
+          <w:tcPr>
+            <w:tcW w:w="1207" w:type="dxa"/>
+          </w:tcPr>
+          <w:p>
+            <w:proofErr w:type="spellStart"/>
+            <w:r>
+              <w:rPr>
+                <w:sz w:val="19"/>
+              </w:rPr>
+              <w:t>Utca</w:t>
+            </w:r>
+            <w:proofErr w:type="spellEnd"/>
+            <w:r>
+              <w:rPr>
+                <w:sz w:val="19"/>
+              </w:rPr>
+              <w:t xml:space="preserve">, </w:t>
+            </w:r>
+            <w:proofErr w:type="spellStart"/>
+            <w:r>
+              <w:rPr>
+                <w:sz w:val="19"/>
+              </w:rPr>
+              <w:t>házszám</w:t>
+            </w:r>
+            <w:proofErr w:type="spellEnd"/>
           </w:p>
         </w:tc>
       </w:tr>
       <w:tr>
-        <w:tc>
-          <w:tcPr>
-            <w:tcW w:w="3135" w:type="dxa"/>
+        <w:trPr>
+          <w:trHeight w:val="329"/>
+        </w:trPr>
+        <w:tc>
+          <w:tcPr>
+            <w:tcW w:w="1586" w:type="dxa"/>
             <w:shd w:val="clear" w:color="auto" w:fill="F7FAFC"/>
           </w:tcPr>
           <w:p>
+            <w:proofErr w:type="spellStart"/>
             <w:r>
               <w:rPr>
                 <w:sz w:val="19"/>
               </w:rPr>
               <w:t>lakas_tipus</w:t>
             </w:r>
-          </w:p>
-        </w:tc>
-        <w:tc>
-          <w:tcPr>
-            <w:tcW w:w="3135" w:type="dxa"/>
+            <w:proofErr w:type="spellEnd"/>
+          </w:p>
+        </w:tc>
+        <w:tc>
+          <w:tcPr>
+            <w:tcW w:w="2638" w:type="dxa"/>
             <w:shd w:val="clear" w:color="auto" w:fill="F7FAFC"/>
           </w:tcPr>
           <w:p>
-            <w:r>
-              <w:rPr>
-                <w:sz w:val="19"/>
-              </w:rPr>
-              <w:t>VARCHAR(50)</w:t>
-            </w:r>
-          </w:p>
-        </w:tc>
-        <w:tc>
-          <w:tcPr>
-            <w:tcW w:w="3135" w:type="dxa"/>
+            <w:proofErr w:type="gramStart"/>
+            <w:r>
+              <w:rPr>
+                <w:sz w:val="19"/>
+              </w:rPr>
+              <w:t>VARCHAR(</w:t>
+            </w:r>
+            <w:proofErr w:type="gramEnd"/>
+            <w:r>
+              <w:rPr>
+                <w:sz w:val="19"/>
+              </w:rPr>
+              <w:t>50)</w:t>
+            </w:r>
+          </w:p>
+        </w:tc>
+        <w:tc>
+          <w:tcPr>
+            <w:tcW w:w="1207" w:type="dxa"/>
             <w:shd w:val="clear" w:color="auto" w:fill="F7FAFC"/>
           </w:tcPr>
           <w:p>
-            <w:r>
-              <w:rPr>
-                <w:sz w:val="19"/>
-              </w:rPr>
-              <w:t>Lakás típusa (pl. panel)</w:t>
+            <w:proofErr w:type="spellStart"/>
+            <w:r>
+              <w:rPr>
+                <w:sz w:val="19"/>
+              </w:rPr>
+              <w:t>Lakás</w:t>
+            </w:r>
+            <w:proofErr w:type="spellEnd"/>
+            <w:r>
+              <w:rPr>
+                <w:sz w:val="19"/>
+              </w:rPr>
+              <w:t xml:space="preserve"> </w:t>
+            </w:r>
+            <w:proofErr w:type="spellStart"/>
+            <w:r>
+              <w:rPr>
+                <w:sz w:val="19"/>
+              </w:rPr>
+              <w:t>típusa</w:t>
+            </w:r>
+            <w:proofErr w:type="spellEnd"/>
+            <w:r>
+              <w:rPr>
+                <w:sz w:val="19"/>
+              </w:rPr>
+              <w:t xml:space="preserve"> (pl. panel)</w:t>
             </w:r>
           </w:p>
         </w:tc>
       </w:tr>
       <w:tr>
-        <w:tc>
-          <w:tcPr>
-            <w:tcW w:w="3135" w:type="dxa"/>
-          </w:tcPr>
-          <w:p>
+        <w:trPr>
+          <w:trHeight w:val="329"/>
+        </w:trPr>
+        <w:tc>
+          <w:tcPr>
+            <w:tcW w:w="1586" w:type="dxa"/>
+          </w:tcPr>
+          <w:p>
+            <w:proofErr w:type="spellStart"/>
             <w:r>
               <w:rPr>
                 <w:sz w:val="19"/>
               </w:rPr>
               <w:t>ingatlan_tipus</w:t>
             </w:r>
-          </w:p>
-        </w:tc>
-        <w:tc>
-          <w:tcPr>
-            <w:tcW w:w="3135" w:type="dxa"/>
-          </w:tcPr>
-          <w:p>
-            <w:r>
-              <w:rPr>
-                <w:sz w:val="19"/>
-              </w:rPr>
-              <w:t>VARCHAR(50)</w:t>
-            </w:r>
-          </w:p>
-        </w:tc>
-        <w:tc>
-          <w:tcPr>
-            <w:tcW w:w="3135" w:type="dxa"/>
-          </w:tcPr>
-          <w:p>
-            <w:r>
-              <w:rPr>
-                <w:sz w:val="19"/>
-              </w:rPr>
-              <w:t>Ingatlan típusa (pl. saját)</w:t>
+            <w:proofErr w:type="spellEnd"/>
+          </w:p>
+        </w:tc>
+        <w:tc>
+          <w:tcPr>
+            <w:tcW w:w="2638" w:type="dxa"/>
+          </w:tcPr>
+          <w:p>
+            <w:proofErr w:type="gramStart"/>
+            <w:r>
+              <w:rPr>
+                <w:sz w:val="19"/>
+              </w:rPr>
+              <w:t>VARCHAR(</w:t>
+            </w:r>
+            <w:proofErr w:type="gramEnd"/>
+            <w:r>
+              <w:rPr>
+                <w:sz w:val="19"/>
+              </w:rPr>
+              <w:t>50)</w:t>
+            </w:r>
+          </w:p>
+        </w:tc>
+        <w:tc>
+          <w:tcPr>
+            <w:tcW w:w="1207" w:type="dxa"/>
+          </w:tcPr>
+          <w:p>
+            <w:proofErr w:type="spellStart"/>
+            <w:r>
+              <w:rPr>
+                <w:sz w:val="19"/>
+              </w:rPr>
+              <w:t>Ingatlan</w:t>
+            </w:r>
+            <w:proofErr w:type="spellEnd"/>
+            <w:r>
+              <w:rPr>
+                <w:sz w:val="19"/>
+              </w:rPr>
+              <w:t xml:space="preserve"> </w:t>
+            </w:r>
+            <w:proofErr w:type="spellStart"/>
+            <w:r>
+              <w:rPr>
+                <w:sz w:val="19"/>
+              </w:rPr>
+              <w:t>típusa</w:t>
+            </w:r>
+            <w:proofErr w:type="spellEnd"/>
+            <w:r>
+              <w:rPr>
+                <w:sz w:val="19"/>
+              </w:rPr>
+              <w:t xml:space="preserve"> (pl. saját)</w:t>
             </w:r>
           </w:p>
         </w:tc>
       </w:tr>
       <w:tr>
-        <w:tc>
-          <w:tcPr>
-            <w:tcW w:w="3135" w:type="dxa"/>
+        <w:trPr>
+          <w:trHeight w:val="329"/>
+        </w:trPr>
+        <w:tc>
+          <w:tcPr>
+            <w:tcW w:w="1586" w:type="dxa"/>
             <w:shd w:val="clear" w:color="auto" w:fill="F7FAFC"/>
           </w:tcPr>
           <w:p>
@@ -2906,21 +4115,29 @@
         </w:tc>
         <w:tc>
           <w:tcPr>
-            <w:tcW w:w="3135" w:type="dxa"/>
+            <w:tcW w:w="2638" w:type="dxa"/>
             <w:shd w:val="clear" w:color="auto" w:fill="F7FAFC"/>
           </w:tcPr>
           <w:p>
-            <w:r>
-              <w:rPr>
-                <w:sz w:val="19"/>
-              </w:rPr>
-              <w:t>VARCHAR(10)</w:t>
-            </w:r>
-          </w:p>
-        </w:tc>
-        <w:tc>
-          <w:tcPr>
-            <w:tcW w:w="3135" w:type="dxa"/>
+            <w:proofErr w:type="gramStart"/>
+            <w:r>
+              <w:rPr>
+                <w:sz w:val="19"/>
+              </w:rPr>
+              <w:t>VARCHAR(</w:t>
+            </w:r>
+            <w:proofErr w:type="gramEnd"/>
+            <w:r>
+              <w:rPr>
+                <w:sz w:val="19"/>
+              </w:rPr>
+              <w:t>10)</w:t>
+            </w:r>
+          </w:p>
+        </w:tc>
+        <w:tc>
+          <w:tcPr>
+            <w:tcW w:w="1207" w:type="dxa"/>
             <w:shd w:val="clear" w:color="auto" w:fill="F7FAFC"/>
           </w:tcPr>
           <w:p>
@@ -2934,9 +4151,12 @@
         </w:tc>
       </w:tr>
       <w:tr>
-        <w:tc>
-          <w:tcPr>
-            <w:tcW w:w="3135" w:type="dxa"/>
+        <w:trPr>
+          <w:trHeight w:val="329"/>
+        </w:trPr>
+        <w:tc>
+          <w:tcPr>
+            <w:tcW w:w="1586" w:type="dxa"/>
           </w:tcPr>
           <w:p>
             <w:r>
@@ -2949,20 +4169,28 @@
         </w:tc>
         <w:tc>
           <w:tcPr>
-            <w:tcW w:w="3135" w:type="dxa"/>
-          </w:tcPr>
-          <w:p>
-            <w:r>
-              <w:rPr>
-                <w:sz w:val="19"/>
-              </w:rPr>
-              <w:t>VARCHAR(10)</w:t>
-            </w:r>
-          </w:p>
-        </w:tc>
-        <w:tc>
-          <w:tcPr>
-            <w:tcW w:w="3135" w:type="dxa"/>
+            <w:tcW w:w="2638" w:type="dxa"/>
+          </w:tcPr>
+          <w:p>
+            <w:proofErr w:type="gramStart"/>
+            <w:r>
+              <w:rPr>
+                <w:sz w:val="19"/>
+              </w:rPr>
+              <w:t>VARCHAR(</w:t>
+            </w:r>
+            <w:proofErr w:type="gramEnd"/>
+            <w:r>
+              <w:rPr>
+                <w:sz w:val="19"/>
+              </w:rPr>
+              <w:t>10)</w:t>
+            </w:r>
+          </w:p>
+        </w:tc>
+        <w:tc>
+          <w:tcPr>
+            <w:tcW w:w="1207" w:type="dxa"/>
           </w:tcPr>
           <w:p>
             <w:r>
@@ -2975,138 +4203,174 @@
         </w:tc>
       </w:tr>
       <w:tr>
-        <w:tc>
-          <w:tcPr>
-            <w:tcW w:w="3135" w:type="dxa"/>
+        <w:trPr>
+          <w:trHeight w:val="329"/>
+        </w:trPr>
+        <w:tc>
+          <w:tcPr>
+            <w:tcW w:w="1586" w:type="dxa"/>
             <w:shd w:val="clear" w:color="auto" w:fill="F7FAFC"/>
           </w:tcPr>
           <w:p>
-            <w:r>
-              <w:rPr>
-                <w:sz w:val="19"/>
-              </w:rPr>
-              <w:t>allatok</w:t>
-            </w:r>
-          </w:p>
-        </w:tc>
-        <w:tc>
-          <w:tcPr>
-            <w:tcW w:w="3135" w:type="dxa"/>
+            <w:proofErr w:type="spellStart"/>
+            <w:r>
+              <w:rPr>
+                <w:sz w:val="19"/>
+              </w:rPr>
+              <w:lastRenderedPageBreak/>
+              <w:t>statusz</w:t>
+            </w:r>
+            <w:proofErr w:type="spellEnd"/>
+          </w:p>
+        </w:tc>
+        <w:tc>
+          <w:tcPr>
+            <w:tcW w:w="2638" w:type="dxa"/>
             <w:shd w:val="clear" w:color="auto" w:fill="F7FAFC"/>
           </w:tcPr>
           <w:p>
-            <w:r>
-              <w:rPr>
-                <w:sz w:val="19"/>
-              </w:rPr>
-              <w:t>TEXT</w:t>
-            </w:r>
-          </w:p>
-        </w:tc>
-        <w:tc>
-          <w:tcPr>
-            <w:tcW w:w="3135" w:type="dxa"/>
+            <w:pPr>
+              <w:rPr>
+                <w:sz w:val="19"/>
+              </w:rPr>
+            </w:pPr>
+            <w:r>
+              <w:rPr>
+                <w:sz w:val="19"/>
+              </w:rPr>
+              <w:t>ENUM</w:t>
+            </w:r>
+          </w:p>
+          <w:p>
+            <w:pPr>
+              <w:rPr>
+                <w:sz w:val="19"/>
+              </w:rPr>
+            </w:pPr>
+            <w:r>
+              <w:rPr>
+                <w:sz w:val="19"/>
+              </w:rPr>
+              <w:t>('</w:t>
+            </w:r>
+            <w:proofErr w:type="spellStart"/>
+            <w:r>
+              <w:rPr>
+                <w:sz w:val="19"/>
+              </w:rPr>
+              <w:t>folyamatban</w:t>
+            </w:r>
+            <w:proofErr w:type="spellEnd"/>
+            <w:r>
+              <w:rPr>
+                <w:sz w:val="19"/>
+              </w:rPr>
+              <w:t>','</w:t>
+            </w:r>
+            <w:proofErr w:type="spellStart"/>
+            <w:r>
+              <w:rPr>
+                <w:sz w:val="19"/>
+              </w:rPr>
+              <w:t>elbiralt</w:t>
+            </w:r>
+            <w:proofErr w:type="spellEnd"/>
+            <w:r>
+              <w:rPr>
+                <w:sz w:val="19"/>
+              </w:rPr>
+              <w:t>',</w:t>
+            </w:r>
+          </w:p>
+          <w:p>
+            <w:r>
+              <w:rPr>
+                <w:sz w:val="19"/>
+              </w:rPr>
+              <w:t>'</w:t>
+            </w:r>
+            <w:proofErr w:type="spellStart"/>
+            <w:r>
+              <w:rPr>
+                <w:sz w:val="19"/>
+              </w:rPr>
+              <w:t>interju</w:t>
+            </w:r>
+            <w:proofErr w:type="spellEnd"/>
+            <w:r>
+              <w:rPr>
+                <w:sz w:val="19"/>
+              </w:rPr>
+              <w:t>','</w:t>
+            </w:r>
+            <w:proofErr w:type="spellStart"/>
+            <w:r>
+              <w:rPr>
+                <w:sz w:val="19"/>
+              </w:rPr>
+              <w:t>elfogadva</w:t>
+            </w:r>
+            <w:proofErr w:type="spellEnd"/>
+            <w:r>
+              <w:rPr>
+                <w:sz w:val="19"/>
+              </w:rPr>
+              <w:t>','</w:t>
+            </w:r>
+            <w:proofErr w:type="spellStart"/>
+            <w:r>
+              <w:rPr>
+                <w:sz w:val="19"/>
+              </w:rPr>
+              <w:t>elutasitva</w:t>
+            </w:r>
+            <w:proofErr w:type="spellEnd"/>
+            <w:r>
+              <w:rPr>
+                <w:sz w:val="19"/>
+              </w:rPr>
+              <w:t>')</w:t>
+            </w:r>
+          </w:p>
+        </w:tc>
+        <w:tc>
+          <w:tcPr>
+            <w:tcW w:w="1207" w:type="dxa"/>
             <w:shd w:val="clear" w:color="auto" w:fill="F7FAFC"/>
           </w:tcPr>
           <w:p>
-            <w:r>
-              <w:rPr>
-                <w:sz w:val="19"/>
-              </w:rPr>
-              <w:t>Egyéb háziállatok</w:t>
-            </w:r>
+            <w:proofErr w:type="spellStart"/>
+            <w:r>
+              <w:rPr>
+                <w:sz w:val="19"/>
+              </w:rPr>
+              <w:t>Kérelem</w:t>
+            </w:r>
+            <w:proofErr w:type="spellEnd"/>
+            <w:r>
+              <w:rPr>
+                <w:sz w:val="19"/>
+              </w:rPr>
+              <w:t xml:space="preserve"> </w:t>
+            </w:r>
+            <w:proofErr w:type="spellStart"/>
+            <w:r>
+              <w:rPr>
+                <w:sz w:val="19"/>
+              </w:rPr>
+              <w:t>állapota</w:t>
+            </w:r>
+            <w:proofErr w:type="spellEnd"/>
           </w:p>
         </w:tc>
       </w:tr>
       <w:tr>
-        <w:tc>
-          <w:tcPr>
-            <w:tcW w:w="3135" w:type="dxa"/>
-          </w:tcPr>
-          <w:p>
-            <w:r>
-              <w:rPr>
-                <w:sz w:val="19"/>
-              </w:rPr>
-              <w:t>csalad_tagok</w:t>
-            </w:r>
-          </w:p>
-        </w:tc>
-        <w:tc>
-          <w:tcPr>
-            <w:tcW w:w="3135" w:type="dxa"/>
-          </w:tcPr>
-          <w:p>
-            <w:r>
-              <w:rPr>
-                <w:sz w:val="19"/>
-              </w:rPr>
-              <w:t>INT</w:t>
-            </w:r>
-          </w:p>
-        </w:tc>
-        <w:tc>
-          <w:tcPr>
-            <w:tcW w:w="3135" w:type="dxa"/>
-          </w:tcPr>
-          <w:p>
-            <w:r>
-              <w:rPr>
-                <w:sz w:val="19"/>
-              </w:rPr>
-              <w:t>Háztartásban élők száma</w:t>
-            </w:r>
-          </w:p>
-        </w:tc>
-      </w:tr>
-      <w:tr>
-        <w:tc>
-          <w:tcPr>
-            <w:tcW w:w="3135" w:type="dxa"/>
-            <w:shd w:val="clear" w:color="auto" w:fill="F7FAFC"/>
-          </w:tcPr>
-          <w:p>
-            <w:r>
-              <w:rPr>
-                <w:sz w:val="19"/>
-              </w:rPr>
-              <w:t>statusz</w:t>
-            </w:r>
-          </w:p>
-        </w:tc>
-        <w:tc>
-          <w:tcPr>
-            <w:tcW w:w="3135" w:type="dxa"/>
-            <w:shd w:val="clear" w:color="auto" w:fill="F7FAFC"/>
-          </w:tcPr>
-          <w:p>
-            <w:r>
-              <w:rPr>
-                <w:sz w:val="19"/>
-              </w:rPr>
-              <w:t>ENUM('folyamatban','elbiralt','interju','elfogadva','elutasitva')</w:t>
-            </w:r>
-          </w:p>
-        </w:tc>
-        <w:tc>
-          <w:tcPr>
-            <w:tcW w:w="3135" w:type="dxa"/>
-            <w:shd w:val="clear" w:color="auto" w:fill="F7FAFC"/>
-          </w:tcPr>
-          <w:p>
-            <w:r>
-              <w:rPr>
-                <w:sz w:val="19"/>
-              </w:rPr>
-              <w:t>Kérelem állapota</w:t>
-            </w:r>
-          </w:p>
-        </w:tc>
-      </w:tr>
-      <w:tr>
-        <w:tc>
-          <w:tcPr>
-            <w:tcW w:w="3135" w:type="dxa"/>
+        <w:trPr>
+          <w:trHeight w:val="329"/>
+        </w:trPr>
+        <w:tc>
+          <w:tcPr>
+            <w:tcW w:w="1586" w:type="dxa"/>
           </w:tcPr>
           <w:p>
             <w:r>
@@ -3119,7 +4383,7 @@
         </w:tc>
         <w:tc>
           <w:tcPr>
-            <w:tcW w:w="3135" w:type="dxa"/>
+            <w:tcW w:w="2638" w:type="dxa"/>
           </w:tcPr>
           <w:p>
             <w:r>
@@ -3132,7 +4396,7 @@
         </w:tc>
         <w:tc>
           <w:tcPr>
-            <w:tcW w:w="3135" w:type="dxa"/>
+            <w:tcW w:w="1207" w:type="dxa"/>
           </w:tcPr>
           <w:p>
             <w:r>
@@ -3151,12 +4415,88 @@
         <w:pStyle w:val="Cmsor3"/>
       </w:pPr>
       <w:r>
+        <w:drawing>
+          <wp:anchor distT="0" distB="0" distL="114300" distR="114300" simplePos="0" relativeHeight="251672576" behindDoc="0" locked="0" layoutInCell="1" allowOverlap="1" wp14:anchorId="3A5C5CEA" wp14:editId="232671D4">
+            <wp:simplePos x="0" y="0"/>
+            <wp:positionH relativeFrom="column">
+              <wp:posOffset>3996690</wp:posOffset>
+            </wp:positionH>
+            <wp:positionV relativeFrom="paragraph">
+              <wp:posOffset>52705</wp:posOffset>
+            </wp:positionV>
+            <wp:extent cx="2228850" cy="1495216"/>
+            <wp:effectExtent l="0" t="0" r="0" b="0"/>
+            <wp:wrapNone/>
+            <wp:docPr id="6" name="Kép 6"/>
+            <wp:cNvGraphicFramePr>
+              <a:graphicFrameLocks xmlns:a="http://schemas.openxmlformats.org/drawingml/2006/main" noChangeAspect="1"/>
+            </wp:cNvGraphicFramePr>
+            <a:graphic xmlns:a="http://schemas.openxmlformats.org/drawingml/2006/main">
+              <a:graphicData uri="http://schemas.openxmlformats.org/drawingml/2006/picture">
+                <pic:pic xmlns:pic="http://schemas.openxmlformats.org/drawingml/2006/picture">
+                  <pic:nvPicPr>
+                    <pic:cNvPr id="1" name=""/>
+                    <pic:cNvPicPr/>
+                  </pic:nvPicPr>
+                  <pic:blipFill>
+                    <a:blip r:embed="rId11"/>
+                    <a:stretch>
+                      <a:fillRect/>
+                    </a:stretch>
+                  </pic:blipFill>
+                  <pic:spPr>
+                    <a:xfrm>
+                      <a:off x="0" y="0"/>
+                      <a:ext cx="2228850" cy="1495216"/>
+                    </a:xfrm>
+                    <a:prstGeom prst="rect">
+                      <a:avLst/>
+                    </a:prstGeom>
+                  </pic:spPr>
+                </pic:pic>
+              </a:graphicData>
+            </a:graphic>
+            <wp14:sizeRelH relativeFrom="margin">
+              <wp14:pctWidth>0</wp14:pctWidth>
+            </wp14:sizeRelH>
+            <wp14:sizeRelV relativeFrom="margin">
+              <wp14:pctHeight>0</wp14:pctHeight>
+            </wp14:sizeRelV>
+          </wp:anchor>
+        </w:drawing>
+      </w:r>
+      <w:r>
         <w:rPr>
           <w:color w:val="1A1A2E"/>
           <w:sz w:val="26"/>
         </w:rPr>
-        <w:t>1.5.5 `orvosi_vizsgalatok` tábla</w:t>
+        <w:t>1.5.5 `</w:t>
       </w:r>
+      <w:proofErr w:type="spellStart"/>
+      <w:r>
+        <w:rPr>
+          <w:color w:val="1A1A2E"/>
+          <w:sz w:val="26"/>
+        </w:rPr>
+        <w:t>orvosi_vizsgalatok</w:t>
+      </w:r>
+      <w:proofErr w:type="spellEnd"/>
+      <w:r>
+        <w:rPr>
+          <w:color w:val="1A1A2E"/>
+          <w:sz w:val="26"/>
+        </w:rPr>
+        <w:t xml:space="preserve">` </w:t>
+      </w:r>
+      <w:proofErr w:type="spellStart"/>
+      <w:r>
+        <w:rPr>
+          <w:color w:val="1A1A2E"/>
+          <w:sz w:val="26"/>
+        </w:rPr>
+        <w:t>tábla</w:t>
+      </w:r>
+      <w:proofErr w:type="spellEnd"/>
     </w:p>
     <w:tbl>
       <w:tblPr>
@@ -3165,17 +4505,21 @@
         <w:tblLook w:val="04A0" w:firstRow="1" w:lastRow="0" w:firstColumn="1" w:lastColumn="0" w:noHBand="0" w:noVBand="1"/>
       </w:tblPr>
       <w:tblGrid>
-        <w:gridCol w:w="3135"/>
-        <w:gridCol w:w="3135"/>
-        <w:gridCol w:w="3135"/>
+        <w:gridCol w:w="1850"/>
+        <w:gridCol w:w="1850"/>
+        <w:gridCol w:w="1850"/>
       </w:tblGrid>
       <w:tr>
-        <w:tc>
-          <w:tcPr>
-            <w:tcW w:w="3135" w:type="dxa"/>
+        <w:trPr>
+          <w:trHeight w:val="266"/>
+        </w:trPr>
+        <w:tc>
+          <w:tcPr>
+            <w:tcW w:w="1850" w:type="dxa"/>
             <w:shd w:val="clear" w:color="auto" w:fill="1A1A2E"/>
           </w:tcPr>
           <w:p>
+            <w:proofErr w:type="spellStart"/>
             <w:r>
               <w:rPr>
                 <w:b/>
@@ -3184,14 +4528,16 @@
               </w:rPr>
               <w:t>Oszlop</w:t>
             </w:r>
-          </w:p>
-        </w:tc>
-        <w:tc>
-          <w:tcPr>
-            <w:tcW w:w="3135" w:type="dxa"/>
+            <w:proofErr w:type="spellEnd"/>
+          </w:p>
+        </w:tc>
+        <w:tc>
+          <w:tcPr>
+            <w:tcW w:w="1850" w:type="dxa"/>
             <w:shd w:val="clear" w:color="auto" w:fill="1A1A2E"/>
           </w:tcPr>
           <w:p>
+            <w:proofErr w:type="spellStart"/>
             <w:r>
               <w:rPr>
                 <w:b/>
@@ -3200,11 +4546,12 @@
               </w:rPr>
               <w:t>Típus</w:t>
             </w:r>
-          </w:p>
-        </w:tc>
-        <w:tc>
-          <w:tcPr>
-            <w:tcW w:w="3135" w:type="dxa"/>
+            <w:proofErr w:type="spellEnd"/>
+          </w:p>
+        </w:tc>
+        <w:tc>
+          <w:tcPr>
+            <w:tcW w:w="1850" w:type="dxa"/>
             <w:shd w:val="clear" w:color="auto" w:fill="1A1A2E"/>
           </w:tcPr>
           <w:p>
@@ -3220,9 +4567,12 @@
         </w:tc>
       </w:tr>
       <w:tr>
-        <w:tc>
-          <w:tcPr>
-            <w:tcW w:w="3135" w:type="dxa"/>
+        <w:trPr>
+          <w:trHeight w:val="249"/>
+        </w:trPr>
+        <w:tc>
+          <w:tcPr>
+            <w:tcW w:w="1850" w:type="dxa"/>
           </w:tcPr>
           <w:p>
             <w:r>
@@ -3235,7 +4585,7 @@
         </w:tc>
         <w:tc>
           <w:tcPr>
-            <w:tcW w:w="3135" w:type="dxa"/>
+            <w:tcW w:w="1850" w:type="dxa"/>
           </w:tcPr>
           <w:p>
             <w:r>
@@ -3248,7 +4598,7 @@
         </w:tc>
         <w:tc>
           <w:tcPr>
-            <w:tcW w:w="3135" w:type="dxa"/>
+            <w:tcW w:w="1850" w:type="dxa"/>
           </w:tcPr>
           <w:p>
             <w:r>
@@ -3261,9 +4611,12 @@
         </w:tc>
       </w:tr>
       <w:tr>
-        <w:tc>
-          <w:tcPr>
-            <w:tcW w:w="3135" w:type="dxa"/>
+        <w:trPr>
+          <w:trHeight w:val="249"/>
+        </w:trPr>
+        <w:tc>
+          <w:tcPr>
+            <w:tcW w:w="1850" w:type="dxa"/>
             <w:shd w:val="clear" w:color="auto" w:fill="F7FAFC"/>
           </w:tcPr>
           <w:p>
@@ -3277,7 +4630,7 @@
         </w:tc>
         <w:tc>
           <w:tcPr>
-            <w:tcW w:w="3135" w:type="dxa"/>
+            <w:tcW w:w="1850" w:type="dxa"/>
             <w:shd w:val="clear" w:color="auto" w:fill="F7FAFC"/>
           </w:tcPr>
           <w:p>
@@ -3291,7 +4644,7 @@
         </w:tc>
         <w:tc>
           <w:tcPr>
-            <w:tcW w:w="3135" w:type="dxa"/>
+            <w:tcW w:w="1850" w:type="dxa"/>
             <w:shd w:val="clear" w:color="auto" w:fill="F7FAFC"/>
           </w:tcPr>
           <w:p>
@@ -3305,9 +4658,12 @@
         </w:tc>
       </w:tr>
       <w:tr>
-        <w:tc>
-          <w:tcPr>
-            <w:tcW w:w="3135" w:type="dxa"/>
+        <w:trPr>
+          <w:trHeight w:val="249"/>
+        </w:trPr>
+        <w:tc>
+          <w:tcPr>
+            <w:tcW w:w="1850" w:type="dxa"/>
           </w:tcPr>
           <w:p>
             <w:r>
@@ -3320,7 +4676,7 @@
         </w:tc>
         <w:tc>
           <w:tcPr>
-            <w:tcW w:w="3135" w:type="dxa"/>
+            <w:tcW w:w="1850" w:type="dxa"/>
           </w:tcPr>
           <w:p>
             <w:r>
@@ -3333,7 +4689,7 @@
         </w:tc>
         <w:tc>
           <w:tcPr>
-            <w:tcW w:w="3135" w:type="dxa"/>
+            <w:tcW w:w="1850" w:type="dxa"/>
           </w:tcPr>
           <w:p>
             <w:r>
@@ -3346,9 +4702,12 @@
         </w:tc>
       </w:tr>
       <w:tr>
-        <w:tc>
-          <w:tcPr>
-            <w:tcW w:w="3135" w:type="dxa"/>
+        <w:trPr>
+          <w:trHeight w:val="249"/>
+        </w:trPr>
+        <w:tc>
+          <w:tcPr>
+            <w:tcW w:w="1850" w:type="dxa"/>
             <w:shd w:val="clear" w:color="auto" w:fill="F7FAFC"/>
           </w:tcPr>
           <w:p>
@@ -3362,7 +4721,7 @@
         </w:tc>
         <w:tc>
           <w:tcPr>
-            <w:tcW w:w="3135" w:type="dxa"/>
+            <w:tcW w:w="1850" w:type="dxa"/>
             <w:shd w:val="clear" w:color="auto" w:fill="F7FAFC"/>
           </w:tcPr>
           <w:p>
@@ -3376,7 +4735,7 @@
         </w:tc>
         <w:tc>
           <w:tcPr>
-            <w:tcW w:w="3135" w:type="dxa"/>
+            <w:tcW w:w="1850" w:type="dxa"/>
             <w:shd w:val="clear" w:color="auto" w:fill="F7FAFC"/>
           </w:tcPr>
           <w:p>
@@ -3385,293 +4744,6 @@
                 <w:sz w:val="19"/>
               </w:rPr>
               <w:t>Kapott-e oltást</w:t>
-            </w:r>
-          </w:p>
-        </w:tc>
-      </w:tr>
-    </w:tbl>
-    <w:p/>
-    <w:p>
-      <w:pPr>
-        <w:pStyle w:val="Cmsor3"/>
-      </w:pPr>
-      <w:r>
-        <w:rPr>
-          <w:color w:val="1A1A2E"/>
-          <w:sz w:val="26"/>
-        </w:rPr>
-        <w:t>1.5.6 `adomanyok` tábla</w:t>
-      </w:r>
-    </w:p>
-    <w:tbl>
-      <w:tblPr>
-        <w:tblStyle w:val="Rcsostblzat"/>
-        <w:tblW w:w="0" w:type="auto"/>
-        <w:tblLook w:val="04A0" w:firstRow="1" w:lastRow="0" w:firstColumn="1" w:lastColumn="0" w:noHBand="0" w:noVBand="1"/>
-      </w:tblPr>
-      <w:tblGrid>
-        <w:gridCol w:w="3135"/>
-        <w:gridCol w:w="3135"/>
-        <w:gridCol w:w="3135"/>
-      </w:tblGrid>
-      <w:tr>
-        <w:tc>
-          <w:tcPr>
-            <w:tcW w:w="3135" w:type="dxa"/>
-            <w:shd w:val="clear" w:color="auto" w:fill="1A1A2E"/>
-          </w:tcPr>
-          <w:p>
-            <w:r>
-              <w:rPr>
-                <w:b/>
-                <w:color w:val="FFFFFF"/>
-                <w:sz w:val="20"/>
-              </w:rPr>
-              <w:t>Oszlop</w:t>
-            </w:r>
-          </w:p>
-        </w:tc>
-        <w:tc>
-          <w:tcPr>
-            <w:tcW w:w="3135" w:type="dxa"/>
-            <w:shd w:val="clear" w:color="auto" w:fill="1A1A2E"/>
-          </w:tcPr>
-          <w:p>
-            <w:r>
-              <w:rPr>
-                <w:b/>
-                <w:color w:val="FFFFFF"/>
-                <w:sz w:val="20"/>
-              </w:rPr>
-              <w:t>Típus</w:t>
-            </w:r>
-          </w:p>
-        </w:tc>
-        <w:tc>
-          <w:tcPr>
-            <w:tcW w:w="3135" w:type="dxa"/>
-            <w:shd w:val="clear" w:color="auto" w:fill="1A1A2E"/>
-          </w:tcPr>
-          <w:p>
-            <w:r>
-              <w:rPr>
-                <w:b/>
-                <w:color w:val="FFFFFF"/>
-                <w:sz w:val="20"/>
-              </w:rPr>
-              <w:t>Leírás</w:t>
-            </w:r>
-          </w:p>
-        </w:tc>
-      </w:tr>
-      <w:tr>
-        <w:tc>
-          <w:tcPr>
-            <w:tcW w:w="3135" w:type="dxa"/>
-          </w:tcPr>
-          <w:p>
-            <w:r>
-              <w:rPr>
-                <w:sz w:val="19"/>
-              </w:rPr>
-              <w:t>adomany_id</w:t>
-            </w:r>
-          </w:p>
-        </w:tc>
-        <w:tc>
-          <w:tcPr>
-            <w:tcW w:w="3135" w:type="dxa"/>
-          </w:tcPr>
-          <w:p>
-            <w:r>
-              <w:rPr>
-                <w:sz w:val="19"/>
-              </w:rPr>
-              <w:t>INT (PK, AUTO_INCREMENT)</w:t>
-            </w:r>
-          </w:p>
-        </w:tc>
-        <w:tc>
-          <w:tcPr>
-            <w:tcW w:w="3135" w:type="dxa"/>
-          </w:tcPr>
-          <w:p>
-            <w:r>
-              <w:rPr>
-                <w:sz w:val="19"/>
-              </w:rPr>
-              <w:t>Egyedi azonosító</w:t>
-            </w:r>
-          </w:p>
-        </w:tc>
-      </w:tr>
-      <w:tr>
-        <w:tc>
-          <w:tcPr>
-            <w:tcW w:w="3135" w:type="dxa"/>
-            <w:shd w:val="clear" w:color="auto" w:fill="F7FAFC"/>
-          </w:tcPr>
-          <w:p>
-            <w:r>
-              <w:rPr>
-                <w:sz w:val="19"/>
-              </w:rPr>
-              <w:t>felhasznalo_id</w:t>
-            </w:r>
-          </w:p>
-        </w:tc>
-        <w:tc>
-          <w:tcPr>
-            <w:tcW w:w="3135" w:type="dxa"/>
-            <w:shd w:val="clear" w:color="auto" w:fill="F7FAFC"/>
-          </w:tcPr>
-          <w:p>
-            <w:r>
-              <w:rPr>
-                <w:sz w:val="19"/>
-              </w:rPr>
-              <w:t>INT (FK)</w:t>
-            </w:r>
-          </w:p>
-        </w:tc>
-        <w:tc>
-          <w:tcPr>
-            <w:tcW w:w="3135" w:type="dxa"/>
-            <w:shd w:val="clear" w:color="auto" w:fill="F7FAFC"/>
-          </w:tcPr>
-          <w:p>
-            <w:r>
-              <w:rPr>
-                <w:sz w:val="19"/>
-              </w:rPr>
-              <w:t>Adományozó azonosítója</w:t>
-            </w:r>
-          </w:p>
-        </w:tc>
-      </w:tr>
-      <w:tr>
-        <w:tc>
-          <w:tcPr>
-            <w:tcW w:w="3135" w:type="dxa"/>
-          </w:tcPr>
-          <w:p>
-            <w:r>
-              <w:rPr>
-                <w:sz w:val="19"/>
-              </w:rPr>
-              <w:t>datum</w:t>
-            </w:r>
-          </w:p>
-        </w:tc>
-        <w:tc>
-          <w:tcPr>
-            <w:tcW w:w="3135" w:type="dxa"/>
-          </w:tcPr>
-          <w:p>
-            <w:r>
-              <w:rPr>
-                <w:sz w:val="19"/>
-              </w:rPr>
-              <w:t>DATE</w:t>
-            </w:r>
-          </w:p>
-        </w:tc>
-        <w:tc>
-          <w:tcPr>
-            <w:tcW w:w="3135" w:type="dxa"/>
-          </w:tcPr>
-          <w:p>
-            <w:r>
-              <w:rPr>
-                <w:sz w:val="19"/>
-              </w:rPr>
-              <w:t>Adomány dátuma</w:t>
-            </w:r>
-          </w:p>
-        </w:tc>
-      </w:tr>
-      <w:tr>
-        <w:tc>
-          <w:tcPr>
-            <w:tcW w:w="3135" w:type="dxa"/>
-            <w:shd w:val="clear" w:color="auto" w:fill="F7FAFC"/>
-          </w:tcPr>
-          <w:p>
-            <w:r>
-              <w:rPr>
-                <w:sz w:val="19"/>
-              </w:rPr>
-              <w:lastRenderedPageBreak/>
-              <w:t>osszeg</w:t>
-            </w:r>
-          </w:p>
-        </w:tc>
-        <w:tc>
-          <w:tcPr>
-            <w:tcW w:w="3135" w:type="dxa"/>
-            <w:shd w:val="clear" w:color="auto" w:fill="F7FAFC"/>
-          </w:tcPr>
-          <w:p>
-            <w:r>
-              <w:rPr>
-                <w:sz w:val="19"/>
-              </w:rPr>
-              <w:t>DECIMAL(10,2)</w:t>
-            </w:r>
-          </w:p>
-        </w:tc>
-        <w:tc>
-          <w:tcPr>
-            <w:tcW w:w="3135" w:type="dxa"/>
-            <w:shd w:val="clear" w:color="auto" w:fill="F7FAFC"/>
-          </w:tcPr>
-          <w:p>
-            <w:r>
-              <w:rPr>
-                <w:sz w:val="19"/>
-              </w:rPr>
-              <w:t>Összeg (Ft)</w:t>
-            </w:r>
-          </w:p>
-        </w:tc>
-      </w:tr>
-      <w:tr>
-        <w:tc>
-          <w:tcPr>
-            <w:tcW w:w="3135" w:type="dxa"/>
-          </w:tcPr>
-          <w:p>
-            <w:r>
-              <w:rPr>
-                <w:sz w:val="19"/>
-              </w:rPr>
-              <w:t>targy</w:t>
-            </w:r>
-          </w:p>
-        </w:tc>
-        <w:tc>
-          <w:tcPr>
-            <w:tcW w:w="3135" w:type="dxa"/>
-          </w:tcPr>
-          <w:p>
-            <w:r>
-              <w:rPr>
-                <w:sz w:val="19"/>
-              </w:rPr>
-              <w:t>VARCHAR(200)</w:t>
-            </w:r>
-          </w:p>
-        </w:tc>
-        <w:tc>
-          <w:tcPr>
-            <w:tcW w:w="3135" w:type="dxa"/>
-          </w:tcPr>
-          <w:p>
-            <w:r>
-              <w:rPr>
-                <w:sz w:val="19"/>
-              </w:rPr>
-              <w:t>Tárgyi adomány leírása</w:t>
             </w:r>
           </w:p>
         </w:tc>
@@ -3721,6 +4793,7 @@
             <w:shd w:val="clear" w:color="auto" w:fill="1A1A2E"/>
           </w:tcPr>
           <w:p>
+            <w:proofErr w:type="spellStart"/>
             <w:r>
               <w:rPr>
                 <w:b/>
@@ -3729,6 +4802,7 @@
               </w:rPr>
               <w:t>Metódus</w:t>
             </w:r>
+            <w:proofErr w:type="spellEnd"/>
           </w:p>
         </w:tc>
         <w:tc>
@@ -4802,7 +5876,6 @@
           <w:rFonts w:ascii="Courier New" w:hAnsi="Courier New"/>
           <w:sz w:val="18"/>
         </w:rPr>
-        <w:lastRenderedPageBreak/>
         <w:t>req.session.userId          // felhasznalo_id</w:t>
       </w:r>
       <w:r>
@@ -5433,6 +6506,13 @@
           <w:sz w:val="18"/>
         </w:rPr>
         <w:br/>
+      </w:r>
+      <w:r>
+        <w:rPr>
+          <w:rFonts w:ascii="Courier New" w:hAnsi="Courier New"/>
+          <w:sz w:val="18"/>
+        </w:rPr>
+        <w:lastRenderedPageBreak/>
         <w:t>ADMIN_EMAIL=...</w:t>
       </w:r>
       <w:r>
@@ -5457,195 +6537,44 @@
       </w:r>
     </w:p>
     <w:p>
-      <w:pPr>
-        <w:shd w:val="clear" w:color="auto" w:fill="F0F4F8"/>
-        <w:spacing w:before="80" w:after="80"/>
-        <w:ind w:left="283"/>
-      </w:pPr>
       <w:r>
-        <w:rPr>
-          <w:rFonts w:ascii="Courier New" w:hAnsi="Courier New"/>
-          <w:sz w:val="18"/>
-        </w:rPr>
-        <w:t>kutyak/</w:t>
-      </w:r>
-      <w:r>
-        <w:rPr>
-          <w:rFonts w:ascii="Courier New" w:hAnsi="Courier New"/>
-          <w:sz w:val="18"/>
-        </w:rPr>
-        <w:br/>
-        <w:t>├── server.js                  # Node.js/Express szerver</w:t>
-      </w:r>
-      <w:r>
-        <w:rPr>
-          <w:rFonts w:ascii="Courier New" w:hAnsi="Courier New"/>
-          <w:sz w:val="18"/>
-        </w:rPr>
-        <w:br/>
-        <w:t>├── package.json               # npm metaadatok és függőségek</w:t>
-      </w:r>
-      <w:r>
-        <w:rPr>
-          <w:rFonts w:ascii="Courier New" w:hAnsi="Courier New"/>
-          <w:sz w:val="18"/>
-        </w:rPr>
-        <w:br/>
-        <w:t>├── .env                       # Környezeti változók (nem verziókövetett)</w:t>
-      </w:r>
-      <w:r>
-        <w:rPr>
-          <w:rFonts w:ascii="Courier New" w:hAnsi="Courier New"/>
-          <w:sz w:val="18"/>
-        </w:rPr>
-        <w:br/>
-        <w:t>├── DOKUMENTUMOK/</w:t>
-      </w:r>
-      <w:r>
-        <w:rPr>
-          <w:rFonts w:ascii="Courier New" w:hAnsi="Courier New"/>
-          <w:sz w:val="18"/>
-        </w:rPr>
-        <w:br/>
-        <w:t>│   ├── menhely.sql            # Adatbázis dump (szerkezet + adatok)</w:t>
-      </w:r>
-      <w:r>
-        <w:rPr>
-          <w:rFonts w:ascii="Courier New" w:hAnsi="Courier New"/>
-          <w:sz w:val="18"/>
-        </w:rPr>
-        <w:br/>
-        <w:t>│   └── dokumentacio.md        # Ez a dokumentum</w:t>
-      </w:r>
-      <w:r>
-        <w:rPr>
-          <w:rFonts w:ascii="Courier New" w:hAnsi="Courier New"/>
-          <w:sz w:val="18"/>
-        </w:rPr>
-        <w:br/>
-        <w:t>└── public/</w:t>
-      </w:r>
-      <w:r>
-        <w:rPr>
-          <w:rFonts w:ascii="Courier New" w:hAnsi="Courier New"/>
-          <w:sz w:val="18"/>
-        </w:rPr>
-        <w:br/>
-        <w:t xml:space="preserve">    ├── index.html             # Főoldal (kutyalista, szűrés, visszajelzés)</w:t>
-      </w:r>
-      <w:r>
-        <w:rPr>
-          <w:rFonts w:ascii="Courier New" w:hAnsi="Courier New"/>
-          <w:sz w:val="18"/>
-        </w:rPr>
-        <w:br/>
-      </w:r>
-      <w:r>
-        <w:rPr>
-          <w:rFonts w:ascii="Courier New" w:hAnsi="Courier New"/>
-          <w:sz w:val="18"/>
-        </w:rPr>
-        <w:lastRenderedPageBreak/>
-        <w:t xml:space="preserve">    ├── bejelentkezes.html     # Bejelentkezési oldal</w:t>
-      </w:r>
-      <w:r>
-        <w:rPr>
-          <w:rFonts w:ascii="Courier New" w:hAnsi="Courier New"/>
-          <w:sz w:val="18"/>
-        </w:rPr>
-        <w:br/>
-        <w:t xml:space="preserve">    ├── regisztracio.html      # Regisztrációs oldal</w:t>
-      </w:r>
-      <w:r>
-        <w:rPr>
-          <w:rFonts w:ascii="Courier New" w:hAnsi="Courier New"/>
-          <w:sz w:val="18"/>
-        </w:rPr>
-        <w:br/>
-        <w:t xml:space="preserve">    ├── profil.html            # Felhasználói profil szerkesztése</w:t>
-      </w:r>
-      <w:r>
-        <w:rPr>
-          <w:rFonts w:ascii="Courier New" w:hAnsi="Courier New"/>
-          <w:sz w:val="18"/>
-        </w:rPr>
-        <w:br/>
-        <w:t xml:space="preserve">    ├── admin.html             # Admin panel (kutya feltöltés, kérelmek)</w:t>
-      </w:r>
-      <w:r>
-        <w:rPr>
-          <w:rFonts w:ascii="Courier New" w:hAnsi="Courier New"/>
-          <w:sz w:val="18"/>
-        </w:rPr>
-        <w:br/>
-        <w:t xml:space="preserve">    ├── elfelejtett-jelszo.html # Jelszó-visszaállítás</w:t>
-      </w:r>
-      <w:r>
-        <w:rPr>
-          <w:rFonts w:ascii="Courier New" w:hAnsi="Courier New"/>
-          <w:sz w:val="18"/>
-        </w:rPr>
-        <w:br/>
-        <w:t xml:space="preserve">    ├── style.css              # Főoldal stíluslap</w:t>
-      </w:r>
-      <w:r>
-        <w:rPr>
-          <w:rFonts w:ascii="Courier New" w:hAnsi="Courier New"/>
-          <w:sz w:val="18"/>
-        </w:rPr>
-        <w:br/>
-        <w:t xml:space="preserve">    ├── reg.css                # Regisztrációs/bejelentkezési stíluslap</w:t>
-      </w:r>
-      <w:r>
-        <w:rPr>
-          <w:rFonts w:ascii="Courier New" w:hAnsi="Courier New"/>
-          <w:sz w:val="18"/>
-        </w:rPr>
-        <w:br/>
-        <w:t xml:space="preserve">    ├── admin.css              # Admin panel stíluslap</w:t>
-      </w:r>
-      <w:r>
-        <w:rPr>
-          <w:rFonts w:ascii="Courier New" w:hAnsi="Courier New"/>
-          <w:sz w:val="18"/>
-        </w:rPr>
-        <w:br/>
-        <w:t xml:space="preserve">    ├── java.js                # Kliens oldali logika</w:t>
-      </w:r>
-      <w:r>
-        <w:rPr>
-          <w:rFonts w:ascii="Courier New" w:hAnsi="Courier New"/>
-          <w:sz w:val="18"/>
-        </w:rPr>
-        <w:br/>
-        <w:t xml:space="preserve">    ├── jatek.js               # Kutyajáték modul</w:t>
-      </w:r>
-      <w:r>
-        <w:rPr>
-          <w:rFonts w:ascii="Courier New" w:hAnsi="Courier New"/>
-          <w:sz w:val="18"/>
-        </w:rPr>
-        <w:br/>
-        <w:t xml:space="preserve">    └── img/</w:t>
-      </w:r>
-      <w:r>
-        <w:rPr>
-          <w:rFonts w:ascii="Courier New" w:hAnsi="Courier New"/>
-          <w:sz w:val="18"/>
-        </w:rPr>
-        <w:br/>
-        <w:t xml:space="preserve">        ├── kutyak/            # Feltöltött kutyafotók</w:t>
-      </w:r>
-      <w:r>
-        <w:rPr>
-          <w:rFonts w:ascii="Courier New" w:hAnsi="Courier New"/>
-          <w:sz w:val="18"/>
-        </w:rPr>
-        <w:br/>
-        <w:t xml:space="preserve">        └── profilok/          # Feltöltött profilképek</w:t>
+        <w:drawing>
+          <wp:inline distT="0" distB="0" distL="0" distR="0" wp14:anchorId="1B1637A4" wp14:editId="4CD818B1">
+            <wp:extent cx="5972175" cy="5156835"/>
+            <wp:effectExtent l="0" t="0" r="9525" b="5715"/>
+            <wp:docPr id="8" name="Kép 8"/>
+            <wp:cNvGraphicFramePr>
+              <a:graphicFrameLocks xmlns:a="http://schemas.openxmlformats.org/drawingml/2006/main" noChangeAspect="1"/>
+            </wp:cNvGraphicFramePr>
+            <a:graphic xmlns:a="http://schemas.openxmlformats.org/drawingml/2006/main">
+              <a:graphicData uri="http://schemas.openxmlformats.org/drawingml/2006/picture">
+                <pic:pic xmlns:pic="http://schemas.openxmlformats.org/drawingml/2006/picture">
+                  <pic:nvPicPr>
+                    <pic:cNvPr id="1" name=""/>
+                    <pic:cNvPicPr/>
+                  </pic:nvPicPr>
+                  <pic:blipFill>
+                    <a:blip r:embed="rId12"/>
+                    <a:stretch>
+                      <a:fillRect/>
+                    </a:stretch>
+                  </pic:blipFill>
+                  <pic:spPr>
+                    <a:xfrm>
+                      <a:off x="0" y="0"/>
+                      <a:ext cx="5972175" cy="5156835"/>
+                    </a:xfrm>
+                    <a:prstGeom prst="rect">
+                      <a:avLst/>
+                    </a:prstGeom>
+                  </pic:spPr>
+                </pic:pic>
+              </a:graphicData>
+            </a:graphic>
+          </wp:inline>
+        </w:drawing>
       </w:r>
     </w:p>
-    <w:p/>
     <w:sectPr>
       <w:pgSz w:w="12240" w:h="15840"/>
       <w:pgMar w:top="1417" w:right="1134" w:bottom="1417" w:left="1701" w:header="720" w:footer="720" w:gutter="0"/>

--- a/DOKUMENTUMOK/1_Fejlesztoi_Dokumentacio.docx
+++ b/DOKUMENTUMOK/1_Fejlesztoi_Dokumentacio.docx
@@ -58,10 +58,1815 @@
         <w:br w:type="page"/>
       </w:r>
     </w:p>
+    <w:p/>
+    <w:sdt>
+      <w:sdtPr>
+        <w:rPr>
+          <w:lang w:val="hu-HU"/>
+        </w:rPr>
+        <w:id w:val="-348025322"/>
+        <w:docPartObj>
+          <w:docPartGallery w:val="Table of Contents"/>
+          <w:docPartUnique/>
+        </w:docPartObj>
+      </w:sdtPr>
+      <w:sdtEndPr>
+        <w:rPr>
+          <w:rFonts w:ascii="Calibri" w:eastAsiaTheme="minorEastAsia" w:hAnsi="Calibri" w:cstheme="minorBidi"/>
+          <w:color w:val="auto"/>
+          <w:sz w:val="22"/>
+          <w:szCs w:val="22"/>
+          <w:lang w:val="en-US"/>
+        </w:rPr>
+      </w:sdtEndPr>
+      <w:sdtContent>
+        <w:p>
+          <w:pPr>
+            <w:pStyle w:val="Tartalomjegyzkcmsora"/>
+          </w:pPr>
+          <w:r>
+            <w:rPr>
+              <w:lang w:val="hu-HU"/>
+            </w:rPr>
+            <w:t>Tartalom</w:t>
+          </w:r>
+        </w:p>
+        <w:p>
+          <w:pPr>
+            <w:pStyle w:val="TJ1"/>
+            <w:tabs>
+              <w:tab w:val="right" w:leader="dot" w:pos="9395"/>
+            </w:tabs>
+            <w:rPr>
+              <w:rFonts w:asciiTheme="minorHAnsi" w:hAnsiTheme="minorHAnsi"/>
+              <w:noProof/>
+              <w:lang w:val="hu-HU" w:eastAsia="hu-HU"/>
+            </w:rPr>
+          </w:pPr>
+          <w:r>
+            <w:fldChar w:fldCharType="begin"/>
+          </w:r>
+          <w:r>
+            <w:instrText xml:space="preserve"> TOC \o "1-3" \h \z \u </w:instrText>
+          </w:r>
+          <w:r>
+            <w:fldChar w:fldCharType="separate"/>
+          </w:r>
+          <w:hyperlink w:anchor="_Toc225323706" w:history="1">
+            <w:r>
+              <w:rPr>
+                <w:rStyle w:val="Hiperhivatkozs"/>
+                <w:noProof/>
+              </w:rPr>
+              <w:t>1. FEJLESZTŐI DOKUMENTÁCIÓ (MŰSZAKI LEÍRÁS)</w:t>
+            </w:r>
+            <w:r>
+              <w:rPr>
+                <w:noProof/>
+                <w:webHidden/>
+              </w:rPr>
+              <w:tab/>
+            </w:r>
+            <w:r>
+              <w:rPr>
+                <w:noProof/>
+                <w:webHidden/>
+              </w:rPr>
+              <w:fldChar w:fldCharType="begin"/>
+            </w:r>
+            <w:r>
+              <w:rPr>
+                <w:noProof/>
+                <w:webHidden/>
+              </w:rPr>
+              <w:instrText xml:space="preserve"> PAGEREF _Toc225323706 \h </w:instrText>
+            </w:r>
+            <w:r>
+              <w:rPr>
+                <w:noProof/>
+                <w:webHidden/>
+              </w:rPr>
+            </w:r>
+            <w:r>
+              <w:rPr>
+                <w:noProof/>
+                <w:webHidden/>
+              </w:rPr>
+              <w:fldChar w:fldCharType="separate"/>
+            </w:r>
+            <w:r>
+              <w:rPr>
+                <w:noProof/>
+                <w:webHidden/>
+              </w:rPr>
+              <w:t>2</w:t>
+            </w:r>
+            <w:r>
+              <w:rPr>
+                <w:noProof/>
+                <w:webHidden/>
+              </w:rPr>
+              <w:fldChar w:fldCharType="end"/>
+            </w:r>
+          </w:hyperlink>
+        </w:p>
+        <w:p>
+          <w:pPr>
+            <w:pStyle w:val="TJ2"/>
+            <w:tabs>
+              <w:tab w:val="right" w:leader="dot" w:pos="9395"/>
+            </w:tabs>
+            <w:rPr>
+              <w:rFonts w:asciiTheme="minorHAnsi" w:hAnsiTheme="minorHAnsi"/>
+              <w:noProof/>
+              <w:lang w:val="hu-HU" w:eastAsia="hu-HU"/>
+            </w:rPr>
+          </w:pPr>
+          <w:hyperlink w:anchor="_Toc225323707" w:history="1">
+            <w:r>
+              <w:rPr>
+                <w:rStyle w:val="Hiperhivatkozs"/>
+                <w:noProof/>
+              </w:rPr>
+              <w:t>1.1 A projekt célja</w:t>
+            </w:r>
+            <w:r>
+              <w:rPr>
+                <w:noProof/>
+                <w:webHidden/>
+              </w:rPr>
+              <w:tab/>
+            </w:r>
+            <w:r>
+              <w:rPr>
+                <w:noProof/>
+                <w:webHidden/>
+              </w:rPr>
+              <w:fldChar w:fldCharType="begin"/>
+            </w:r>
+            <w:r>
+              <w:rPr>
+                <w:noProof/>
+                <w:webHidden/>
+              </w:rPr>
+              <w:instrText xml:space="preserve"> PAGEREF _Toc225323707 \h </w:instrText>
+            </w:r>
+            <w:r>
+              <w:rPr>
+                <w:noProof/>
+                <w:webHidden/>
+              </w:rPr>
+            </w:r>
+            <w:r>
+              <w:rPr>
+                <w:noProof/>
+                <w:webHidden/>
+              </w:rPr>
+              <w:fldChar w:fldCharType="separate"/>
+            </w:r>
+            <w:r>
+              <w:rPr>
+                <w:noProof/>
+                <w:webHidden/>
+              </w:rPr>
+              <w:t>2</w:t>
+            </w:r>
+            <w:r>
+              <w:rPr>
+                <w:noProof/>
+                <w:webHidden/>
+              </w:rPr>
+              <w:fldChar w:fldCharType="end"/>
+            </w:r>
+          </w:hyperlink>
+        </w:p>
+        <w:p>
+          <w:pPr>
+            <w:pStyle w:val="TJ2"/>
+            <w:tabs>
+              <w:tab w:val="right" w:leader="dot" w:pos="9395"/>
+            </w:tabs>
+            <w:rPr>
+              <w:rFonts w:asciiTheme="minorHAnsi" w:hAnsiTheme="minorHAnsi"/>
+              <w:noProof/>
+              <w:lang w:val="hu-HU" w:eastAsia="hu-HU"/>
+            </w:rPr>
+          </w:pPr>
+          <w:hyperlink w:anchor="_Toc225323708" w:history="1">
+            <w:r>
+              <w:rPr>
+                <w:rStyle w:val="Hiperhivatkozs"/>
+                <w:noProof/>
+              </w:rPr>
+              <w:t>1.2 Rendszerkövetelmények</w:t>
+            </w:r>
+            <w:r>
+              <w:rPr>
+                <w:noProof/>
+                <w:webHidden/>
+              </w:rPr>
+              <w:tab/>
+            </w:r>
+            <w:r>
+              <w:rPr>
+                <w:noProof/>
+                <w:webHidden/>
+              </w:rPr>
+              <w:fldChar w:fldCharType="begin"/>
+            </w:r>
+            <w:r>
+              <w:rPr>
+                <w:noProof/>
+                <w:webHidden/>
+              </w:rPr>
+              <w:instrText xml:space="preserve"> PAGEREF _Toc225323708 \h </w:instrText>
+            </w:r>
+            <w:r>
+              <w:rPr>
+                <w:noProof/>
+                <w:webHidden/>
+              </w:rPr>
+            </w:r>
+            <w:r>
+              <w:rPr>
+                <w:noProof/>
+                <w:webHidden/>
+              </w:rPr>
+              <w:fldChar w:fldCharType="separate"/>
+            </w:r>
+            <w:r>
+              <w:rPr>
+                <w:noProof/>
+                <w:webHidden/>
+              </w:rPr>
+              <w:t>2</w:t>
+            </w:r>
+            <w:r>
+              <w:rPr>
+                <w:noProof/>
+                <w:webHidden/>
+              </w:rPr>
+              <w:fldChar w:fldCharType="end"/>
+            </w:r>
+          </w:hyperlink>
+        </w:p>
+        <w:p>
+          <w:pPr>
+            <w:pStyle w:val="TJ3"/>
+            <w:tabs>
+              <w:tab w:val="right" w:leader="dot" w:pos="9395"/>
+            </w:tabs>
+            <w:rPr>
+              <w:rFonts w:asciiTheme="minorHAnsi" w:hAnsiTheme="minorHAnsi"/>
+              <w:noProof/>
+              <w:lang w:val="hu-HU" w:eastAsia="hu-HU"/>
+            </w:rPr>
+          </w:pPr>
+          <w:hyperlink w:anchor="_Toc225323709" w:history="1">
+            <w:r>
+              <w:rPr>
+                <w:rStyle w:val="Hiperhivatkozs"/>
+                <w:noProof/>
+              </w:rPr>
+              <w:t>Fejlesztői/szerver oldal</w:t>
+            </w:r>
+            <w:r>
+              <w:rPr>
+                <w:noProof/>
+                <w:webHidden/>
+              </w:rPr>
+              <w:tab/>
+            </w:r>
+            <w:r>
+              <w:rPr>
+                <w:noProof/>
+                <w:webHidden/>
+              </w:rPr>
+              <w:fldChar w:fldCharType="begin"/>
+            </w:r>
+            <w:r>
+              <w:rPr>
+                <w:noProof/>
+                <w:webHidden/>
+              </w:rPr>
+              <w:instrText xml:space="preserve"> PAGEREF _Toc225323709 \h </w:instrText>
+            </w:r>
+            <w:r>
+              <w:rPr>
+                <w:noProof/>
+                <w:webHidden/>
+              </w:rPr>
+            </w:r>
+            <w:r>
+              <w:rPr>
+                <w:noProof/>
+                <w:webHidden/>
+              </w:rPr>
+              <w:fldChar w:fldCharType="separate"/>
+            </w:r>
+            <w:r>
+              <w:rPr>
+                <w:noProof/>
+                <w:webHidden/>
+              </w:rPr>
+              <w:t>2</w:t>
+            </w:r>
+            <w:r>
+              <w:rPr>
+                <w:noProof/>
+                <w:webHidden/>
+              </w:rPr>
+              <w:fldChar w:fldCharType="end"/>
+            </w:r>
+          </w:hyperlink>
+        </w:p>
+        <w:p>
+          <w:pPr>
+            <w:pStyle w:val="TJ3"/>
+            <w:tabs>
+              <w:tab w:val="right" w:leader="dot" w:pos="9395"/>
+            </w:tabs>
+            <w:rPr>
+              <w:rFonts w:asciiTheme="minorHAnsi" w:hAnsiTheme="minorHAnsi"/>
+              <w:noProof/>
+              <w:lang w:val="hu-HU" w:eastAsia="hu-HU"/>
+            </w:rPr>
+          </w:pPr>
+          <w:hyperlink w:anchor="_Toc225323710" w:history="1">
+            <w:r>
+              <w:rPr>
+                <w:rStyle w:val="Hiperhivatkozs"/>
+                <w:noProof/>
+              </w:rPr>
+              <w:t>Böngésző (kliens oldal)</w:t>
+            </w:r>
+            <w:r>
+              <w:rPr>
+                <w:noProof/>
+                <w:webHidden/>
+              </w:rPr>
+              <w:tab/>
+            </w:r>
+            <w:r>
+              <w:rPr>
+                <w:noProof/>
+                <w:webHidden/>
+              </w:rPr>
+              <w:fldChar w:fldCharType="begin"/>
+            </w:r>
+            <w:r>
+              <w:rPr>
+                <w:noProof/>
+                <w:webHidden/>
+              </w:rPr>
+              <w:instrText xml:space="preserve"> PAGEREF _Toc225323710 \h </w:instrText>
+            </w:r>
+            <w:r>
+              <w:rPr>
+                <w:noProof/>
+                <w:webHidden/>
+              </w:rPr>
+            </w:r>
+            <w:r>
+              <w:rPr>
+                <w:noProof/>
+                <w:webHidden/>
+              </w:rPr>
+              <w:fldChar w:fldCharType="separate"/>
+            </w:r>
+            <w:r>
+              <w:rPr>
+                <w:noProof/>
+                <w:webHidden/>
+              </w:rPr>
+              <w:t>2</w:t>
+            </w:r>
+            <w:r>
+              <w:rPr>
+                <w:noProof/>
+                <w:webHidden/>
+              </w:rPr>
+              <w:fldChar w:fldCharType="end"/>
+            </w:r>
+          </w:hyperlink>
+        </w:p>
+        <w:p>
+          <w:pPr>
+            <w:pStyle w:val="TJ2"/>
+            <w:tabs>
+              <w:tab w:val="right" w:leader="dot" w:pos="9395"/>
+            </w:tabs>
+            <w:rPr>
+              <w:rFonts w:asciiTheme="minorHAnsi" w:hAnsiTheme="minorHAnsi"/>
+              <w:noProof/>
+              <w:lang w:val="hu-HU" w:eastAsia="hu-HU"/>
+            </w:rPr>
+          </w:pPr>
+          <w:hyperlink w:anchor="_Toc225323711" w:history="1">
+            <w:r>
+              <w:rPr>
+                <w:rStyle w:val="Hiperhivatkozs"/>
+                <w:noProof/>
+              </w:rPr>
+              <w:t>1.3 Alkalmazott technológiák</w:t>
+            </w:r>
+            <w:r>
+              <w:rPr>
+                <w:noProof/>
+                <w:webHidden/>
+              </w:rPr>
+              <w:tab/>
+            </w:r>
+            <w:r>
+              <w:rPr>
+                <w:noProof/>
+                <w:webHidden/>
+              </w:rPr>
+              <w:fldChar w:fldCharType="begin"/>
+            </w:r>
+            <w:r>
+              <w:rPr>
+                <w:noProof/>
+                <w:webHidden/>
+              </w:rPr>
+              <w:instrText xml:space="preserve"> PAGEREF _Toc225323711 \h </w:instrText>
+            </w:r>
+            <w:r>
+              <w:rPr>
+                <w:noProof/>
+                <w:webHidden/>
+              </w:rPr>
+            </w:r>
+            <w:r>
+              <w:rPr>
+                <w:noProof/>
+                <w:webHidden/>
+              </w:rPr>
+              <w:fldChar w:fldCharType="separate"/>
+            </w:r>
+            <w:r>
+              <w:rPr>
+                <w:noProof/>
+                <w:webHidden/>
+              </w:rPr>
+              <w:t>2</w:t>
+            </w:r>
+            <w:r>
+              <w:rPr>
+                <w:noProof/>
+                <w:webHidden/>
+              </w:rPr>
+              <w:fldChar w:fldCharType="end"/>
+            </w:r>
+          </w:hyperlink>
+        </w:p>
+        <w:p>
+          <w:pPr>
+            <w:pStyle w:val="TJ3"/>
+            <w:tabs>
+              <w:tab w:val="right" w:leader="dot" w:pos="9395"/>
+            </w:tabs>
+            <w:rPr>
+              <w:rFonts w:asciiTheme="minorHAnsi" w:hAnsiTheme="minorHAnsi"/>
+              <w:noProof/>
+              <w:lang w:val="hu-HU" w:eastAsia="hu-HU"/>
+            </w:rPr>
+          </w:pPr>
+          <w:hyperlink w:anchor="_Toc225323712" w:history="1">
+            <w:r>
+              <w:rPr>
+                <w:rStyle w:val="Hiperhivatkozs"/>
+                <w:noProof/>
+              </w:rPr>
+              <w:t>Backend (szerver oldal)</w:t>
+            </w:r>
+            <w:r>
+              <w:rPr>
+                <w:noProof/>
+                <w:webHidden/>
+              </w:rPr>
+              <w:tab/>
+            </w:r>
+            <w:r>
+              <w:rPr>
+                <w:noProof/>
+                <w:webHidden/>
+              </w:rPr>
+              <w:fldChar w:fldCharType="begin"/>
+            </w:r>
+            <w:r>
+              <w:rPr>
+                <w:noProof/>
+                <w:webHidden/>
+              </w:rPr>
+              <w:instrText xml:space="preserve"> PAGEREF _Toc225323712 \h </w:instrText>
+            </w:r>
+            <w:r>
+              <w:rPr>
+                <w:noProof/>
+                <w:webHidden/>
+              </w:rPr>
+            </w:r>
+            <w:r>
+              <w:rPr>
+                <w:noProof/>
+                <w:webHidden/>
+              </w:rPr>
+              <w:fldChar w:fldCharType="separate"/>
+            </w:r>
+            <w:r>
+              <w:rPr>
+                <w:noProof/>
+                <w:webHidden/>
+              </w:rPr>
+              <w:t>2</w:t>
+            </w:r>
+            <w:r>
+              <w:rPr>
+                <w:noProof/>
+                <w:webHidden/>
+              </w:rPr>
+              <w:fldChar w:fldCharType="end"/>
+            </w:r>
+          </w:hyperlink>
+        </w:p>
+        <w:p>
+          <w:pPr>
+            <w:pStyle w:val="TJ3"/>
+            <w:tabs>
+              <w:tab w:val="right" w:leader="dot" w:pos="9395"/>
+            </w:tabs>
+            <w:rPr>
+              <w:rFonts w:asciiTheme="minorHAnsi" w:hAnsiTheme="minorHAnsi"/>
+              <w:noProof/>
+              <w:lang w:val="hu-HU" w:eastAsia="hu-HU"/>
+            </w:rPr>
+          </w:pPr>
+          <w:hyperlink w:anchor="_Toc225323713" w:history="1">
+            <w:r>
+              <w:rPr>
+                <w:rStyle w:val="Hiperhivatkozs"/>
+                <w:noProof/>
+              </w:rPr>
+              <w:t>Frontend (kliens oldal)</w:t>
+            </w:r>
+            <w:r>
+              <w:rPr>
+                <w:noProof/>
+                <w:webHidden/>
+              </w:rPr>
+              <w:tab/>
+            </w:r>
+            <w:r>
+              <w:rPr>
+                <w:noProof/>
+                <w:webHidden/>
+              </w:rPr>
+              <w:fldChar w:fldCharType="begin"/>
+            </w:r>
+            <w:r>
+              <w:rPr>
+                <w:noProof/>
+                <w:webHidden/>
+              </w:rPr>
+              <w:instrText xml:space="preserve"> PAGEREF _Toc225323713 \h </w:instrText>
+            </w:r>
+            <w:r>
+              <w:rPr>
+                <w:noProof/>
+                <w:webHidden/>
+              </w:rPr>
+            </w:r>
+            <w:r>
+              <w:rPr>
+                <w:noProof/>
+                <w:webHidden/>
+              </w:rPr>
+              <w:fldChar w:fldCharType="separate"/>
+            </w:r>
+            <w:r>
+              <w:rPr>
+                <w:noProof/>
+                <w:webHidden/>
+              </w:rPr>
+              <w:t>3</w:t>
+            </w:r>
+            <w:r>
+              <w:rPr>
+                <w:noProof/>
+                <w:webHidden/>
+              </w:rPr>
+              <w:fldChar w:fldCharType="end"/>
+            </w:r>
+          </w:hyperlink>
+        </w:p>
+        <w:p>
+          <w:pPr>
+            <w:pStyle w:val="TJ2"/>
+            <w:tabs>
+              <w:tab w:val="right" w:leader="dot" w:pos="9395"/>
+            </w:tabs>
+            <w:rPr>
+              <w:rFonts w:asciiTheme="minorHAnsi" w:hAnsiTheme="minorHAnsi"/>
+              <w:noProof/>
+              <w:lang w:val="hu-HU" w:eastAsia="hu-HU"/>
+            </w:rPr>
+          </w:pPr>
+          <w:hyperlink w:anchor="_Toc225323714" w:history="1">
+            <w:r>
+              <w:rPr>
+                <w:rStyle w:val="Hiperhivatkozs"/>
+                <w:noProof/>
+              </w:rPr>
+              <w:t>1.4 Rendszerarchitektúra</w:t>
+            </w:r>
+            <w:r>
+              <w:rPr>
+                <w:noProof/>
+                <w:webHidden/>
+              </w:rPr>
+              <w:tab/>
+            </w:r>
+            <w:r>
+              <w:rPr>
+                <w:noProof/>
+                <w:webHidden/>
+              </w:rPr>
+              <w:fldChar w:fldCharType="begin"/>
+            </w:r>
+            <w:r>
+              <w:rPr>
+                <w:noProof/>
+                <w:webHidden/>
+              </w:rPr>
+              <w:instrText xml:space="preserve"> PAGEREF _Toc225323714 \h </w:instrText>
+            </w:r>
+            <w:r>
+              <w:rPr>
+                <w:noProof/>
+                <w:webHidden/>
+              </w:rPr>
+            </w:r>
+            <w:r>
+              <w:rPr>
+                <w:noProof/>
+                <w:webHidden/>
+              </w:rPr>
+              <w:fldChar w:fldCharType="separate"/>
+            </w:r>
+            <w:r>
+              <w:rPr>
+                <w:noProof/>
+                <w:webHidden/>
+              </w:rPr>
+              <w:t>3</w:t>
+            </w:r>
+            <w:r>
+              <w:rPr>
+                <w:noProof/>
+                <w:webHidden/>
+              </w:rPr>
+              <w:fldChar w:fldCharType="end"/>
+            </w:r>
+          </w:hyperlink>
+        </w:p>
+        <w:p>
+          <w:pPr>
+            <w:pStyle w:val="TJ2"/>
+            <w:tabs>
+              <w:tab w:val="right" w:leader="dot" w:pos="9395"/>
+            </w:tabs>
+            <w:rPr>
+              <w:rFonts w:asciiTheme="minorHAnsi" w:hAnsiTheme="minorHAnsi"/>
+              <w:noProof/>
+              <w:lang w:val="hu-HU" w:eastAsia="hu-HU"/>
+            </w:rPr>
+          </w:pPr>
+          <w:hyperlink w:anchor="_Toc225323715" w:history="1">
+            <w:r>
+              <w:rPr>
+                <w:rStyle w:val="Hiperhivatkozs"/>
+                <w:noProof/>
+              </w:rPr>
+              <w:t>1.5 Adatbázis-struktúra</w:t>
+            </w:r>
+            <w:r>
+              <w:rPr>
+                <w:noProof/>
+                <w:webHidden/>
+              </w:rPr>
+              <w:tab/>
+            </w:r>
+            <w:r>
+              <w:rPr>
+                <w:noProof/>
+                <w:webHidden/>
+              </w:rPr>
+              <w:fldChar w:fldCharType="begin"/>
+            </w:r>
+            <w:r>
+              <w:rPr>
+                <w:noProof/>
+                <w:webHidden/>
+              </w:rPr>
+              <w:instrText xml:space="preserve"> PAGEREF _Toc225323715 \h </w:instrText>
+            </w:r>
+            <w:r>
+              <w:rPr>
+                <w:noProof/>
+                <w:webHidden/>
+              </w:rPr>
+            </w:r>
+            <w:r>
+              <w:rPr>
+                <w:noProof/>
+                <w:webHidden/>
+              </w:rPr>
+              <w:fldChar w:fldCharType="separate"/>
+            </w:r>
+            <w:r>
+              <w:rPr>
+                <w:noProof/>
+                <w:webHidden/>
+              </w:rPr>
+              <w:t>3</w:t>
+            </w:r>
+            <w:r>
+              <w:rPr>
+                <w:noProof/>
+                <w:webHidden/>
+              </w:rPr>
+              <w:fldChar w:fldCharType="end"/>
+            </w:r>
+          </w:hyperlink>
+        </w:p>
+        <w:p>
+          <w:pPr>
+            <w:pStyle w:val="TJ3"/>
+            <w:tabs>
+              <w:tab w:val="right" w:leader="dot" w:pos="9395"/>
+            </w:tabs>
+            <w:rPr>
+              <w:rFonts w:asciiTheme="minorHAnsi" w:hAnsiTheme="minorHAnsi"/>
+              <w:noProof/>
+              <w:lang w:val="hu-HU" w:eastAsia="hu-HU"/>
+            </w:rPr>
+          </w:pPr>
+          <w:hyperlink w:anchor="_Toc225323716" w:history="1">
+            <w:r>
+              <w:rPr>
+                <w:rStyle w:val="Hiperhivatkozs"/>
+                <w:noProof/>
+              </w:rPr>
+              <w:t>1.5.1 `felhasznalok` tábla</w:t>
+            </w:r>
+            <w:r>
+              <w:rPr>
+                <w:noProof/>
+                <w:webHidden/>
+              </w:rPr>
+              <w:tab/>
+            </w:r>
+            <w:r>
+              <w:rPr>
+                <w:noProof/>
+                <w:webHidden/>
+              </w:rPr>
+              <w:fldChar w:fldCharType="begin"/>
+            </w:r>
+            <w:r>
+              <w:rPr>
+                <w:noProof/>
+                <w:webHidden/>
+              </w:rPr>
+              <w:instrText xml:space="preserve"> PAGEREF _Toc225323716 \h </w:instrText>
+            </w:r>
+            <w:r>
+              <w:rPr>
+                <w:noProof/>
+                <w:webHidden/>
+              </w:rPr>
+            </w:r>
+            <w:r>
+              <w:rPr>
+                <w:noProof/>
+                <w:webHidden/>
+              </w:rPr>
+              <w:fldChar w:fldCharType="separate"/>
+            </w:r>
+            <w:r>
+              <w:rPr>
+                <w:noProof/>
+                <w:webHidden/>
+              </w:rPr>
+              <w:t>3</w:t>
+            </w:r>
+            <w:r>
+              <w:rPr>
+                <w:noProof/>
+                <w:webHidden/>
+              </w:rPr>
+              <w:fldChar w:fldCharType="end"/>
+            </w:r>
+          </w:hyperlink>
+        </w:p>
+        <w:p>
+          <w:pPr>
+            <w:pStyle w:val="TJ3"/>
+            <w:tabs>
+              <w:tab w:val="right" w:leader="dot" w:pos="9395"/>
+            </w:tabs>
+            <w:rPr>
+              <w:rFonts w:asciiTheme="minorHAnsi" w:hAnsiTheme="minorHAnsi"/>
+              <w:noProof/>
+              <w:lang w:val="hu-HU" w:eastAsia="hu-HU"/>
+            </w:rPr>
+          </w:pPr>
+          <w:hyperlink w:anchor="_Toc225323717" w:history="1">
+            <w:r>
+              <w:rPr>
+                <w:rStyle w:val="Hiperhivatkozs"/>
+                <w:noProof/>
+              </w:rPr>
+              <w:t>1.5.2 `kutyak` tábla</w:t>
+            </w:r>
+            <w:r>
+              <w:rPr>
+                <w:noProof/>
+                <w:webHidden/>
+              </w:rPr>
+              <w:tab/>
+            </w:r>
+            <w:r>
+              <w:rPr>
+                <w:noProof/>
+                <w:webHidden/>
+              </w:rPr>
+              <w:fldChar w:fldCharType="begin"/>
+            </w:r>
+            <w:r>
+              <w:rPr>
+                <w:noProof/>
+                <w:webHidden/>
+              </w:rPr>
+              <w:instrText xml:space="preserve"> PAGEREF _Toc225323717 \h </w:instrText>
+            </w:r>
+            <w:r>
+              <w:rPr>
+                <w:noProof/>
+                <w:webHidden/>
+              </w:rPr>
+            </w:r>
+            <w:r>
+              <w:rPr>
+                <w:noProof/>
+                <w:webHidden/>
+              </w:rPr>
+              <w:fldChar w:fldCharType="separate"/>
+            </w:r>
+            <w:r>
+              <w:rPr>
+                <w:noProof/>
+                <w:webHidden/>
+              </w:rPr>
+              <w:t>4</w:t>
+            </w:r>
+            <w:r>
+              <w:rPr>
+                <w:noProof/>
+                <w:webHidden/>
+              </w:rPr>
+              <w:fldChar w:fldCharType="end"/>
+            </w:r>
+          </w:hyperlink>
+        </w:p>
+        <w:p>
+          <w:pPr>
+            <w:pStyle w:val="TJ3"/>
+            <w:tabs>
+              <w:tab w:val="right" w:leader="dot" w:pos="9395"/>
+            </w:tabs>
+            <w:rPr>
+              <w:rFonts w:asciiTheme="minorHAnsi" w:hAnsiTheme="minorHAnsi"/>
+              <w:noProof/>
+              <w:lang w:val="hu-HU" w:eastAsia="hu-HU"/>
+            </w:rPr>
+          </w:pPr>
+          <w:hyperlink w:anchor="_Toc225323718" w:history="1">
+            <w:r>
+              <w:rPr>
+                <w:rStyle w:val="Hiperhivatkozs"/>
+                <w:noProof/>
+              </w:rPr>
+              <w:t>1.5.3 `fajtak` tábla</w:t>
+            </w:r>
+            <w:r>
+              <w:rPr>
+                <w:noProof/>
+                <w:webHidden/>
+              </w:rPr>
+              <w:tab/>
+            </w:r>
+            <w:r>
+              <w:rPr>
+                <w:noProof/>
+                <w:webHidden/>
+              </w:rPr>
+              <w:fldChar w:fldCharType="begin"/>
+            </w:r>
+            <w:r>
+              <w:rPr>
+                <w:noProof/>
+                <w:webHidden/>
+              </w:rPr>
+              <w:instrText xml:space="preserve"> PAGEREF _Toc225323718 \h </w:instrText>
+            </w:r>
+            <w:r>
+              <w:rPr>
+                <w:noProof/>
+                <w:webHidden/>
+              </w:rPr>
+            </w:r>
+            <w:r>
+              <w:rPr>
+                <w:noProof/>
+                <w:webHidden/>
+              </w:rPr>
+              <w:fldChar w:fldCharType="separate"/>
+            </w:r>
+            <w:r>
+              <w:rPr>
+                <w:noProof/>
+                <w:webHidden/>
+              </w:rPr>
+              <w:t>4</w:t>
+            </w:r>
+            <w:r>
+              <w:rPr>
+                <w:noProof/>
+                <w:webHidden/>
+              </w:rPr>
+              <w:fldChar w:fldCharType="end"/>
+            </w:r>
+          </w:hyperlink>
+        </w:p>
+        <w:p>
+          <w:pPr>
+            <w:pStyle w:val="TJ3"/>
+            <w:tabs>
+              <w:tab w:val="right" w:leader="dot" w:pos="9395"/>
+            </w:tabs>
+            <w:rPr>
+              <w:rFonts w:asciiTheme="minorHAnsi" w:hAnsiTheme="minorHAnsi"/>
+              <w:noProof/>
+              <w:lang w:val="hu-HU" w:eastAsia="hu-HU"/>
+            </w:rPr>
+          </w:pPr>
+          <w:hyperlink w:anchor="_Toc225323719" w:history="1">
+            <w:r>
+              <w:rPr>
+                <w:rStyle w:val="Hiperhivatkozs"/>
+                <w:noProof/>
+              </w:rPr>
+              <w:t>1.5.4 `orokbefogadasok` tábla</w:t>
+            </w:r>
+            <w:r>
+              <w:rPr>
+                <w:noProof/>
+                <w:webHidden/>
+              </w:rPr>
+              <w:tab/>
+            </w:r>
+            <w:r>
+              <w:rPr>
+                <w:noProof/>
+                <w:webHidden/>
+              </w:rPr>
+              <w:fldChar w:fldCharType="begin"/>
+            </w:r>
+            <w:r>
+              <w:rPr>
+                <w:noProof/>
+                <w:webHidden/>
+              </w:rPr>
+              <w:instrText xml:space="preserve"> PAGEREF _Toc225323719 \h </w:instrText>
+            </w:r>
+            <w:r>
+              <w:rPr>
+                <w:noProof/>
+                <w:webHidden/>
+              </w:rPr>
+            </w:r>
+            <w:r>
+              <w:rPr>
+                <w:noProof/>
+                <w:webHidden/>
+              </w:rPr>
+              <w:fldChar w:fldCharType="separate"/>
+            </w:r>
+            <w:r>
+              <w:rPr>
+                <w:noProof/>
+                <w:webHidden/>
+              </w:rPr>
+              <w:t>4</w:t>
+            </w:r>
+            <w:r>
+              <w:rPr>
+                <w:noProof/>
+                <w:webHidden/>
+              </w:rPr>
+              <w:fldChar w:fldCharType="end"/>
+            </w:r>
+          </w:hyperlink>
+        </w:p>
+        <w:p>
+          <w:pPr>
+            <w:pStyle w:val="TJ3"/>
+            <w:tabs>
+              <w:tab w:val="right" w:leader="dot" w:pos="9395"/>
+            </w:tabs>
+            <w:rPr>
+              <w:rFonts w:asciiTheme="minorHAnsi" w:hAnsiTheme="minorHAnsi"/>
+              <w:noProof/>
+              <w:lang w:val="hu-HU" w:eastAsia="hu-HU"/>
+            </w:rPr>
+          </w:pPr>
+          <w:hyperlink w:anchor="_Toc225323720" w:history="1">
+            <w:r>
+              <w:rPr>
+                <w:rStyle w:val="Hiperhivatkozs"/>
+                <w:noProof/>
+              </w:rPr>
+              <w:t>1.5.5 `orvosi_vizsgalatok` tábla</w:t>
+            </w:r>
+            <w:r>
+              <w:rPr>
+                <w:noProof/>
+                <w:webHidden/>
+              </w:rPr>
+              <w:tab/>
+            </w:r>
+            <w:r>
+              <w:rPr>
+                <w:noProof/>
+                <w:webHidden/>
+              </w:rPr>
+              <w:fldChar w:fldCharType="begin"/>
+            </w:r>
+            <w:r>
+              <w:rPr>
+                <w:noProof/>
+                <w:webHidden/>
+              </w:rPr>
+              <w:instrText xml:space="preserve"> PAGEREF _Toc225323720 \h </w:instrText>
+            </w:r>
+            <w:r>
+              <w:rPr>
+                <w:noProof/>
+                <w:webHidden/>
+              </w:rPr>
+            </w:r>
+            <w:r>
+              <w:rPr>
+                <w:noProof/>
+                <w:webHidden/>
+              </w:rPr>
+              <w:fldChar w:fldCharType="separate"/>
+            </w:r>
+            <w:r>
+              <w:rPr>
+                <w:noProof/>
+                <w:webHidden/>
+              </w:rPr>
+              <w:t>5</w:t>
+            </w:r>
+            <w:r>
+              <w:rPr>
+                <w:noProof/>
+                <w:webHidden/>
+              </w:rPr>
+              <w:fldChar w:fldCharType="end"/>
+            </w:r>
+          </w:hyperlink>
+        </w:p>
+        <w:p>
+          <w:pPr>
+            <w:pStyle w:val="TJ2"/>
+            <w:tabs>
+              <w:tab w:val="right" w:leader="dot" w:pos="9395"/>
+            </w:tabs>
+            <w:rPr>
+              <w:rFonts w:asciiTheme="minorHAnsi" w:hAnsiTheme="minorHAnsi"/>
+              <w:noProof/>
+              <w:lang w:val="hu-HU" w:eastAsia="hu-HU"/>
+            </w:rPr>
+          </w:pPr>
+          <w:hyperlink w:anchor="_Toc225323721" w:history="1">
+            <w:r>
+              <w:rPr>
+                <w:rStyle w:val="Hiperhivatkozs"/>
+                <w:noProof/>
+              </w:rPr>
+              <w:t>1.6 API végpontok</w:t>
+            </w:r>
+            <w:r>
+              <w:rPr>
+                <w:noProof/>
+                <w:webHidden/>
+              </w:rPr>
+              <w:tab/>
+            </w:r>
+            <w:r>
+              <w:rPr>
+                <w:noProof/>
+                <w:webHidden/>
+              </w:rPr>
+              <w:fldChar w:fldCharType="begin"/>
+            </w:r>
+            <w:r>
+              <w:rPr>
+                <w:noProof/>
+                <w:webHidden/>
+              </w:rPr>
+              <w:instrText xml:space="preserve"> PAGEREF _Toc225323721 \h </w:instrText>
+            </w:r>
+            <w:r>
+              <w:rPr>
+                <w:noProof/>
+                <w:webHidden/>
+              </w:rPr>
+            </w:r>
+            <w:r>
+              <w:rPr>
+                <w:noProof/>
+                <w:webHidden/>
+              </w:rPr>
+              <w:fldChar w:fldCharType="separate"/>
+            </w:r>
+            <w:r>
+              <w:rPr>
+                <w:noProof/>
+                <w:webHidden/>
+              </w:rPr>
+              <w:t>5</w:t>
+            </w:r>
+            <w:r>
+              <w:rPr>
+                <w:noProof/>
+                <w:webHidden/>
+              </w:rPr>
+              <w:fldChar w:fldCharType="end"/>
+            </w:r>
+          </w:hyperlink>
+        </w:p>
+        <w:p>
+          <w:pPr>
+            <w:pStyle w:val="TJ3"/>
+            <w:tabs>
+              <w:tab w:val="right" w:leader="dot" w:pos="9395"/>
+            </w:tabs>
+            <w:rPr>
+              <w:rFonts w:asciiTheme="minorHAnsi" w:hAnsiTheme="minorHAnsi"/>
+              <w:noProof/>
+              <w:lang w:val="hu-HU" w:eastAsia="hu-HU"/>
+            </w:rPr>
+          </w:pPr>
+          <w:hyperlink w:anchor="_Toc225323722" w:history="1">
+            <w:r>
+              <w:rPr>
+                <w:rStyle w:val="Hiperhivatkozs"/>
+                <w:noProof/>
+              </w:rPr>
+              <w:t>Hitelesítés</w:t>
+            </w:r>
+            <w:r>
+              <w:rPr>
+                <w:noProof/>
+                <w:webHidden/>
+              </w:rPr>
+              <w:tab/>
+            </w:r>
+            <w:r>
+              <w:rPr>
+                <w:noProof/>
+                <w:webHidden/>
+              </w:rPr>
+              <w:fldChar w:fldCharType="begin"/>
+            </w:r>
+            <w:r>
+              <w:rPr>
+                <w:noProof/>
+                <w:webHidden/>
+              </w:rPr>
+              <w:instrText xml:space="preserve"> PAGEREF _Toc225323722 \h </w:instrText>
+            </w:r>
+            <w:r>
+              <w:rPr>
+                <w:noProof/>
+                <w:webHidden/>
+              </w:rPr>
+            </w:r>
+            <w:r>
+              <w:rPr>
+                <w:noProof/>
+                <w:webHidden/>
+              </w:rPr>
+              <w:fldChar w:fldCharType="separate"/>
+            </w:r>
+            <w:r>
+              <w:rPr>
+                <w:noProof/>
+                <w:webHidden/>
+              </w:rPr>
+              <w:t>5</w:t>
+            </w:r>
+            <w:r>
+              <w:rPr>
+                <w:noProof/>
+                <w:webHidden/>
+              </w:rPr>
+              <w:fldChar w:fldCharType="end"/>
+            </w:r>
+          </w:hyperlink>
+        </w:p>
+        <w:p>
+          <w:pPr>
+            <w:pStyle w:val="TJ3"/>
+            <w:tabs>
+              <w:tab w:val="right" w:leader="dot" w:pos="9395"/>
+            </w:tabs>
+            <w:rPr>
+              <w:rFonts w:asciiTheme="minorHAnsi" w:hAnsiTheme="minorHAnsi"/>
+              <w:noProof/>
+              <w:lang w:val="hu-HU" w:eastAsia="hu-HU"/>
+            </w:rPr>
+          </w:pPr>
+          <w:hyperlink w:anchor="_Toc225323723" w:history="1">
+            <w:r>
+              <w:rPr>
+                <w:rStyle w:val="Hiperhivatkozs"/>
+                <w:noProof/>
+              </w:rPr>
+              <w:t>Felhasználói adatok</w:t>
+            </w:r>
+            <w:r>
+              <w:rPr>
+                <w:noProof/>
+                <w:webHidden/>
+              </w:rPr>
+              <w:tab/>
+            </w:r>
+            <w:r>
+              <w:rPr>
+                <w:noProof/>
+                <w:webHidden/>
+              </w:rPr>
+              <w:fldChar w:fldCharType="begin"/>
+            </w:r>
+            <w:r>
+              <w:rPr>
+                <w:noProof/>
+                <w:webHidden/>
+              </w:rPr>
+              <w:instrText xml:space="preserve"> PAGEREF _Toc225323723 \h </w:instrText>
+            </w:r>
+            <w:r>
+              <w:rPr>
+                <w:noProof/>
+                <w:webHidden/>
+              </w:rPr>
+            </w:r>
+            <w:r>
+              <w:rPr>
+                <w:noProof/>
+                <w:webHidden/>
+              </w:rPr>
+              <w:fldChar w:fldCharType="separate"/>
+            </w:r>
+            <w:r>
+              <w:rPr>
+                <w:noProof/>
+                <w:webHidden/>
+              </w:rPr>
+              <w:t>5</w:t>
+            </w:r>
+            <w:r>
+              <w:rPr>
+                <w:noProof/>
+                <w:webHidden/>
+              </w:rPr>
+              <w:fldChar w:fldCharType="end"/>
+            </w:r>
+          </w:hyperlink>
+        </w:p>
+        <w:p>
+          <w:pPr>
+            <w:pStyle w:val="TJ3"/>
+            <w:tabs>
+              <w:tab w:val="right" w:leader="dot" w:pos="9395"/>
+            </w:tabs>
+            <w:rPr>
+              <w:rFonts w:asciiTheme="minorHAnsi" w:hAnsiTheme="minorHAnsi"/>
+              <w:noProof/>
+              <w:lang w:val="hu-HU" w:eastAsia="hu-HU"/>
+            </w:rPr>
+          </w:pPr>
+          <w:hyperlink w:anchor="_Toc225323724" w:history="1">
+            <w:r>
+              <w:rPr>
+                <w:rStyle w:val="Hiperhivatkozs"/>
+                <w:noProof/>
+              </w:rPr>
+              <w:t>Kutyák</w:t>
+            </w:r>
+            <w:r>
+              <w:rPr>
+                <w:noProof/>
+                <w:webHidden/>
+              </w:rPr>
+              <w:tab/>
+            </w:r>
+            <w:r>
+              <w:rPr>
+                <w:noProof/>
+                <w:webHidden/>
+              </w:rPr>
+              <w:fldChar w:fldCharType="begin"/>
+            </w:r>
+            <w:r>
+              <w:rPr>
+                <w:noProof/>
+                <w:webHidden/>
+              </w:rPr>
+              <w:instrText xml:space="preserve"> PAGEREF _Toc225323724 \h </w:instrText>
+            </w:r>
+            <w:r>
+              <w:rPr>
+                <w:noProof/>
+                <w:webHidden/>
+              </w:rPr>
+            </w:r>
+            <w:r>
+              <w:rPr>
+                <w:noProof/>
+                <w:webHidden/>
+              </w:rPr>
+              <w:fldChar w:fldCharType="separate"/>
+            </w:r>
+            <w:r>
+              <w:rPr>
+                <w:noProof/>
+                <w:webHidden/>
+              </w:rPr>
+              <w:t>5</w:t>
+            </w:r>
+            <w:r>
+              <w:rPr>
+                <w:noProof/>
+                <w:webHidden/>
+              </w:rPr>
+              <w:fldChar w:fldCharType="end"/>
+            </w:r>
+          </w:hyperlink>
+        </w:p>
+        <w:p>
+          <w:pPr>
+            <w:pStyle w:val="TJ3"/>
+            <w:tabs>
+              <w:tab w:val="right" w:leader="dot" w:pos="9395"/>
+            </w:tabs>
+            <w:rPr>
+              <w:rFonts w:asciiTheme="minorHAnsi" w:hAnsiTheme="minorHAnsi"/>
+              <w:noProof/>
+              <w:lang w:val="hu-HU" w:eastAsia="hu-HU"/>
+            </w:rPr>
+          </w:pPr>
+          <w:hyperlink w:anchor="_Toc225323725" w:history="1">
+            <w:r>
+              <w:rPr>
+                <w:rStyle w:val="Hiperhivatkozs"/>
+                <w:noProof/>
+              </w:rPr>
+              <w:t>Örökbefogadás</w:t>
+            </w:r>
+            <w:r>
+              <w:rPr>
+                <w:noProof/>
+                <w:webHidden/>
+              </w:rPr>
+              <w:tab/>
+            </w:r>
+            <w:r>
+              <w:rPr>
+                <w:noProof/>
+                <w:webHidden/>
+              </w:rPr>
+              <w:fldChar w:fldCharType="begin"/>
+            </w:r>
+            <w:r>
+              <w:rPr>
+                <w:noProof/>
+                <w:webHidden/>
+              </w:rPr>
+              <w:instrText xml:space="preserve"> PAGEREF _Toc225323725 \h </w:instrText>
+            </w:r>
+            <w:r>
+              <w:rPr>
+                <w:noProof/>
+                <w:webHidden/>
+              </w:rPr>
+            </w:r>
+            <w:r>
+              <w:rPr>
+                <w:noProof/>
+                <w:webHidden/>
+              </w:rPr>
+              <w:fldChar w:fldCharType="separate"/>
+            </w:r>
+            <w:r>
+              <w:rPr>
+                <w:noProof/>
+                <w:webHidden/>
+              </w:rPr>
+              <w:t>5</w:t>
+            </w:r>
+            <w:r>
+              <w:rPr>
+                <w:noProof/>
+                <w:webHidden/>
+              </w:rPr>
+              <w:fldChar w:fldCharType="end"/>
+            </w:r>
+          </w:hyperlink>
+        </w:p>
+        <w:p>
+          <w:pPr>
+            <w:pStyle w:val="TJ3"/>
+            <w:tabs>
+              <w:tab w:val="right" w:leader="dot" w:pos="9395"/>
+            </w:tabs>
+            <w:rPr>
+              <w:rFonts w:asciiTheme="minorHAnsi" w:hAnsiTheme="minorHAnsi"/>
+              <w:noProof/>
+              <w:lang w:val="hu-HU" w:eastAsia="hu-HU"/>
+            </w:rPr>
+          </w:pPr>
+          <w:hyperlink w:anchor="_Toc225323726" w:history="1">
+            <w:r>
+              <w:rPr>
+                <w:rStyle w:val="Hiperhivatkozs"/>
+                <w:noProof/>
+              </w:rPr>
+              <w:t>Visszajelzés</w:t>
+            </w:r>
+            <w:r>
+              <w:rPr>
+                <w:noProof/>
+                <w:webHidden/>
+              </w:rPr>
+              <w:tab/>
+            </w:r>
+            <w:r>
+              <w:rPr>
+                <w:noProof/>
+                <w:webHidden/>
+              </w:rPr>
+              <w:fldChar w:fldCharType="begin"/>
+            </w:r>
+            <w:r>
+              <w:rPr>
+                <w:noProof/>
+                <w:webHidden/>
+              </w:rPr>
+              <w:instrText xml:space="preserve"> PAGEREF _Toc225323726 \h </w:instrText>
+            </w:r>
+            <w:r>
+              <w:rPr>
+                <w:noProof/>
+                <w:webHidden/>
+              </w:rPr>
+            </w:r>
+            <w:r>
+              <w:rPr>
+                <w:noProof/>
+                <w:webHidden/>
+              </w:rPr>
+              <w:fldChar w:fldCharType="separate"/>
+            </w:r>
+            <w:r>
+              <w:rPr>
+                <w:noProof/>
+                <w:webHidden/>
+              </w:rPr>
+              <w:t>6</w:t>
+            </w:r>
+            <w:r>
+              <w:rPr>
+                <w:noProof/>
+                <w:webHidden/>
+              </w:rPr>
+              <w:fldChar w:fldCharType="end"/>
+            </w:r>
+          </w:hyperlink>
+        </w:p>
+        <w:p>
+          <w:pPr>
+            <w:pStyle w:val="TJ2"/>
+            <w:tabs>
+              <w:tab w:val="right" w:leader="dot" w:pos="9395"/>
+            </w:tabs>
+            <w:rPr>
+              <w:rFonts w:asciiTheme="minorHAnsi" w:hAnsiTheme="minorHAnsi"/>
+              <w:noProof/>
+              <w:lang w:val="hu-HU" w:eastAsia="hu-HU"/>
+            </w:rPr>
+          </w:pPr>
+          <w:hyperlink w:anchor="_Toc225323727" w:history="1">
+            <w:r>
+              <w:rPr>
+                <w:rStyle w:val="Hiperhivatkozs"/>
+                <w:noProof/>
+              </w:rPr>
+              <w:t>1.7 Munkamenet-kezelés (Session)</w:t>
+            </w:r>
+            <w:r>
+              <w:rPr>
+                <w:noProof/>
+                <w:webHidden/>
+              </w:rPr>
+              <w:tab/>
+            </w:r>
+            <w:r>
+              <w:rPr>
+                <w:noProof/>
+                <w:webHidden/>
+              </w:rPr>
+              <w:fldChar w:fldCharType="begin"/>
+            </w:r>
+            <w:r>
+              <w:rPr>
+                <w:noProof/>
+                <w:webHidden/>
+              </w:rPr>
+              <w:instrText xml:space="preserve"> PAGEREF _Toc225323727 \h </w:instrText>
+            </w:r>
+            <w:r>
+              <w:rPr>
+                <w:noProof/>
+                <w:webHidden/>
+              </w:rPr>
+            </w:r>
+            <w:r>
+              <w:rPr>
+                <w:noProof/>
+                <w:webHidden/>
+              </w:rPr>
+              <w:fldChar w:fldCharType="separate"/>
+            </w:r>
+            <w:r>
+              <w:rPr>
+                <w:noProof/>
+                <w:webHidden/>
+              </w:rPr>
+              <w:t>6</w:t>
+            </w:r>
+            <w:r>
+              <w:rPr>
+                <w:noProof/>
+                <w:webHidden/>
+              </w:rPr>
+              <w:fldChar w:fldCharType="end"/>
+            </w:r>
+          </w:hyperlink>
+        </w:p>
+        <w:p>
+          <w:pPr>
+            <w:pStyle w:val="TJ2"/>
+            <w:tabs>
+              <w:tab w:val="right" w:leader="dot" w:pos="9395"/>
+            </w:tabs>
+            <w:rPr>
+              <w:rFonts w:asciiTheme="minorHAnsi" w:hAnsiTheme="minorHAnsi"/>
+              <w:noProof/>
+              <w:lang w:val="hu-HU" w:eastAsia="hu-HU"/>
+            </w:rPr>
+          </w:pPr>
+          <w:hyperlink w:anchor="_Toc225323728" w:history="1">
+            <w:r>
+              <w:rPr>
+                <w:rStyle w:val="Hiperhivatkozs"/>
+                <w:noProof/>
+              </w:rPr>
+              <w:t>1.8 Fájlfeltöltés (Multer)</w:t>
+            </w:r>
+            <w:r>
+              <w:rPr>
+                <w:noProof/>
+                <w:webHidden/>
+              </w:rPr>
+              <w:tab/>
+            </w:r>
+            <w:r>
+              <w:rPr>
+                <w:noProof/>
+                <w:webHidden/>
+              </w:rPr>
+              <w:fldChar w:fldCharType="begin"/>
+            </w:r>
+            <w:r>
+              <w:rPr>
+                <w:noProof/>
+                <w:webHidden/>
+              </w:rPr>
+              <w:instrText xml:space="preserve"> PAGEREF _Toc225323728 \h </w:instrText>
+            </w:r>
+            <w:r>
+              <w:rPr>
+                <w:noProof/>
+                <w:webHidden/>
+              </w:rPr>
+            </w:r>
+            <w:r>
+              <w:rPr>
+                <w:noProof/>
+                <w:webHidden/>
+              </w:rPr>
+              <w:fldChar w:fldCharType="separate"/>
+            </w:r>
+            <w:r>
+              <w:rPr>
+                <w:noProof/>
+                <w:webHidden/>
+              </w:rPr>
+              <w:t>6</w:t>
+            </w:r>
+            <w:r>
+              <w:rPr>
+                <w:noProof/>
+                <w:webHidden/>
+              </w:rPr>
+              <w:fldChar w:fldCharType="end"/>
+            </w:r>
+          </w:hyperlink>
+        </w:p>
+        <w:p>
+          <w:pPr>
+            <w:pStyle w:val="TJ2"/>
+            <w:tabs>
+              <w:tab w:val="right" w:leader="dot" w:pos="9395"/>
+            </w:tabs>
+            <w:rPr>
+              <w:rFonts w:asciiTheme="minorHAnsi" w:hAnsiTheme="minorHAnsi"/>
+              <w:noProof/>
+              <w:lang w:val="hu-HU" w:eastAsia="hu-HU"/>
+            </w:rPr>
+          </w:pPr>
+          <w:hyperlink w:anchor="_Toc225323729" w:history="1">
+            <w:r>
+              <w:rPr>
+                <w:rStyle w:val="Hiperhivatkozs"/>
+                <w:noProof/>
+              </w:rPr>
+              <w:t>1.9 E-mail rendszer (Nodemailer)</w:t>
+            </w:r>
+            <w:r>
+              <w:rPr>
+                <w:noProof/>
+                <w:webHidden/>
+              </w:rPr>
+              <w:tab/>
+            </w:r>
+            <w:r>
+              <w:rPr>
+                <w:noProof/>
+                <w:webHidden/>
+              </w:rPr>
+              <w:fldChar w:fldCharType="begin"/>
+            </w:r>
+            <w:r>
+              <w:rPr>
+                <w:noProof/>
+                <w:webHidden/>
+              </w:rPr>
+              <w:instrText xml:space="preserve"> PAGEREF _Toc225323729 \h </w:instrText>
+            </w:r>
+            <w:r>
+              <w:rPr>
+                <w:noProof/>
+                <w:webHidden/>
+              </w:rPr>
+            </w:r>
+            <w:r>
+              <w:rPr>
+                <w:noProof/>
+                <w:webHidden/>
+              </w:rPr>
+              <w:fldChar w:fldCharType="separate"/>
+            </w:r>
+            <w:r>
+              <w:rPr>
+                <w:noProof/>
+                <w:webHidden/>
+              </w:rPr>
+              <w:t>6</w:t>
+            </w:r>
+            <w:r>
+              <w:rPr>
+                <w:noProof/>
+                <w:webHidden/>
+              </w:rPr>
+              <w:fldChar w:fldCharType="end"/>
+            </w:r>
+          </w:hyperlink>
+        </w:p>
+        <w:p>
+          <w:pPr>
+            <w:pStyle w:val="TJ2"/>
+            <w:tabs>
+              <w:tab w:val="right" w:leader="dot" w:pos="9395"/>
+            </w:tabs>
+            <w:rPr>
+              <w:rFonts w:asciiTheme="minorHAnsi" w:hAnsiTheme="minorHAnsi"/>
+              <w:noProof/>
+              <w:lang w:val="hu-HU" w:eastAsia="hu-HU"/>
+            </w:rPr>
+          </w:pPr>
+          <w:hyperlink w:anchor="_Toc225323730" w:history="1">
+            <w:r>
+              <w:rPr>
+                <w:rStyle w:val="Hiperhivatkozs"/>
+                <w:noProof/>
+              </w:rPr>
+              <w:t>1.10 Projektfájlok szerkezete</w:t>
+            </w:r>
+            <w:r>
+              <w:rPr>
+                <w:noProof/>
+                <w:webHidden/>
+              </w:rPr>
+              <w:tab/>
+            </w:r>
+            <w:r>
+              <w:rPr>
+                <w:noProof/>
+                <w:webHidden/>
+              </w:rPr>
+              <w:fldChar w:fldCharType="begin"/>
+            </w:r>
+            <w:r>
+              <w:rPr>
+                <w:noProof/>
+                <w:webHidden/>
+              </w:rPr>
+              <w:instrText xml:space="preserve"> PAGEREF _Toc225323730 \h </w:instrText>
+            </w:r>
+            <w:r>
+              <w:rPr>
+                <w:noProof/>
+                <w:webHidden/>
+              </w:rPr>
+            </w:r>
+            <w:r>
+              <w:rPr>
+                <w:noProof/>
+                <w:webHidden/>
+              </w:rPr>
+              <w:fldChar w:fldCharType="separate"/>
+            </w:r>
+            <w:r>
+              <w:rPr>
+                <w:noProof/>
+                <w:webHidden/>
+              </w:rPr>
+              <w:t>7</w:t>
+            </w:r>
+            <w:r>
+              <w:rPr>
+                <w:noProof/>
+                <w:webHidden/>
+              </w:rPr>
+              <w:fldChar w:fldCharType="end"/>
+            </w:r>
+          </w:hyperlink>
+        </w:p>
+        <w:p>
+          <w:r>
+            <w:rPr>
+              <w:b/>
+              <w:bCs/>
+            </w:rPr>
+            <w:fldChar w:fldCharType="end"/>
+          </w:r>
+        </w:p>
+      </w:sdtContent>
+    </w:sdt>
+    <w:p/>
     <w:p>
       <w:pPr>
         <w:pStyle w:val="Cmsor1"/>
       </w:pPr>
+      <w:bookmarkStart w:id="0" w:name="_Toc225323706"/>
       <w:r>
         <w:rPr>
           <w:color w:val="1A1A2E"/>
@@ -70,11 +1875,13 @@
         <w:lastRenderedPageBreak/>
         <w:t>1. FEJLESZTŐI DOKUMENTÁCIÓ (MŰSZAKI LEÍRÁS)</w:t>
       </w:r>
+      <w:bookmarkEnd w:id="0"/>
     </w:p>
     <w:p>
       <w:pPr>
         <w:pStyle w:val="Cmsor2"/>
       </w:pPr>
+      <w:bookmarkStart w:id="1" w:name="_Toc225323707"/>
       <w:r>
         <w:rPr>
           <w:color w:val="E94560"/>
@@ -82,6 +1889,7 @@
         </w:rPr>
         <w:t>1.1 A projekt célja</w:t>
       </w:r>
+      <w:bookmarkEnd w:id="1"/>
     </w:p>
     <w:p>
       <w:pPr>
@@ -112,13 +1920,22 @@
       </w:r>
       <w:proofErr w:type="spellEnd"/>
       <w:r>
-        <w:t xml:space="preserve"> számára készített webalkalmazás, amely lehetővé teszi a menhely látogatói számára, hogy megtekinthessék az örökbefogadható kutyákat, örökbefogadási kérelmet nyújthassanak be, adományokat rögzíthessenek, valamint visszajelzést küldjenek. Az adminisztrátorok számára biztosítja az állomány kezelését, az örökbefogadási kérelmek elbírálását és az automatikus e-mail értesítések küldését.</w:t>
+        <w:t xml:space="preserve"> </w:t>
+      </w:r>
+      <w:proofErr w:type="spellStart"/>
+      <w:r>
+        <w:t>számára</w:t>
+      </w:r>
+      <w:proofErr w:type="spellEnd"/>
+      <w:r>
+        <w:t xml:space="preserve"> készített webalkalmazás, amely lehetővé teszi a menhely látogatói számára, hogy megtekinthessék az örökbefogadható kutyákat, örökbefogadási kérelmet nyújthassanak be, adományokat rögzíthessenek, valamint visszajelzést küldjenek. Az adminisztrátorok számára biztosítja az állomány kezelését, az örökbefogadási kérelmek elbírálását és az automatikus e-mail értesítések küldését.</w:t>
       </w:r>
     </w:p>
     <w:p>
       <w:pPr>
         <w:pStyle w:val="Cmsor2"/>
       </w:pPr>
+      <w:bookmarkStart w:id="2" w:name="_Toc225323708"/>
       <w:r>
         <w:rPr>
           <w:color w:val="E94560"/>
@@ -134,12 +1951,14 @@
         </w:rPr>
         <w:t>Rendszerkövetelmények</w:t>
       </w:r>
+      <w:bookmarkEnd w:id="2"/>
       <w:proofErr w:type="spellEnd"/>
     </w:p>
     <w:p>
       <w:pPr>
         <w:pStyle w:val="Cmsor3"/>
       </w:pPr>
+      <w:bookmarkStart w:id="3" w:name="_Toc225323709"/>
       <w:proofErr w:type="spellStart"/>
       <w:r>
         <w:rPr>
@@ -180,6 +1999,7 @@
         </w:rPr>
         <w:t>oldal</w:t>
       </w:r>
+      <w:bookmarkEnd w:id="3"/>
       <w:proofErr w:type="spellEnd"/>
     </w:p>
     <w:tbl>
@@ -318,6 +2138,7 @@
       <w:pPr>
         <w:pStyle w:val="Cmsor3"/>
       </w:pPr>
+      <w:bookmarkStart w:id="4" w:name="_Toc225323710"/>
       <w:r>
         <w:rPr>
           <w:color w:val="1A1A2E"/>
@@ -325,6 +2146,7 @@
         </w:rPr>
         <w:t>Böngésző (kliens oldal)</w:t>
       </w:r>
+      <w:bookmarkEnd w:id="4"/>
     </w:p>
     <w:p>
       <w:pPr>
@@ -360,6 +2182,7 @@
       <w:pPr>
         <w:pStyle w:val="Cmsor2"/>
       </w:pPr>
+      <w:bookmarkStart w:id="5" w:name="_Toc225323711"/>
       <w:r>
         <w:rPr>
           <w:color w:val="E94560"/>
@@ -367,12 +2190,17 @@
         </w:rPr>
         <w:t>1.3 Alkalmazott technológiák</w:t>
       </w:r>
+      <w:bookmarkEnd w:id="5"/>
     </w:p>
     <w:p>
       <w:pPr>
         <w:pStyle w:val="Cmsor3"/>
       </w:pPr>
+      <w:bookmarkStart w:id="6" w:name="_Toc225323712"/>
       <w:r>
+        <w:rPr>
+          <w:noProof/>
+        </w:rPr>
         <w:drawing>
           <wp:anchor distT="0" distB="0" distL="114300" distR="114300" simplePos="0" relativeHeight="251678720" behindDoc="0" locked="0" layoutInCell="1" allowOverlap="1" wp14:anchorId="0B20B195" wp14:editId="169674D9">
             <wp:simplePos x="0" y="0"/>
@@ -462,6 +2290,7 @@
         </w:rPr>
         <w:t>)</w:t>
       </w:r>
+      <w:bookmarkEnd w:id="6"/>
     </w:p>
     <w:tbl>
       <w:tblPr>
@@ -1081,6 +2910,7 @@
       <w:pPr>
         <w:pStyle w:val="Cmsor3"/>
       </w:pPr>
+      <w:bookmarkStart w:id="7" w:name="_Toc225323713"/>
       <w:r>
         <w:rPr>
           <w:color w:val="1A1A2E"/>
@@ -1089,6 +2919,7 @@
         <w:lastRenderedPageBreak/>
         <w:t>Frontend (kliens oldal)</w:t>
       </w:r>
+      <w:bookmarkEnd w:id="7"/>
     </w:p>
     <w:tbl>
       <w:tblPr>
@@ -1482,6 +3313,7 @@
       <w:pPr>
         <w:pStyle w:val="Cmsor2"/>
       </w:pPr>
+      <w:bookmarkStart w:id="8" w:name="_Toc225323714"/>
       <w:r>
         <w:rPr>
           <w:color w:val="E94560"/>
@@ -1489,6 +3321,7 @@
         </w:rPr>
         <w:t>1.4 Rendszerarchitektúra</w:t>
       </w:r>
+      <w:bookmarkEnd w:id="8"/>
     </w:p>
     <w:p>
       <w:pPr>
@@ -1525,8 +3358,16 @@
         <w:rPr>
           <w:b/>
         </w:rPr>
-        <w:t xml:space="preserve"> architektúrán</w:t>
+        <w:t xml:space="preserve"> </w:t>
       </w:r>
+      <w:proofErr w:type="spellStart"/>
+      <w:r>
+        <w:rPr>
+          <w:b/>
+        </w:rPr>
+        <w:t>architektúrán</w:t>
+      </w:r>
+      <w:proofErr w:type="spellEnd"/>
       <w:r>
         <w:t xml:space="preserve"> alapul:</w:t>
       </w:r>
@@ -1753,7 +3594,15 @@
         <w:t>3000</w:t>
       </w:r>
       <w:r>
-        <w:t xml:space="preserve">-es porton fut, statikus fájlokat a </w:t>
+        <w:t xml:space="preserve">-es </w:t>
+      </w:r>
+      <w:proofErr w:type="spellStart"/>
+      <w:r>
+        <w:t>porton</w:t>
+      </w:r>
+      <w:proofErr w:type="spellEnd"/>
+      <w:r>
+        <w:t xml:space="preserve"> fut, statikus fájlokat a </w:t>
       </w:r>
       <w:r>
         <w:rPr>
@@ -1771,6 +3620,7 @@
       <w:pPr>
         <w:pStyle w:val="Cmsor2"/>
       </w:pPr>
+      <w:bookmarkStart w:id="9" w:name="_Toc225323715"/>
       <w:r>
         <w:rPr>
           <w:color w:val="E94560"/>
@@ -1786,6 +3636,7 @@
         </w:rPr>
         <w:t>Adatbázis-struktúra</w:t>
       </w:r>
+      <w:bookmarkEnd w:id="9"/>
       <w:proofErr w:type="spellEnd"/>
     </w:p>
     <w:p>
@@ -1871,8 +3722,10 @@
       <w:pPr>
         <w:pStyle w:val="Cmsor3"/>
       </w:pPr>
+      <w:bookmarkStart w:id="10" w:name="_Toc225323716"/>
       <w:r>
         <w:rPr>
+          <w:noProof/>
           <w:sz w:val="19"/>
         </w:rPr>
         <w:drawing>
@@ -1956,6 +3809,7 @@
         </w:rPr>
         <w:t>tábla</w:t>
       </w:r>
+      <w:bookmarkEnd w:id="10"/>
       <w:proofErr w:type="spellEnd"/>
     </w:p>
     <w:tbl>
@@ -2526,7 +4380,11 @@
       <w:pPr>
         <w:pStyle w:val="Cmsor3"/>
       </w:pPr>
+      <w:bookmarkStart w:id="11" w:name="_Toc225323717"/>
       <w:r>
+        <w:rPr>
+          <w:noProof/>
+        </w:rPr>
         <w:drawing>
           <wp:anchor distT="0" distB="0" distL="114300" distR="114300" simplePos="0" relativeHeight="251652096" behindDoc="0" locked="0" layoutInCell="1" allowOverlap="1" wp14:anchorId="04BE76B7" wp14:editId="34C1FA8E">
             <wp:simplePos x="0" y="0"/>
@@ -2608,6 +4466,7 @@
         </w:rPr>
         <w:t>tábla</w:t>
       </w:r>
+      <w:bookmarkEnd w:id="11"/>
       <w:proofErr w:type="spellEnd"/>
     </w:p>
     <w:tbl>
@@ -3082,7 +4941,11 @@
       <w:pPr>
         <w:pStyle w:val="Cmsor3"/>
       </w:pPr>
+      <w:bookmarkStart w:id="12" w:name="_Toc225323718"/>
       <w:r>
+        <w:rPr>
+          <w:noProof/>
+        </w:rPr>
         <w:drawing>
           <wp:anchor distT="0" distB="0" distL="114300" distR="114300" simplePos="0" relativeHeight="251657216" behindDoc="0" locked="0" layoutInCell="1" allowOverlap="1" wp14:anchorId="38E9E864" wp14:editId="0D86C09E">
             <wp:simplePos x="0" y="0"/>
@@ -3164,6 +5027,7 @@
         </w:rPr>
         <w:t>tábla</w:t>
       </w:r>
+      <w:bookmarkEnd w:id="12"/>
       <w:proofErr w:type="spellEnd"/>
     </w:p>
     <w:tbl>
@@ -3355,7 +5219,11 @@
       <w:pPr>
         <w:pStyle w:val="Cmsor3"/>
       </w:pPr>
+      <w:bookmarkStart w:id="13" w:name="_Toc225323719"/>
       <w:r>
+        <w:rPr>
+          <w:noProof/>
+        </w:rPr>
         <w:drawing>
           <wp:anchor distT="0" distB="0" distL="114300" distR="114300" simplePos="0" relativeHeight="251670528" behindDoc="0" locked="0" layoutInCell="1" allowOverlap="1" wp14:anchorId="43FE1C77" wp14:editId="4EEFD021">
             <wp:simplePos x="0" y="0"/>
@@ -3437,6 +5305,7 @@
         </w:rPr>
         <w:t>tábla</w:t>
       </w:r>
+      <w:bookmarkEnd w:id="13"/>
       <w:proofErr w:type="spellEnd"/>
     </w:p>
     <w:tbl>
@@ -4414,7 +6283,11 @@
       <w:pPr>
         <w:pStyle w:val="Cmsor3"/>
       </w:pPr>
+      <w:bookmarkStart w:id="14" w:name="_Toc225323720"/>
       <w:r>
+        <w:rPr>
+          <w:noProof/>
+        </w:rPr>
         <w:drawing>
           <wp:anchor distT="0" distB="0" distL="114300" distR="114300" simplePos="0" relativeHeight="251672576" behindDoc="0" locked="0" layoutInCell="1" allowOverlap="1" wp14:anchorId="3A5C5CEA" wp14:editId="232671D4">
             <wp:simplePos x="0" y="0"/>
@@ -4496,6 +6369,7 @@
         </w:rPr>
         <w:t>tábla</w:t>
       </w:r>
+      <w:bookmarkEnd w:id="14"/>
       <w:proofErr w:type="spellEnd"/>
     </w:p>
     <w:tbl>
@@ -4754,6 +6628,7 @@
       <w:pPr>
         <w:pStyle w:val="Cmsor2"/>
       </w:pPr>
+      <w:bookmarkStart w:id="15" w:name="_Toc225323721"/>
       <w:r>
         <w:rPr>
           <w:color w:val="E94560"/>
@@ -4761,11 +6636,13 @@
         </w:rPr>
         <w:t>1.6 API végpontok</w:t>
       </w:r>
+      <w:bookmarkEnd w:id="15"/>
     </w:p>
     <w:p>
       <w:pPr>
         <w:pStyle w:val="Cmsor3"/>
       </w:pPr>
+      <w:bookmarkStart w:id="16" w:name="_Toc225323722"/>
       <w:r>
         <w:rPr>
           <w:color w:val="1A1A2E"/>
@@ -4773,6 +6650,7 @@
         </w:rPr>
         <w:t>Hitelesítés</w:t>
       </w:r>
+      <w:bookmarkEnd w:id="16"/>
     </w:p>
     <w:tbl>
       <w:tblPr>
@@ -5084,6 +6962,7 @@
       <w:pPr>
         <w:pStyle w:val="Cmsor3"/>
       </w:pPr>
+      <w:bookmarkStart w:id="17" w:name="_Toc225323723"/>
       <w:r>
         <w:rPr>
           <w:color w:val="1A1A2E"/>
@@ -5091,6 +6970,7 @@
         </w:rPr>
         <w:t>Felhasználói adatok</w:t>
       </w:r>
+      <w:bookmarkEnd w:id="17"/>
     </w:p>
     <w:tbl>
       <w:tblPr>
@@ -5230,6 +7110,7 @@
       <w:pPr>
         <w:pStyle w:val="Cmsor3"/>
       </w:pPr>
+      <w:bookmarkStart w:id="18" w:name="_Toc225323724"/>
       <w:r>
         <w:rPr>
           <w:color w:val="1A1A2E"/>
@@ -5237,6 +7118,7 @@
         </w:rPr>
         <w:t>Kutyák</w:t>
       </w:r>
+      <w:bookmarkEnd w:id="18"/>
     </w:p>
     <w:tbl>
       <w:tblPr>
@@ -5434,6 +7316,7 @@
       <w:pPr>
         <w:pStyle w:val="Cmsor3"/>
       </w:pPr>
+      <w:bookmarkStart w:id="19" w:name="_Toc225323725"/>
       <w:r>
         <w:rPr>
           <w:color w:val="1A1A2E"/>
@@ -5441,6 +7324,7 @@
         </w:rPr>
         <w:t>Örökbefogadás</w:t>
       </w:r>
+      <w:bookmarkEnd w:id="19"/>
     </w:p>
     <w:tbl>
       <w:tblPr>
@@ -5692,6 +7576,7 @@
       <w:pPr>
         <w:pStyle w:val="Cmsor3"/>
       </w:pPr>
+      <w:bookmarkStart w:id="20" w:name="_Toc225323726"/>
       <w:r>
         <w:rPr>
           <w:color w:val="1A1A2E"/>
@@ -5699,6 +7584,7 @@
         </w:rPr>
         <w:t>Visszajelzés</w:t>
       </w:r>
+      <w:bookmarkEnd w:id="20"/>
     </w:p>
     <w:tbl>
       <w:tblPr>
@@ -5838,6 +7724,7 @@
       <w:pPr>
         <w:pStyle w:val="Cmsor2"/>
       </w:pPr>
+      <w:bookmarkStart w:id="21" w:name="_Toc225323727"/>
       <w:r>
         <w:rPr>
           <w:color w:val="E94560"/>
@@ -5845,6 +7732,7 @@
         </w:rPr>
         <w:t>1.7 Munkamenet-kezelés (Session)</w:t>
       </w:r>
+      <w:bookmarkEnd w:id="21"/>
     </w:p>
     <w:p>
       <w:pPr>
@@ -5940,6 +7828,7 @@
       <w:pPr>
         <w:pStyle w:val="Cmsor2"/>
       </w:pPr>
+      <w:bookmarkStart w:id="22" w:name="_Toc225323728"/>
       <w:r>
         <w:rPr>
           <w:color w:val="E94560"/>
@@ -5947,6 +7836,7 @@
         </w:rPr>
         <w:t>1.8 Fájlfeltöltés (Multer)</w:t>
       </w:r>
+      <w:bookmarkEnd w:id="22"/>
     </w:p>
     <w:p>
       <w:pPr>
@@ -6138,6 +8028,7 @@
       <w:pPr>
         <w:pStyle w:val="Cmsor2"/>
       </w:pPr>
+      <w:bookmarkStart w:id="23" w:name="_Toc225323729"/>
       <w:r>
         <w:rPr>
           <w:color w:val="E94560"/>
@@ -6145,6 +8036,7 @@
         </w:rPr>
         <w:t>1.9 E-mail rendszer (Nodemailer)</w:t>
       </w:r>
+      <w:bookmarkEnd w:id="23"/>
     </w:p>
     <w:p>
       <w:pPr>
@@ -6528,16 +8420,46 @@
       <w:pPr>
         <w:pStyle w:val="Cmsor2"/>
       </w:pPr>
+      <w:bookmarkStart w:id="24" w:name="_Toc225323730"/>
       <w:r>
         <w:rPr>
           <w:color w:val="E94560"/>
           <w:sz w:val="30"/>
         </w:rPr>
-        <w:t>1.10 Projektfájlok szerkezete</w:t>
+        <w:t xml:space="preserve">1.10 </w:t>
       </w:r>
+      <w:proofErr w:type="spellStart"/>
+      <w:r>
+        <w:rPr>
+          <w:color w:val="E94560"/>
+          <w:sz w:val="30"/>
+        </w:rPr>
+        <w:t>Projektfájlok</w:t>
+      </w:r>
+      <w:proofErr w:type="spellEnd"/>
+      <w:r>
+        <w:rPr>
+          <w:color w:val="E94560"/>
+          <w:sz w:val="30"/>
+        </w:rPr>
+        <w:t xml:space="preserve"> </w:t>
+      </w:r>
+      <w:proofErr w:type="spellStart"/>
+      <w:r>
+        <w:rPr>
+          <w:color w:val="E94560"/>
+          <w:sz w:val="30"/>
+        </w:rPr>
+        <w:t>szerkezete</w:t>
+      </w:r>
+      <w:bookmarkEnd w:id="24"/>
+      <w:proofErr w:type="spellEnd"/>
     </w:p>
     <w:p>
       <w:r>
+        <w:rPr>
+          <w:noProof/>
+        </w:rPr>
         <w:drawing>
           <wp:inline distT="0" distB="0" distL="0" distR="0" wp14:anchorId="1B1637A4" wp14:editId="4CD818B1">
             <wp:extent cx="5972175" cy="5156835"/>
@@ -8109,7 +10031,6 @@
     <w:basedOn w:val="Cmsor1"/>
     <w:next w:val="Norml"/>
     <w:uiPriority w:val="39"/>
-    <w:semiHidden/>
     <w:unhideWhenUsed/>
     <w:qFormat/>
     <w:rsid w:val="00FC693F"/>
@@ -18170,6 +20091,55 @@
         <w:shd w:val="clear" w:color="auto" w:fill="FBCAA2" w:themeFill="accent6" w:themeFillTint="7F"/>
       </w:tcPr>
     </w:tblStylePr>
+  </w:style>
+  <w:style w:type="paragraph" w:styleId="TJ1">
+    <w:name w:val="toc 1"/>
+    <w:basedOn w:val="Norml"/>
+    <w:next w:val="Norml"/>
+    <w:autoRedefine/>
+    <w:uiPriority w:val="39"/>
+    <w:unhideWhenUsed/>
+    <w:rsid w:val="00A03504"/>
+    <w:pPr>
+      <w:spacing w:after="100"/>
+    </w:pPr>
+  </w:style>
+  <w:style w:type="paragraph" w:styleId="TJ2">
+    <w:name w:val="toc 2"/>
+    <w:basedOn w:val="Norml"/>
+    <w:next w:val="Norml"/>
+    <w:autoRedefine/>
+    <w:uiPriority w:val="39"/>
+    <w:unhideWhenUsed/>
+    <w:rsid w:val="00A03504"/>
+    <w:pPr>
+      <w:spacing w:after="100"/>
+      <w:ind w:left="220"/>
+    </w:pPr>
+  </w:style>
+  <w:style w:type="paragraph" w:styleId="TJ3">
+    <w:name w:val="toc 3"/>
+    <w:basedOn w:val="Norml"/>
+    <w:next w:val="Norml"/>
+    <w:autoRedefine/>
+    <w:uiPriority w:val="39"/>
+    <w:unhideWhenUsed/>
+    <w:rsid w:val="00A03504"/>
+    <w:pPr>
+      <w:spacing w:after="100"/>
+      <w:ind w:left="440"/>
+    </w:pPr>
+  </w:style>
+  <w:style w:type="character" w:styleId="Hiperhivatkozs">
+    <w:name w:val="Hyperlink"/>
+    <w:basedOn w:val="Bekezdsalapbettpusa"/>
+    <w:uiPriority w:val="99"/>
+    <w:unhideWhenUsed/>
+    <w:rsid w:val="00A03504"/>
+    <w:rPr>
+      <w:color w:val="0000FF" w:themeColor="hyperlink"/>
+      <w:u w:val="single"/>
+    </w:rPr>
   </w:style>
 </w:styles>
 </file>

--- a/DOKUMENTUMOK/1_Fejlesztoi_Dokumentacio.docx
+++ b/DOKUMENTUMOK/1_Fejlesztoi_Dokumentacio.docx
@@ -62,6 +62,12 @@
     <w:sdt>
       <w:sdtPr>
         <w:rPr>
+          <w:rFonts w:ascii="Calibri" w:eastAsiaTheme="minorEastAsia" w:hAnsi="Calibri" w:cstheme="minorBidi"/>
+          <w:b w:val="0"/>
+          <w:bCs w:val="0"/>
+          <w:color w:val="auto"/>
+          <w:sz w:val="22"/>
+          <w:szCs w:val="22"/>
           <w:lang w:val="hu-HU"/>
         </w:rPr>
         <w:id w:val="-348025322"/>
@@ -72,10 +78,6 @@
       </w:sdtPr>
       <w:sdtEndPr>
         <w:rPr>
-          <w:rFonts w:ascii="Calibri" w:eastAsiaTheme="minorEastAsia" w:hAnsi="Calibri" w:cstheme="minorBidi"/>
-          <w:color w:val="auto"/>
-          <w:sz w:val="22"/>
-          <w:szCs w:val="22"/>
           <w:lang w:val="en-US"/>
         </w:rPr>
       </w:sdtEndPr>
@@ -3613,8 +3615,34 @@
         <w:t>public/</w:t>
       </w:r>
       <w:r>
-        <w:t xml:space="preserve"> mappából szolgál ki.</w:t>
+        <w:t xml:space="preserve"> </w:t>
       </w:r>
+      <w:proofErr w:type="spellStart"/>
+      <w:r>
+        <w:t>mappából</w:t>
+      </w:r>
+      <w:proofErr w:type="spellEnd"/>
+      <w:r>
+        <w:t xml:space="preserve"> </w:t>
+      </w:r>
+      <w:proofErr w:type="spellStart"/>
+      <w:r>
+        <w:t>szolgál</w:t>
+      </w:r>
+      <w:proofErr w:type="spellEnd"/>
+      <w:r>
+        <w:t xml:space="preserve"> ki.</w:t>
+      </w:r>
+    </w:p>
+    <w:p>
+      <w:r>
+        <w:br w:type="page"/>
+      </w:r>
+    </w:p>
+    <w:p>
+      <w:pPr>
+        <w:spacing w:after="80"/>
+      </w:pPr>
     </w:p>
     <w:p>
       <w:pPr>
@@ -4022,7 +4050,6 @@
               <w:rPr>
                 <w:sz w:val="19"/>
               </w:rPr>
-              <w:lastRenderedPageBreak/>
               <w:t>email</w:t>
             </w:r>
           </w:p>
@@ -4386,16 +4413,16 @@
           <w:noProof/>
         </w:rPr>
         <w:drawing>
-          <wp:anchor distT="0" distB="0" distL="114300" distR="114300" simplePos="0" relativeHeight="251652096" behindDoc="0" locked="0" layoutInCell="1" allowOverlap="1" wp14:anchorId="04BE76B7" wp14:editId="34C1FA8E">
+          <wp:anchor distT="0" distB="0" distL="114300" distR="114300" simplePos="0" relativeHeight="251657216" behindDoc="0" locked="0" layoutInCell="1" allowOverlap="1" wp14:anchorId="04BE76B7" wp14:editId="1A82F2A7">
             <wp:simplePos x="0" y="0"/>
             <wp:positionH relativeFrom="column">
-              <wp:posOffset>4510405</wp:posOffset>
+              <wp:posOffset>4748530</wp:posOffset>
             </wp:positionH>
             <wp:positionV relativeFrom="paragraph">
-              <wp:posOffset>-318770</wp:posOffset>
+              <wp:posOffset>5080</wp:posOffset>
             </wp:positionV>
-            <wp:extent cx="1704975" cy="2501072"/>
-            <wp:effectExtent l="0" t="0" r="0" b="0"/>
+            <wp:extent cx="1704975" cy="2500630"/>
+            <wp:effectExtent l="0" t="0" r="9525" b="0"/>
             <wp:wrapNone/>
             <wp:docPr id="2" name="Kép 2"/>
             <wp:cNvGraphicFramePr>
@@ -4417,7 +4444,7 @@
                   <pic:spPr>
                     <a:xfrm>
                       <a:off x="0" y="0"/>
-                      <a:ext cx="1704975" cy="2501072"/>
+                      <a:ext cx="1704975" cy="2500630"/>
                     </a:xfrm>
                     <a:prstGeom prst="rect">
                       <a:avLst/>
@@ -4937,65 +4964,14 @@
       </w:tr>
     </w:tbl>
     <w:p/>
+    <w:p/>
+    <w:p/>
+    <w:p/>
     <w:p>
       <w:pPr>
         <w:pStyle w:val="Cmsor3"/>
       </w:pPr>
       <w:bookmarkStart w:id="12" w:name="_Toc225323718"/>
-      <w:r>
-        <w:rPr>
-          <w:noProof/>
-        </w:rPr>
-        <w:drawing>
-          <wp:anchor distT="0" distB="0" distL="114300" distR="114300" simplePos="0" relativeHeight="251657216" behindDoc="0" locked="0" layoutInCell="1" allowOverlap="1" wp14:anchorId="38E9E864" wp14:editId="0D86C09E">
-            <wp:simplePos x="0" y="0"/>
-            <wp:positionH relativeFrom="column">
-              <wp:posOffset>4386580</wp:posOffset>
-            </wp:positionH>
-            <wp:positionV relativeFrom="paragraph">
-              <wp:posOffset>100965</wp:posOffset>
-            </wp:positionV>
-            <wp:extent cx="1664559" cy="1162050"/>
-            <wp:effectExtent l="0" t="0" r="0" b="0"/>
-            <wp:wrapNone/>
-            <wp:docPr id="3" name="Kép 3"/>
-            <wp:cNvGraphicFramePr>
-              <a:graphicFrameLocks xmlns:a="http://schemas.openxmlformats.org/drawingml/2006/main" noChangeAspect="1"/>
-            </wp:cNvGraphicFramePr>
-            <a:graphic xmlns:a="http://schemas.openxmlformats.org/drawingml/2006/main">
-              <a:graphicData uri="http://schemas.openxmlformats.org/drawingml/2006/picture">
-                <pic:pic xmlns:pic="http://schemas.openxmlformats.org/drawingml/2006/picture">
-                  <pic:nvPicPr>
-                    <pic:cNvPr id="1" name=""/>
-                    <pic:cNvPicPr/>
-                  </pic:nvPicPr>
-                  <pic:blipFill>
-                    <a:blip r:embed="rId9"/>
-                    <a:stretch>
-                      <a:fillRect/>
-                    </a:stretch>
-                  </pic:blipFill>
-                  <pic:spPr>
-                    <a:xfrm>
-                      <a:off x="0" y="0"/>
-                      <a:ext cx="1664559" cy="1162050"/>
-                    </a:xfrm>
-                    <a:prstGeom prst="rect">
-                      <a:avLst/>
-                    </a:prstGeom>
-                  </pic:spPr>
-                </pic:pic>
-              </a:graphicData>
-            </a:graphic>
-            <wp14:sizeRelH relativeFrom="margin">
-              <wp14:pctWidth>0</wp14:pctWidth>
-            </wp14:sizeRelH>
-            <wp14:sizeRelV relativeFrom="margin">
-              <wp14:pctHeight>0</wp14:pctHeight>
-            </wp14:sizeRelV>
-          </wp:anchor>
-        </w:drawing>
-      </w:r>
       <w:r>
         <w:rPr>
           <w:color w:val="1A1A2E"/>
@@ -5216,6 +5192,66 @@
     </w:tbl>
     <w:p/>
     <w:p>
+      <w:r>
+        <w:rPr>
+          <w:noProof/>
+        </w:rPr>
+        <w:drawing>
+          <wp:anchor distT="0" distB="0" distL="114300" distR="114300" simplePos="0" relativeHeight="251658240" behindDoc="0" locked="0" layoutInCell="1" allowOverlap="1" wp14:anchorId="38E9E864" wp14:editId="21D4288A">
+            <wp:simplePos x="0" y="0"/>
+            <wp:positionH relativeFrom="column">
+              <wp:posOffset>319405</wp:posOffset>
+            </wp:positionH>
+            <wp:positionV relativeFrom="paragraph">
+              <wp:posOffset>6350</wp:posOffset>
+            </wp:positionV>
+            <wp:extent cx="1664559" cy="1162050"/>
+            <wp:effectExtent l="0" t="0" r="0" b="0"/>
+            <wp:wrapNone/>
+            <wp:docPr id="3" name="Kép 3"/>
+            <wp:cNvGraphicFramePr>
+              <a:graphicFrameLocks xmlns:a="http://schemas.openxmlformats.org/drawingml/2006/main" noChangeAspect="1"/>
+            </wp:cNvGraphicFramePr>
+            <a:graphic xmlns:a="http://schemas.openxmlformats.org/drawingml/2006/main">
+              <a:graphicData uri="http://schemas.openxmlformats.org/drawingml/2006/picture">
+                <pic:pic xmlns:pic="http://schemas.openxmlformats.org/drawingml/2006/picture">
+                  <pic:nvPicPr>
+                    <pic:cNvPr id="1" name=""/>
+                    <pic:cNvPicPr/>
+                  </pic:nvPicPr>
+                  <pic:blipFill>
+                    <a:blip r:embed="rId9"/>
+                    <a:stretch>
+                      <a:fillRect/>
+                    </a:stretch>
+                  </pic:blipFill>
+                  <pic:spPr>
+                    <a:xfrm>
+                      <a:off x="0" y="0"/>
+                      <a:ext cx="1664559" cy="1162050"/>
+                    </a:xfrm>
+                    <a:prstGeom prst="rect">
+                      <a:avLst/>
+                    </a:prstGeom>
+                  </pic:spPr>
+                </pic:pic>
+              </a:graphicData>
+            </a:graphic>
+            <wp14:sizeRelH relativeFrom="margin">
+              <wp14:pctWidth>0</wp14:pctWidth>
+            </wp14:sizeRelH>
+            <wp14:sizeRelV relativeFrom="margin">
+              <wp14:pctHeight>0</wp14:pctHeight>
+            </wp14:sizeRelV>
+          </wp:anchor>
+        </w:drawing>
+      </w:r>
+      <w:r>
+        <w:br w:type="page"/>
+      </w:r>
+    </w:p>
+    <w:p/>
+    <w:p>
       <w:pPr>
         <w:pStyle w:val="Cmsor3"/>
       </w:pPr>
@@ -5225,7 +5261,7 @@
           <w:noProof/>
         </w:rPr>
         <w:drawing>
-          <wp:anchor distT="0" distB="0" distL="114300" distR="114300" simplePos="0" relativeHeight="251670528" behindDoc="0" locked="0" layoutInCell="1" allowOverlap="1" wp14:anchorId="43FE1C77" wp14:editId="4EEFD021">
+          <wp:anchor distT="0" distB="0" distL="114300" distR="114300" simplePos="0" relativeHeight="251659264" behindDoc="0" locked="0" layoutInCell="1" allowOverlap="1" wp14:anchorId="43FE1C77" wp14:editId="4EEFD021">
             <wp:simplePos x="0" y="0"/>
             <wp:positionH relativeFrom="column">
               <wp:posOffset>3529965</wp:posOffset>
@@ -6086,7 +6122,6 @@
               <w:rPr>
                 <w:sz w:val="19"/>
               </w:rPr>
-              <w:lastRenderedPageBreak/>
               <w:t>statusz</w:t>
             </w:r>
             <w:proofErr w:type="spellEnd"/>
@@ -6625,6 +6660,12 @@
     </w:tbl>
     <w:p/>
     <w:p>
+      <w:r>
+        <w:br w:type="page"/>
+      </w:r>
+    </w:p>
+    <w:p/>
+    <w:p>
       <w:pPr>
         <w:pStyle w:val="Cmsor2"/>
       </w:pPr>
@@ -7764,6 +7805,7 @@
           <w:rFonts w:ascii="Courier New" w:hAnsi="Courier New"/>
           <w:sz w:val="18"/>
         </w:rPr>
+        <w:lastRenderedPageBreak/>
         <w:t>req.session.userId          // felhasznalo_id</w:t>
       </w:r>
       <w:r>
@@ -8398,13 +8440,6 @@
           <w:sz w:val="18"/>
         </w:rPr>
         <w:br/>
-      </w:r>
-      <w:r>
-        <w:rPr>
-          <w:rFonts w:ascii="Courier New" w:hAnsi="Courier New"/>
-          <w:sz w:val="18"/>
-        </w:rPr>
-        <w:lastRenderedPageBreak/>
         <w:t>ADMIN_EMAIL=...</w:t>
       </w:r>
       <w:r>
@@ -8426,6 +8461,7 @@
           <w:color w:val="E94560"/>
           <w:sz w:val="30"/>
         </w:rPr>
+        <w:lastRenderedPageBreak/>
         <w:t xml:space="preserve">1.10 </w:t>
       </w:r>
       <w:proofErr w:type="spellStart"/>

--- a/DOKUMENTUMOK/1_Fejlesztoi_Dokumentacio.docx
+++ b/DOKUMENTUMOK/1_Fejlesztoi_Dokumentacio.docx
@@ -1,7 +1,8 @@
 
 <file path=word/document.xml><?xml version="1.0" encoding="utf-8"?>
-<w:document xmlns:wpc="http://schemas.microsoft.com/office/word/2010/wordprocessingCanvas" xmlns:cx="http://schemas.microsoft.com/office/drawing/2014/chartex" xmlns:cx1="http://schemas.microsoft.com/office/drawing/2015/9/8/chartex" xmlns:cx2="http://schemas.microsoft.com/office/drawing/2015/10/21/chartex" xmlns:cx3="http://schemas.microsoft.com/office/drawing/2016/5/9/chartex" xmlns:cx4="http://schemas.microsoft.com/office/drawing/2016/5/10/chartex" xmlns:cx5="http://schemas.microsoft.com/office/drawing/2016/5/11/chartex" xmlns:cx6="http://schemas.microsoft.com/office/drawing/2016/5/12/chartex" xmlns:cx7="http://schemas.microsoft.com/office/drawing/2016/5/13/chartex" xmlns:cx8="http://schemas.microsoft.com/office/drawing/2016/5/14/chartex" xmlns:mc="http://schemas.openxmlformats.org/markup-compatibility/2006" xmlns:aink="http://schemas.microsoft.com/office/drawing/2016/ink" xmlns:am3d="http://schemas.microsoft.com/office/drawing/2017/model3d" xmlns:o="urn:schemas-microsoft-com:office:office" xmlns:r="http://schemas.openxmlformats.org/officeDocument/2006/relationships" xmlns:m="http://schemas.openxmlformats.org/officeDocument/2006/math" xmlns:v="urn:schemas-microsoft-com:vml" xmlns:wp14="http://schemas.microsoft.com/office/word/2010/wordprocessingDrawing" xmlns:wp="http://schemas.openxmlformats.org/drawingml/2006/wordprocessingDrawing" xmlns:w10="urn:schemas-microsoft-com:office:word" xmlns:w="http://schemas.openxmlformats.org/wordprocessingml/2006/main" xmlns:w14="http://schemas.microsoft.com/office/word/2010/wordml" xmlns:w15="http://schemas.microsoft.com/office/word/2012/wordml" xmlns:w16cex="http://schemas.microsoft.com/office/word/2018/wordml/cex" xmlns:w16cid="http://schemas.microsoft.com/office/word/2016/wordml/cid" xmlns:w16="http://schemas.microsoft.com/office/word/2018/wordml" xmlns:w16sdtdh="http://schemas.microsoft.com/office/word/2020/wordml/sdtdatahash" xmlns:w16se="http://schemas.microsoft.com/office/word/2015/wordml/symex" xmlns:wpg="http://schemas.microsoft.com/office/word/2010/wordprocessingGroup" xmlns:wpi="http://schemas.microsoft.com/office/word/2010/wordprocessingInk" xmlns:wne="http://schemas.microsoft.com/office/word/2006/wordml" xmlns:wps="http://schemas.microsoft.com/office/word/2010/wordprocessingShape" mc:Ignorable="w14 w15 w16se w16cid w16 w16cex w16sdtdh wp14">
+<w:document xmlns:wpc="http://schemas.microsoft.com/office/word/2010/wordprocessingCanvas" xmlns:cx="http://schemas.microsoft.com/office/drawing/2014/chartex" xmlns:cx1="http://schemas.microsoft.com/office/drawing/2015/9/8/chartex" xmlns:cx2="http://schemas.microsoft.com/office/drawing/2015/10/21/chartex" xmlns:cx3="http://schemas.microsoft.com/office/drawing/2016/5/9/chartex" xmlns:cx4="http://schemas.microsoft.com/office/drawing/2016/5/10/chartex" xmlns:cx5="http://schemas.microsoft.com/office/drawing/2016/5/11/chartex" xmlns:cx6="http://schemas.microsoft.com/office/drawing/2016/5/12/chartex" xmlns:cx7="http://schemas.microsoft.com/office/drawing/2016/5/13/chartex" xmlns:cx8="http://schemas.microsoft.com/office/drawing/2016/5/14/chartex" xmlns:mc="http://schemas.openxmlformats.org/markup-compatibility/2006" xmlns:aink="http://schemas.microsoft.com/office/drawing/2016/ink" xmlns:am3d="http://schemas.microsoft.com/office/drawing/2017/model3d" xmlns:o="urn:schemas-microsoft-com:office:office" xmlns:oel="http://schemas.microsoft.com/office/2019/extlst" xmlns:r="http://schemas.openxmlformats.org/officeDocument/2006/relationships" xmlns:m="http://schemas.openxmlformats.org/officeDocument/2006/math" xmlns:v="urn:schemas-microsoft-com:vml" xmlns:wp14="http://schemas.microsoft.com/office/word/2010/wordprocessingDrawing" xmlns:wp="http://schemas.openxmlformats.org/drawingml/2006/wordprocessingDrawing" xmlns:w10="urn:schemas-microsoft-com:office:word" xmlns:w="http://schemas.openxmlformats.org/wordprocessingml/2006/main" xmlns:w14="http://schemas.microsoft.com/office/word/2010/wordml" xmlns:w15="http://schemas.microsoft.com/office/word/2012/wordml" xmlns:w16cex="http://schemas.microsoft.com/office/word/2018/wordml/cex" xmlns:w16cid="http://schemas.microsoft.com/office/word/2016/wordml/cid" xmlns:w16="http://schemas.microsoft.com/office/word/2018/wordml" xmlns:w16du="http://schemas.microsoft.com/office/word/2023/wordml/word16du" xmlns:w16sdtdh="http://schemas.microsoft.com/office/word/2020/wordml/sdtdatahash" xmlns:w16sdtfl="http://schemas.microsoft.com/office/word/2024/wordml/sdtformatlock" xmlns:w16se="http://schemas.microsoft.com/office/word/2015/wordml/symex" xmlns:wpg="http://schemas.microsoft.com/office/word/2010/wordprocessingGroup" xmlns:wpi="http://schemas.microsoft.com/office/word/2010/wordprocessingInk" xmlns:wne="http://schemas.microsoft.com/office/word/2006/wordml" xmlns:wps="http://schemas.microsoft.com/office/word/2010/wordprocessingShape" mc:Ignorable="w14 w15 w16se w16cid w16 w16cex w16sdtdh w16sdtfl w16du wp14">
   <w:body>
+    <w:p/>
     <w:p/>
     <w:p/>
     <w:p>
@@ -10,9 +11,43 @@
       </w:pPr>
       <w:r>
         <w:rPr>
-          <w:sz w:val="72"/>
+          <w:noProof/>
         </w:rPr>
-        <w:t>🐾</w:t>
+        <w:drawing>
+          <wp:inline distT="0" distB="0" distL="0" distR="0" wp14:anchorId="11388677" wp14:editId="408B4BD6">
+            <wp:extent cx="1371600" cy="1371600"/>
+            <wp:effectExtent l="0" t="0" r="0" b="0"/>
+            <wp:docPr id="9" name="Picture 9"/>
+            <wp:cNvGraphicFramePr>
+              <a:graphicFrameLocks xmlns:a="http://schemas.openxmlformats.org/drawingml/2006/main" noChangeAspect="1"/>
+            </wp:cNvGraphicFramePr>
+            <a:graphic xmlns:a="http://schemas.openxmlformats.org/drawingml/2006/main">
+              <a:graphicData uri="http://schemas.openxmlformats.org/drawingml/2006/picture">
+                <pic:pic xmlns:pic="http://schemas.openxmlformats.org/drawingml/2006/picture">
+                  <pic:nvPicPr>
+                    <pic:cNvPr id="0" name="image.png"/>
+                    <pic:cNvPicPr/>
+                  </pic:nvPicPr>
+                  <pic:blipFill>
+                    <a:blip r:embed="rId8"/>
+                    <a:stretch>
+                      <a:fillRect/>
+                    </a:stretch>
+                  </pic:blipFill>
+                  <pic:spPr>
+                    <a:xfrm>
+                      <a:off x="0" y="0"/>
+                      <a:ext cx="1371600" cy="1371600"/>
+                    </a:xfrm>
+                    <a:prstGeom prst="rect">
+                      <a:avLst/>
+                    </a:prstGeom>
+                  </pic:spPr>
+                </pic:pic>
+              </a:graphicData>
+            </a:graphic>
+          </wp:inline>
+        </w:drawing>
       </w:r>
     </w:p>
     <w:p>
@@ -1880,6 +1915,21 @@
       <w:bookmarkEnd w:id="0"/>
     </w:p>
     <w:p>
+      <w:r>
+        <w:t>Toth Robert</w:t>
+      </w:r>
+    </w:p>
+    <w:p>
+      <w:r>
+        <w:t>Acs Norbert</w:t>
+      </w:r>
+    </w:p>
+    <w:p>
+      <w:r>
+        <w:t>Szentpali Richard</w:t>
+      </w:r>
+    </w:p>
+    <w:p>
       <w:pPr>
         <w:pStyle w:val="Cmsor2"/>
       </w:pPr>
@@ -1898,39 +1948,7 @@
         <w:spacing w:after="80"/>
       </w:pPr>
       <w:r>
-        <w:t xml:space="preserve">A </w:t>
-      </w:r>
-      <w:proofErr w:type="spellStart"/>
-      <w:r>
-        <w:t>projekt</w:t>
-      </w:r>
-      <w:proofErr w:type="spellEnd"/>
-      <w:r>
-        <w:t xml:space="preserve"> </w:t>
-      </w:r>
-      <w:proofErr w:type="spellStart"/>
-      <w:r>
-        <w:t>egy</w:t>
-      </w:r>
-      <w:proofErr w:type="spellEnd"/>
-      <w:r>
-        <w:t xml:space="preserve"> </w:t>
-      </w:r>
-      <w:proofErr w:type="spellStart"/>
-      <w:r>
-        <w:t>kutyamenhely</w:t>
-      </w:r>
-      <w:proofErr w:type="spellEnd"/>
-      <w:r>
-        <w:t xml:space="preserve"> </w:t>
-      </w:r>
-      <w:proofErr w:type="spellStart"/>
-      <w:r>
-        <w:t>számára</w:t>
-      </w:r>
-      <w:proofErr w:type="spellEnd"/>
-      <w:r>
-        <w:t xml:space="preserve"> készített webalkalmazás, amely lehetővé teszi a menhely látogatói számára, hogy megtekinthessék az örökbefogadható kutyákat, örökbefogadási kérelmet nyújthassanak be, adományokat rögzíthessenek, valamint visszajelzést küldjenek. Az adminisztrátorok számára biztosítja az állomány kezelését, az örökbefogadási kérelmek elbírálását és az automatikus e-mail értesítések küldését.</w:t>
+        <w:t>A projekt egy kutyamenhely számára készített webalkalmazás, amely lehetővé teszi a menhely látogatói számára, hogy megtekinthessék az örökbefogadható kutyákat, örökbefogadási kérelmet nyújthassanak be, adományokat rögzíthessenek, valamint visszajelzést küldjenek. Az adminisztrátorok számára biztosítja az állomány kezelését, az örökbefogadási kérelmek elbírálását és az automatikus e-mail értesítések küldését.</w:t>
       </w:r>
     </w:p>
     <w:p>
@@ -1943,66 +1961,23 @@
           <w:color w:val="E94560"/>
           <w:sz w:val="30"/>
         </w:rPr>
-        <w:t xml:space="preserve">1.2 </w:t>
-      </w:r>
-      <w:proofErr w:type="spellStart"/>
-      <w:r>
-        <w:rPr>
-          <w:color w:val="E94560"/>
-          <w:sz w:val="30"/>
-        </w:rPr>
-        <w:t>Rendszerkövetelmények</w:t>
+        <w:t>1.2 Rendszerkövetelmények</w:t>
       </w:r>
       <w:bookmarkEnd w:id="2"/>
-      <w:proofErr w:type="spellEnd"/>
     </w:p>
     <w:p>
       <w:pPr>
         <w:pStyle w:val="Cmsor3"/>
       </w:pPr>
       <w:bookmarkStart w:id="3" w:name="_Toc225323709"/>
-      <w:proofErr w:type="spellStart"/>
       <w:r>
         <w:rPr>
           <w:color w:val="1A1A2E"/>
           <w:sz w:val="26"/>
         </w:rPr>
-        <w:t>Fejlesztői</w:t>
-      </w:r>
-      <w:proofErr w:type="spellEnd"/>
-      <w:r>
-        <w:rPr>
-          <w:color w:val="1A1A2E"/>
-          <w:sz w:val="26"/>
-        </w:rPr>
-        <w:t>/</w:t>
-      </w:r>
-      <w:proofErr w:type="spellStart"/>
-      <w:r>
-        <w:rPr>
-          <w:color w:val="1A1A2E"/>
-          <w:sz w:val="26"/>
-        </w:rPr>
-        <w:t>szerver</w:t>
-      </w:r>
-      <w:proofErr w:type="spellEnd"/>
-      <w:r>
-        <w:rPr>
-          <w:color w:val="1A1A2E"/>
-          <w:sz w:val="26"/>
-        </w:rPr>
-        <w:t xml:space="preserve"> </w:t>
-      </w:r>
-      <w:proofErr w:type="spellStart"/>
-      <w:r>
-        <w:rPr>
-          <w:color w:val="1A1A2E"/>
-          <w:sz w:val="26"/>
-        </w:rPr>
-        <w:t>oldal</w:t>
+        <w:t>Fejlesztői/szerver oldal</w:t>
       </w:r>
       <w:bookmarkEnd w:id="3"/>
-      <w:proofErr w:type="spellEnd"/>
     </w:p>
     <w:tbl>
       <w:tblPr>
@@ -2227,7 +2202,7 @@
                     <pic:cNvPicPr/>
                   </pic:nvPicPr>
                   <pic:blipFill>
-                    <a:blip r:embed="rId6"/>
+                    <a:blip r:embed="rId9"/>
                     <a:stretch>
                       <a:fillRect/>
                     </a:stretch>
@@ -2258,39 +2233,7 @@
           <w:color w:val="1A1A2E"/>
           <w:sz w:val="26"/>
         </w:rPr>
-        <w:t>Backend (</w:t>
-      </w:r>
-      <w:proofErr w:type="spellStart"/>
-      <w:r>
-        <w:rPr>
-          <w:color w:val="1A1A2E"/>
-          <w:sz w:val="26"/>
-        </w:rPr>
-        <w:t>szerver</w:t>
-      </w:r>
-      <w:proofErr w:type="spellEnd"/>
-      <w:r>
-        <w:rPr>
-          <w:color w:val="1A1A2E"/>
-          <w:sz w:val="26"/>
-        </w:rPr>
-        <w:t xml:space="preserve"> </w:t>
-      </w:r>
-      <w:proofErr w:type="spellStart"/>
-      <w:r>
-        <w:rPr>
-          <w:color w:val="1A1A2E"/>
-          <w:sz w:val="26"/>
-        </w:rPr>
-        <w:t>oldal</w:t>
-      </w:r>
-      <w:proofErr w:type="spellEnd"/>
-      <w:r>
-        <w:rPr>
-          <w:color w:val="1A1A2E"/>
-          <w:sz w:val="26"/>
-        </w:rPr>
-        <w:t>)</w:t>
+        <w:t>Backend (szerver oldal)</w:t>
       </w:r>
       <w:bookmarkEnd w:id="6"/>
     </w:p>
@@ -2315,7 +2258,6 @@
             <w:shd w:val="clear" w:color="auto" w:fill="1A1A2E"/>
           </w:tcPr>
           <w:p>
-            <w:proofErr w:type="spellStart"/>
             <w:r>
               <w:rPr>
                 <w:b/>
@@ -2324,7 +2266,6 @@
               </w:rPr>
               <w:t>Csomag</w:t>
             </w:r>
-            <w:proofErr w:type="spellEnd"/>
           </w:p>
         </w:tc>
         <w:tc>
@@ -2763,7 +2704,14 @@
               <w:rPr>
                 <w:sz w:val="19"/>
               </w:rPr>
-              <w:t>HTTP biztonsági fejlécek</w:t>
+              <w:t xml:space="preserve">HTTP biztonsági </w:t>
+            </w:r>
+            <w:r>
+              <w:rPr>
+                <w:sz w:val="19"/>
+              </w:rPr>
+              <w:lastRenderedPageBreak/>
+              <w:t>fejlécek</w:t>
             </w:r>
           </w:p>
         </w:tc>
@@ -2782,6 +2730,7 @@
               <w:rPr>
                 <w:sz w:val="19"/>
               </w:rPr>
+              <w:lastRenderedPageBreak/>
               <w:t>express-rate-limit</w:t>
             </w:r>
           </w:p>
@@ -2918,7 +2867,6 @@
           <w:color w:val="1A1A2E"/>
           <w:sz w:val="26"/>
         </w:rPr>
-        <w:lastRenderedPageBreak/>
         <w:t>Frontend (kliens oldal)</w:t>
       </w:r>
       <w:bookmarkEnd w:id="7"/>
@@ -2940,7 +2888,6 @@
             <w:shd w:val="clear" w:color="auto" w:fill="1A1A2E"/>
           </w:tcPr>
           <w:p>
-            <w:proofErr w:type="spellStart"/>
             <w:r>
               <w:rPr>
                 <w:b/>
@@ -2949,7 +2896,6 @@
               </w:rPr>
               <w:t>Technológia</w:t>
             </w:r>
-            <w:proofErr w:type="spellEnd"/>
           </w:p>
         </w:tc>
         <w:tc>
@@ -3076,28 +3022,12 @@
             <w:shd w:val="clear" w:color="auto" w:fill="F7FAFC"/>
           </w:tcPr>
           <w:p>
-            <w:proofErr w:type="spellStart"/>
-            <w:r>
-              <w:rPr>
-                <w:sz w:val="19"/>
-              </w:rPr>
-              <w:t>Reszponzív</w:t>
-            </w:r>
-            <w:proofErr w:type="spellEnd"/>
-            <w:r>
-              <w:rPr>
-                <w:sz w:val="19"/>
-              </w:rPr>
-              <w:t xml:space="preserve"> </w:t>
-            </w:r>
-            <w:proofErr w:type="spellStart"/>
-            <w:r>
-              <w:rPr>
-                <w:sz w:val="19"/>
-              </w:rPr>
-              <w:t>elrendezés</w:t>
-            </w:r>
-            <w:proofErr w:type="spellEnd"/>
+            <w:r>
+              <w:rPr>
+                <w:sz w:val="19"/>
+              </w:rPr>
+              <w:t>Reszponzív elrendezés</w:t>
+            </w:r>
           </w:p>
         </w:tc>
       </w:tr>
@@ -3120,28 +3050,12 @@
             <w:tcW w:w="4702" w:type="dxa"/>
           </w:tcPr>
           <w:p>
-            <w:proofErr w:type="spellStart"/>
-            <w:r>
-              <w:rPr>
-                <w:sz w:val="19"/>
-              </w:rPr>
-              <w:t>Kiegészítő</w:t>
-            </w:r>
-            <w:proofErr w:type="spellEnd"/>
-            <w:r>
-              <w:rPr>
-                <w:sz w:val="19"/>
-              </w:rPr>
-              <w:t xml:space="preserve"> utility </w:t>
-            </w:r>
-            <w:proofErr w:type="spellStart"/>
-            <w:r>
-              <w:rPr>
-                <w:sz w:val="19"/>
-              </w:rPr>
-              <w:t>stílusok</w:t>
-            </w:r>
-            <w:proofErr w:type="spellEnd"/>
+            <w:r>
+              <w:rPr>
+                <w:sz w:val="19"/>
+              </w:rPr>
+              <w:t>Kiegészítő utility stílusok</w:t>
+            </w:r>
           </w:p>
         </w:tc>
       </w:tr>
@@ -3170,16 +3084,8 @@
               <w:rPr>
                 <w:sz w:val="19"/>
               </w:rPr>
-              <w:t xml:space="preserve">DOM </w:t>
-            </w:r>
-            <w:proofErr w:type="spellStart"/>
-            <w:r>
-              <w:rPr>
-                <w:sz w:val="19"/>
-              </w:rPr>
-              <w:t>manipuláció</w:t>
-            </w:r>
-            <w:proofErr w:type="spellEnd"/>
+              <w:t>DOM manipuláció</w:t>
+            </w:r>
           </w:p>
         </w:tc>
       </w:tr>
@@ -3202,14 +3108,12 @@
             <w:tcW w:w="4702" w:type="dxa"/>
           </w:tcPr>
           <w:p>
-            <w:proofErr w:type="spellStart"/>
             <w:r>
               <w:rPr>
                 <w:sz w:val="19"/>
               </w:rPr>
               <w:t>Ikonok</w:t>
             </w:r>
-            <w:proofErr w:type="spellEnd"/>
           </w:p>
         </w:tc>
       </w:tr>
@@ -3234,47 +3138,11 @@
             <w:shd w:val="clear" w:color="auto" w:fill="F7FAFC"/>
           </w:tcPr>
           <w:p>
-            <w:proofErr w:type="spellStart"/>
-            <w:r>
-              <w:rPr>
-                <w:sz w:val="19"/>
-              </w:rPr>
-              <w:t>Keresős</w:t>
-            </w:r>
-            <w:proofErr w:type="spellEnd"/>
-            <w:r>
-              <w:rPr>
-                <w:sz w:val="19"/>
-              </w:rPr>
-              <w:t xml:space="preserve"> </w:t>
-            </w:r>
-            <w:proofErr w:type="spellStart"/>
-            <w:r>
-              <w:rPr>
-                <w:sz w:val="19"/>
-              </w:rPr>
-              <w:t>legördülő</w:t>
-            </w:r>
-            <w:proofErr w:type="spellEnd"/>
-            <w:r>
-              <w:rPr>
-                <w:sz w:val="19"/>
-              </w:rPr>
-              <w:t xml:space="preserve"> </w:t>
-            </w:r>
-            <w:proofErr w:type="spellStart"/>
-            <w:r>
-              <w:rPr>
-                <w:sz w:val="19"/>
-              </w:rPr>
-              <w:t>lista</w:t>
-            </w:r>
-            <w:proofErr w:type="spellEnd"/>
-            <w:r>
-              <w:rPr>
-                <w:sz w:val="19"/>
-              </w:rPr>
-              <w:t xml:space="preserve"> (admin oldal)</w:t>
+            <w:r>
+              <w:rPr>
+                <w:sz w:val="19"/>
+              </w:rPr>
+              <w:t>Keresős legördülő lista (admin oldal)</w:t>
             </w:r>
           </w:p>
         </w:tc>
@@ -3298,14 +3166,12 @@
             <w:tcW w:w="4702" w:type="dxa"/>
           </w:tcPr>
           <w:p>
-            <w:proofErr w:type="spellStart"/>
             <w:r>
               <w:rPr>
                 <w:sz w:val="19"/>
               </w:rPr>
               <w:t>Betűtípus</w:t>
             </w:r>
-            <w:proofErr w:type="spellEnd"/>
           </w:p>
         </w:tc>
       </w:tr>
@@ -3330,46 +3196,14 @@
         <w:spacing w:after="80"/>
       </w:pPr>
       <w:r>
-        <w:t xml:space="preserve">Az </w:t>
+        <w:t xml:space="preserve">Az alkalmazás egy </w:t>
       </w:r>
-      <w:proofErr w:type="spellStart"/>
-      <w:r>
-        <w:t>alkalmazás</w:t>
-      </w:r>
-      <w:proofErr w:type="spellEnd"/>
-      <w:r>
-        <w:t xml:space="preserve"> </w:t>
-      </w:r>
-      <w:proofErr w:type="spellStart"/>
-      <w:r>
-        <w:t>egy</w:t>
-      </w:r>
-      <w:proofErr w:type="spellEnd"/>
-      <w:r>
-        <w:t xml:space="preserve"> </w:t>
-      </w:r>
-      <w:proofErr w:type="spellStart"/>
       <w:r>
         <w:rPr>
           <w:b/>
         </w:rPr>
-        <w:t>háromrétegű</w:t>
+        <w:t>háromrétegű architektúrán</w:t>
       </w:r>
-      <w:proofErr w:type="spellEnd"/>
-      <w:r>
-        <w:rPr>
-          <w:b/>
-        </w:rPr>
-        <w:t xml:space="preserve"> </w:t>
-      </w:r>
-      <w:proofErr w:type="spellStart"/>
-      <w:r>
-        <w:rPr>
-          <w:b/>
-        </w:rPr>
-        <w:t>architektúrán</w:t>
-      </w:r>
-      <w:proofErr w:type="spellEnd"/>
       <w:r>
         <w:t xml:space="preserve"> alapul:</w:t>
       </w:r>
@@ -3393,23 +3227,7 @@
           <w:sz w:val="18"/>
         </w:rPr>
         <w:br/>
-        <w:t>│          KLIENS (</w:t>
-      </w:r>
-      <w:proofErr w:type="spellStart"/>
-      <w:r>
-        <w:rPr>
-          <w:rFonts w:ascii="Courier New" w:hAnsi="Courier New"/>
-          <w:sz w:val="18"/>
-        </w:rPr>
-        <w:t>Böngésző</w:t>
-      </w:r>
-      <w:proofErr w:type="spellEnd"/>
-      <w:r>
-        <w:rPr>
-          <w:rFonts w:ascii="Courier New" w:hAnsi="Courier New"/>
-          <w:sz w:val="18"/>
-        </w:rPr>
-        <w:t>)          │</w:t>
+        <w:t>│          KLIENS (Böngésző)          │</w:t>
       </w:r>
       <w:r>
         <w:rPr>
@@ -3577,15 +3395,7 @@
         <w:spacing w:after="80"/>
       </w:pPr>
       <w:r>
-        <w:t xml:space="preserve">A </w:t>
-      </w:r>
-      <w:proofErr w:type="spellStart"/>
-      <w:r>
-        <w:t>szerver</w:t>
-      </w:r>
-      <w:proofErr w:type="spellEnd"/>
-      <w:r>
-        <w:t xml:space="preserve"> a </w:t>
+        <w:t xml:space="preserve">A szerver a </w:t>
       </w:r>
       <w:r>
         <w:rPr>
@@ -3596,15 +3406,7 @@
         <w:t>3000</w:t>
       </w:r>
       <w:r>
-        <w:t xml:space="preserve">-es </w:t>
-      </w:r>
-      <w:proofErr w:type="spellStart"/>
-      <w:r>
-        <w:t>porton</w:t>
-      </w:r>
-      <w:proofErr w:type="spellEnd"/>
-      <w:r>
-        <w:t xml:space="preserve"> fut, statikus fájlokat a </w:t>
+        <w:t xml:space="preserve">-es porton fut, statikus fájlokat a </w:t>
       </w:r>
       <w:r>
         <w:rPr>
@@ -3615,23 +3417,7 @@
         <w:t>public/</w:t>
       </w:r>
       <w:r>
-        <w:t xml:space="preserve"> </w:t>
-      </w:r>
-      <w:proofErr w:type="spellStart"/>
-      <w:r>
-        <w:t>mappából</w:t>
-      </w:r>
-      <w:proofErr w:type="spellEnd"/>
-      <w:r>
-        <w:t xml:space="preserve"> </w:t>
-      </w:r>
-      <w:proofErr w:type="spellStart"/>
-      <w:r>
-        <w:t>szolgál</w:t>
-      </w:r>
-      <w:proofErr w:type="spellEnd"/>
-      <w:r>
-        <w:t xml:space="preserve"> ki.</w:t>
+        <w:t xml:space="preserve"> mappából szolgál ki.</w:t>
       </w:r>
     </w:p>
     <w:p>
@@ -3654,41 +3440,23 @@
           <w:color w:val="E94560"/>
           <w:sz w:val="30"/>
         </w:rPr>
-        <w:t xml:space="preserve">1.5 </w:t>
-      </w:r>
-      <w:proofErr w:type="spellStart"/>
-      <w:r>
-        <w:rPr>
-          <w:color w:val="E94560"/>
-          <w:sz w:val="30"/>
-        </w:rPr>
-        <w:t>Adatbázis-struktúra</w:t>
+        <w:t>1.5 Adatbázis-struktúra</w:t>
       </w:r>
       <w:bookmarkEnd w:id="9"/>
-      <w:proofErr w:type="spellEnd"/>
     </w:p>
     <w:p>
       <w:pPr>
         <w:spacing w:after="80"/>
       </w:pPr>
-      <w:proofErr w:type="spellStart"/>
       <w:r>
         <w:rPr>
           <w:b/>
         </w:rPr>
-        <w:t>Adatbázis</w:t>
-      </w:r>
-      <w:proofErr w:type="spellEnd"/>
-      <w:r>
-        <w:rPr>
-          <w:b/>
-        </w:rPr>
-        <w:t xml:space="preserve"> neve:</w:t>
+        <w:t>Adatbázis neve:</w:t>
       </w:r>
       <w:r>
         <w:t xml:space="preserve"> </w:t>
       </w:r>
-      <w:proofErr w:type="spellStart"/>
       <w:r>
         <w:rPr>
           <w:rFonts w:ascii="Courier New" w:hAnsi="Courier New"/>
@@ -3697,7 +3465,6 @@
         </w:rPr>
         <w:t>menhely</w:t>
       </w:r>
-      <w:proofErr w:type="spellEnd"/>
       <w:r>
         <w:t xml:space="preserve">  </w:t>
       </w:r>
@@ -3706,19 +3473,11 @@
       <w:pPr>
         <w:spacing w:after="80"/>
       </w:pPr>
-      <w:proofErr w:type="spellStart"/>
       <w:r>
         <w:rPr>
           <w:b/>
         </w:rPr>
-        <w:t>Szerver</w:t>
-      </w:r>
-      <w:proofErr w:type="spellEnd"/>
-      <w:r>
-        <w:rPr>
-          <w:b/>
-        </w:rPr>
-        <w:t>:</w:t>
+        <w:t>Szerver:</w:t>
       </w:r>
       <w:r>
         <w:t xml:space="preserve"> MariaDB 10.4.28 (localhost:3307)  </w:t>
@@ -3728,19 +3487,11 @@
       <w:pPr>
         <w:spacing w:after="80"/>
       </w:pPr>
-      <w:proofErr w:type="spellStart"/>
       <w:r>
         <w:rPr>
           <w:b/>
         </w:rPr>
-        <w:t>Karakterkészlet</w:t>
-      </w:r>
-      <w:proofErr w:type="spellEnd"/>
-      <w:r>
-        <w:rPr>
-          <w:b/>
-        </w:rPr>
-        <w:t>:</w:t>
+        <w:t>Karakterkészlet:</w:t>
       </w:r>
       <w:r>
         <w:t xml:space="preserve"> utf8mb4</w:t>
@@ -3780,7 +3531,7 @@
                     <pic:cNvPicPr/>
                   </pic:nvPicPr>
                   <pic:blipFill>
-                    <a:blip r:embed="rId7"/>
+                    <a:blip r:embed="rId10"/>
                     <a:stretch>
                       <a:fillRect/>
                     </a:stretch>
@@ -3811,34 +3562,9 @@
           <w:color w:val="1A1A2E"/>
           <w:sz w:val="26"/>
         </w:rPr>
-        <w:t>1.5.1 `</w:t>
-      </w:r>
-      <w:proofErr w:type="spellStart"/>
-      <w:r>
-        <w:rPr>
-          <w:color w:val="1A1A2E"/>
-          <w:sz w:val="26"/>
-        </w:rPr>
-        <w:t>felhasznalok</w:t>
-      </w:r>
-      <w:proofErr w:type="spellEnd"/>
-      <w:r>
-        <w:rPr>
-          <w:color w:val="1A1A2E"/>
-          <w:sz w:val="26"/>
-        </w:rPr>
-        <w:t xml:space="preserve">` </w:t>
-      </w:r>
-      <w:proofErr w:type="spellStart"/>
-      <w:r>
-        <w:rPr>
-          <w:color w:val="1A1A2E"/>
-          <w:sz w:val="26"/>
-        </w:rPr>
-        <w:t>tábla</w:t>
+        <w:t>1.5.1 `felhasznalok` tábla</w:t>
       </w:r>
       <w:bookmarkEnd w:id="10"/>
-      <w:proofErr w:type="spellEnd"/>
     </w:p>
     <w:tbl>
       <w:tblPr>
@@ -3861,7 +3587,6 @@
             <w:shd w:val="clear" w:color="auto" w:fill="1A1A2E"/>
           </w:tcPr>
           <w:p>
-            <w:proofErr w:type="spellStart"/>
             <w:r>
               <w:rPr>
                 <w:b/>
@@ -3870,7 +3595,6 @@
               </w:rPr>
               <w:t>Oszlop</w:t>
             </w:r>
-            <w:proofErr w:type="spellEnd"/>
           </w:p>
         </w:tc>
         <w:tc>
@@ -3879,7 +3603,6 @@
             <w:shd w:val="clear" w:color="auto" w:fill="1A1A2E"/>
           </w:tcPr>
           <w:p>
-            <w:proofErr w:type="spellStart"/>
             <w:r>
               <w:rPr>
                 <w:b/>
@@ -3888,7 +3611,6 @@
               </w:rPr>
               <w:t>Típus</w:t>
             </w:r>
-            <w:proofErr w:type="spellEnd"/>
           </w:p>
         </w:tc>
         <w:tc>
@@ -3897,7 +3619,6 @@
             <w:shd w:val="clear" w:color="auto" w:fill="1A1A2E"/>
           </w:tcPr>
           <w:p>
-            <w:proofErr w:type="spellStart"/>
             <w:r>
               <w:rPr>
                 <w:b/>
@@ -3906,7 +3627,6 @@
               </w:rPr>
               <w:t>Leírás</w:t>
             </w:r>
-            <w:proofErr w:type="spellEnd"/>
           </w:p>
         </w:tc>
       </w:tr>
@@ -3919,14 +3639,12 @@
             <w:tcW w:w="2060" w:type="dxa"/>
           </w:tcPr>
           <w:p>
-            <w:proofErr w:type="spellStart"/>
             <w:r>
               <w:rPr>
                 <w:sz w:val="19"/>
               </w:rPr>
               <w:t>felhasznalo_id</w:t>
             </w:r>
-            <w:proofErr w:type="spellEnd"/>
           </w:p>
         </w:tc>
         <w:tc>
@@ -3947,28 +3665,12 @@
             <w:tcW w:w="2060" w:type="dxa"/>
           </w:tcPr>
           <w:p>
-            <w:proofErr w:type="spellStart"/>
-            <w:r>
-              <w:rPr>
-                <w:sz w:val="19"/>
-              </w:rPr>
-              <w:t>Egyedi</w:t>
-            </w:r>
-            <w:proofErr w:type="spellEnd"/>
-            <w:r>
-              <w:rPr>
-                <w:sz w:val="19"/>
-              </w:rPr>
-              <w:t xml:space="preserve"> </w:t>
-            </w:r>
-            <w:proofErr w:type="spellStart"/>
-            <w:r>
-              <w:rPr>
-                <w:sz w:val="19"/>
-              </w:rPr>
-              <w:t>azonosító</w:t>
-            </w:r>
-            <w:proofErr w:type="spellEnd"/>
+            <w:r>
+              <w:rPr>
+                <w:sz w:val="19"/>
+              </w:rPr>
+              <w:t>Egyedi azonosító</w:t>
+            </w:r>
           </w:p>
         </w:tc>
       </w:tr>
@@ -3982,14 +3684,12 @@
             <w:shd w:val="clear" w:color="auto" w:fill="F7FAFC"/>
           </w:tcPr>
           <w:p>
-            <w:proofErr w:type="spellStart"/>
             <w:r>
               <w:rPr>
                 <w:sz w:val="19"/>
               </w:rPr>
               <w:t>felhasznalonev</w:t>
             </w:r>
-            <w:proofErr w:type="spellEnd"/>
           </w:p>
         </w:tc>
         <w:tc>
@@ -4012,28 +3712,12 @@
             <w:shd w:val="clear" w:color="auto" w:fill="F7FAFC"/>
           </w:tcPr>
           <w:p>
-            <w:proofErr w:type="spellStart"/>
-            <w:r>
-              <w:rPr>
-                <w:sz w:val="19"/>
-              </w:rPr>
-              <w:t>Felhasználói</w:t>
-            </w:r>
-            <w:proofErr w:type="spellEnd"/>
-            <w:r>
-              <w:rPr>
-                <w:sz w:val="19"/>
-              </w:rPr>
-              <w:t xml:space="preserve"> </w:t>
-            </w:r>
-            <w:proofErr w:type="spellStart"/>
-            <w:r>
-              <w:rPr>
-                <w:sz w:val="19"/>
-              </w:rPr>
-              <w:t>név</w:t>
-            </w:r>
-            <w:proofErr w:type="spellEnd"/>
+            <w:r>
+              <w:rPr>
+                <w:sz w:val="19"/>
+              </w:rPr>
+              <w:t>Felhasználói név</w:t>
+            </w:r>
           </w:p>
         </w:tc>
       </w:tr>
@@ -4076,35 +3760,7 @@
               <w:rPr>
                 <w:sz w:val="19"/>
               </w:rPr>
-              <w:t xml:space="preserve">Email </w:t>
-            </w:r>
-            <w:proofErr w:type="spellStart"/>
-            <w:r>
-              <w:rPr>
-                <w:sz w:val="19"/>
-              </w:rPr>
-              <w:t>cím</w:t>
-            </w:r>
-            <w:proofErr w:type="spellEnd"/>
-            <w:r>
-              <w:rPr>
-                <w:sz w:val="19"/>
-              </w:rPr>
-              <w:t xml:space="preserve"> (</w:t>
-            </w:r>
-            <w:proofErr w:type="spellStart"/>
-            <w:r>
-              <w:rPr>
-                <w:sz w:val="19"/>
-              </w:rPr>
-              <w:t>egyedi</w:t>
-            </w:r>
-            <w:proofErr w:type="spellEnd"/>
-            <w:r>
-              <w:rPr>
-                <w:sz w:val="19"/>
-              </w:rPr>
-              <w:t>)</w:t>
+              <w:t>Email cím (egyedi)</w:t>
             </w:r>
           </w:p>
         </w:tc>
@@ -4119,14 +3775,12 @@
             <w:shd w:val="clear" w:color="auto" w:fill="F7FAFC"/>
           </w:tcPr>
           <w:p>
-            <w:proofErr w:type="spellStart"/>
             <w:r>
               <w:rPr>
                 <w:sz w:val="19"/>
               </w:rPr>
               <w:t>jelszo</w:t>
             </w:r>
-            <w:proofErr w:type="spellEnd"/>
           </w:p>
         </w:tc>
         <w:tc>
@@ -4149,42 +3803,12 @@
             <w:shd w:val="clear" w:color="auto" w:fill="F7FAFC"/>
           </w:tcPr>
           <w:p>
-            <w:proofErr w:type="spellStart"/>
-            <w:r>
-              <w:rPr>
-                <w:sz w:val="19"/>
-              </w:rPr>
-              <w:t>bcrypt</w:t>
-            </w:r>
-            <w:proofErr w:type="spellEnd"/>
-            <w:r>
-              <w:rPr>
-                <w:sz w:val="19"/>
-              </w:rPr>
-              <w:t xml:space="preserve"> </w:t>
-            </w:r>
-            <w:proofErr w:type="spellStart"/>
-            <w:r>
-              <w:rPr>
-                <w:sz w:val="19"/>
-              </w:rPr>
-              <w:t>hashelt</w:t>
-            </w:r>
-            <w:proofErr w:type="spellEnd"/>
-            <w:r>
-              <w:rPr>
-                <w:sz w:val="19"/>
-              </w:rPr>
-              <w:t xml:space="preserve"> </w:t>
-            </w:r>
-            <w:proofErr w:type="spellStart"/>
-            <w:r>
-              <w:rPr>
-                <w:sz w:val="19"/>
-              </w:rPr>
-              <w:t>jelszó</w:t>
-            </w:r>
-            <w:proofErr w:type="spellEnd"/>
+            <w:r>
+              <w:rPr>
+                <w:sz w:val="19"/>
+              </w:rPr>
+              <w:t>bcrypt hashelt jelszó</w:t>
+            </w:r>
           </w:p>
         </w:tc>
       </w:tr>
@@ -4197,14 +3821,12 @@
             <w:tcW w:w="2060" w:type="dxa"/>
           </w:tcPr>
           <w:p>
-            <w:proofErr w:type="spellStart"/>
             <w:r>
               <w:rPr>
                 <w:sz w:val="19"/>
               </w:rPr>
               <w:t>szerepkor</w:t>
             </w:r>
-            <w:proofErr w:type="spellEnd"/>
           </w:p>
         </w:tc>
         <w:tc>
@@ -4216,35 +3838,7 @@
               <w:rPr>
                 <w:sz w:val="19"/>
               </w:rPr>
-              <w:t>ENUM('admin','</w:t>
-            </w:r>
-            <w:proofErr w:type="spellStart"/>
-            <w:r>
-              <w:rPr>
-                <w:sz w:val="19"/>
-              </w:rPr>
-              <w:t>dolgozo</w:t>
-            </w:r>
-            <w:proofErr w:type="spellEnd"/>
-            <w:r>
-              <w:rPr>
-                <w:sz w:val="19"/>
-              </w:rPr>
-              <w:t>','</w:t>
-            </w:r>
-            <w:proofErr w:type="spellStart"/>
-            <w:r>
-              <w:rPr>
-                <w:sz w:val="19"/>
-              </w:rPr>
-              <w:t>onkentes</w:t>
-            </w:r>
-            <w:proofErr w:type="spellEnd"/>
-            <w:r>
-              <w:rPr>
-                <w:sz w:val="19"/>
-              </w:rPr>
-              <w:t>')</w:t>
+              <w:t>ENUM('admin','dolgozo','onkentes')</w:t>
             </w:r>
           </w:p>
         </w:tc>
@@ -4253,28 +3847,12 @@
             <w:tcW w:w="2060" w:type="dxa"/>
           </w:tcPr>
           <w:p>
-            <w:proofErr w:type="spellStart"/>
-            <w:r>
-              <w:rPr>
-                <w:sz w:val="19"/>
-              </w:rPr>
-              <w:t>Jogosultsági</w:t>
-            </w:r>
-            <w:proofErr w:type="spellEnd"/>
-            <w:r>
-              <w:rPr>
-                <w:sz w:val="19"/>
-              </w:rPr>
-              <w:t xml:space="preserve"> </w:t>
-            </w:r>
-            <w:proofErr w:type="spellStart"/>
-            <w:r>
-              <w:rPr>
-                <w:sz w:val="19"/>
-              </w:rPr>
-              <w:t>szint</w:t>
-            </w:r>
-            <w:proofErr w:type="spellEnd"/>
+            <w:r>
+              <w:rPr>
+                <w:sz w:val="19"/>
+              </w:rPr>
+              <w:t>Jogosultsági szint</w:t>
+            </w:r>
           </w:p>
         </w:tc>
       </w:tr>
@@ -4288,14 +3866,12 @@
             <w:shd w:val="clear" w:color="auto" w:fill="F7FAFC"/>
           </w:tcPr>
           <w:p>
-            <w:proofErr w:type="spellStart"/>
             <w:r>
               <w:rPr>
                 <w:sz w:val="19"/>
               </w:rPr>
               <w:t>kep_url</w:t>
             </w:r>
-            <w:proofErr w:type="spellEnd"/>
           </w:p>
         </w:tc>
         <w:tc>
@@ -4318,42 +3894,12 @@
             <w:shd w:val="clear" w:color="auto" w:fill="F7FAFC"/>
           </w:tcPr>
           <w:p>
-            <w:proofErr w:type="spellStart"/>
-            <w:r>
-              <w:rPr>
-                <w:sz w:val="19"/>
-              </w:rPr>
-              <w:t>Profilkép</w:t>
-            </w:r>
-            <w:proofErr w:type="spellEnd"/>
-            <w:r>
-              <w:rPr>
-                <w:sz w:val="19"/>
-              </w:rPr>
-              <w:t xml:space="preserve"> </w:t>
-            </w:r>
-            <w:proofErr w:type="spellStart"/>
-            <w:r>
-              <w:rPr>
-                <w:sz w:val="19"/>
-              </w:rPr>
-              <w:t>elérési</w:t>
-            </w:r>
-            <w:proofErr w:type="spellEnd"/>
-            <w:r>
-              <w:rPr>
-                <w:sz w:val="19"/>
-              </w:rPr>
-              <w:t xml:space="preserve"> </w:t>
-            </w:r>
-            <w:proofErr w:type="spellStart"/>
-            <w:r>
-              <w:rPr>
-                <w:sz w:val="19"/>
-              </w:rPr>
-              <w:t>útja</w:t>
-            </w:r>
-            <w:proofErr w:type="spellEnd"/>
+            <w:r>
+              <w:rPr>
+                <w:sz w:val="19"/>
+              </w:rPr>
+              <w:t>Profilkép elérési útja</w:t>
+            </w:r>
           </w:p>
         </w:tc>
       </w:tr>
@@ -4436,7 +3982,7 @@
                     <pic:cNvPicPr/>
                   </pic:nvPicPr>
                   <pic:blipFill>
-                    <a:blip r:embed="rId8"/>
+                    <a:blip r:embed="rId11"/>
                     <a:stretch>
                       <a:fillRect/>
                     </a:stretch>
@@ -4467,34 +4013,9 @@
           <w:color w:val="1A1A2E"/>
           <w:sz w:val="26"/>
         </w:rPr>
-        <w:t>1.5.2 `</w:t>
-      </w:r>
-      <w:proofErr w:type="spellStart"/>
-      <w:r>
-        <w:rPr>
-          <w:color w:val="1A1A2E"/>
-          <w:sz w:val="26"/>
-        </w:rPr>
-        <w:t>kutyak</w:t>
-      </w:r>
-      <w:proofErr w:type="spellEnd"/>
-      <w:r>
-        <w:rPr>
-          <w:color w:val="1A1A2E"/>
-          <w:sz w:val="26"/>
-        </w:rPr>
-        <w:t xml:space="preserve">` </w:t>
-      </w:r>
-      <w:proofErr w:type="spellStart"/>
-      <w:r>
-        <w:rPr>
-          <w:color w:val="1A1A2E"/>
-          <w:sz w:val="26"/>
-        </w:rPr>
-        <w:t>tábla</w:t>
+        <w:t>1.5.2 `kutyak` tábla</w:t>
       </w:r>
       <w:bookmarkEnd w:id="11"/>
-      <w:proofErr w:type="spellEnd"/>
     </w:p>
     <w:tbl>
       <w:tblPr>
@@ -4517,7 +4038,6 @@
             <w:shd w:val="clear" w:color="auto" w:fill="1A1A2E"/>
           </w:tcPr>
           <w:p>
-            <w:proofErr w:type="spellStart"/>
             <w:r>
               <w:rPr>
                 <w:b/>
@@ -4526,7 +4046,6 @@
               </w:rPr>
               <w:t>Oszlop</w:t>
             </w:r>
-            <w:proofErr w:type="spellEnd"/>
           </w:p>
         </w:tc>
         <w:tc>
@@ -4551,7 +4070,6 @@
             <w:shd w:val="clear" w:color="auto" w:fill="1A1A2E"/>
           </w:tcPr>
           <w:p>
-            <w:proofErr w:type="spellStart"/>
             <w:r>
               <w:rPr>
                 <w:b/>
@@ -4560,7 +4078,6 @@
               </w:rPr>
               <w:t>Leírás</w:t>
             </w:r>
-            <w:proofErr w:type="spellEnd"/>
           </w:p>
         </w:tc>
       </w:tr>
@@ -4599,28 +4116,12 @@
             <w:tcW w:w="2160" w:type="dxa"/>
           </w:tcPr>
           <w:p>
-            <w:proofErr w:type="spellStart"/>
-            <w:r>
-              <w:rPr>
-                <w:sz w:val="19"/>
-              </w:rPr>
-              <w:t>Egyedi</w:t>
-            </w:r>
-            <w:proofErr w:type="spellEnd"/>
-            <w:r>
-              <w:rPr>
-                <w:sz w:val="19"/>
-              </w:rPr>
-              <w:t xml:space="preserve"> </w:t>
-            </w:r>
-            <w:proofErr w:type="spellStart"/>
-            <w:r>
-              <w:rPr>
-                <w:sz w:val="19"/>
-              </w:rPr>
-              <w:t>azonosító</w:t>
-            </w:r>
-            <w:proofErr w:type="spellEnd"/>
+            <w:r>
+              <w:rPr>
+                <w:sz w:val="19"/>
+              </w:rPr>
+              <w:t>Egyedi azonosító</w:t>
+            </w:r>
           </w:p>
         </w:tc>
       </w:tr>
@@ -4977,34 +4478,9 @@
           <w:color w:val="1A1A2E"/>
           <w:sz w:val="26"/>
         </w:rPr>
-        <w:t>1.5.3 `</w:t>
-      </w:r>
-      <w:proofErr w:type="spellStart"/>
-      <w:r>
-        <w:rPr>
-          <w:color w:val="1A1A2E"/>
-          <w:sz w:val="26"/>
-        </w:rPr>
-        <w:t>fajtak</w:t>
-      </w:r>
-      <w:proofErr w:type="spellEnd"/>
-      <w:r>
-        <w:rPr>
-          <w:color w:val="1A1A2E"/>
-          <w:sz w:val="26"/>
-        </w:rPr>
-        <w:t xml:space="preserve">` </w:t>
-      </w:r>
-      <w:proofErr w:type="spellStart"/>
-      <w:r>
-        <w:rPr>
-          <w:color w:val="1A1A2E"/>
-          <w:sz w:val="26"/>
-        </w:rPr>
-        <w:t>tábla</w:t>
+        <w:t>1.5.3 `fajtak` tábla</w:t>
       </w:r>
       <w:bookmarkEnd w:id="12"/>
-      <w:proofErr w:type="spellEnd"/>
     </w:p>
     <w:tbl>
       <w:tblPr>
@@ -5027,7 +4503,6 @@
             <w:shd w:val="clear" w:color="auto" w:fill="1A1A2E"/>
           </w:tcPr>
           <w:p>
-            <w:proofErr w:type="spellStart"/>
             <w:r>
               <w:rPr>
                 <w:b/>
@@ -5036,7 +4511,6 @@
               </w:rPr>
               <w:t>Oszlop</w:t>
             </w:r>
-            <w:proofErr w:type="spellEnd"/>
           </w:p>
         </w:tc>
         <w:tc>
@@ -5045,7 +4519,6 @@
             <w:shd w:val="clear" w:color="auto" w:fill="1A1A2E"/>
           </w:tcPr>
           <w:p>
-            <w:proofErr w:type="spellStart"/>
             <w:r>
               <w:rPr>
                 <w:b/>
@@ -5054,7 +4527,6 @@
               </w:rPr>
               <w:t>Típus</w:t>
             </w:r>
-            <w:proofErr w:type="spellEnd"/>
           </w:p>
         </w:tc>
         <w:tc>
@@ -5109,28 +4581,12 @@
             <w:tcW w:w="2155" w:type="dxa"/>
           </w:tcPr>
           <w:p>
-            <w:proofErr w:type="spellStart"/>
-            <w:r>
-              <w:rPr>
-                <w:sz w:val="19"/>
-              </w:rPr>
-              <w:t>Egyedi</w:t>
-            </w:r>
-            <w:proofErr w:type="spellEnd"/>
-            <w:r>
-              <w:rPr>
-                <w:sz w:val="19"/>
-              </w:rPr>
-              <w:t xml:space="preserve"> </w:t>
-            </w:r>
-            <w:proofErr w:type="spellStart"/>
-            <w:r>
-              <w:rPr>
-                <w:sz w:val="19"/>
-              </w:rPr>
-              <w:t>azonosító</w:t>
-            </w:r>
-            <w:proofErr w:type="spellEnd"/>
+            <w:r>
+              <w:rPr>
+                <w:sz w:val="19"/>
+              </w:rPr>
+              <w:t>Egyedi azonosító</w:t>
+            </w:r>
           </w:p>
         </w:tc>
       </w:tr>
@@ -5158,19 +4614,11 @@
             <w:shd w:val="clear" w:color="auto" w:fill="F7FAFC"/>
           </w:tcPr>
           <w:p>
-            <w:proofErr w:type="gramStart"/>
-            <w:r>
-              <w:rPr>
-                <w:sz w:val="19"/>
-              </w:rPr>
-              <w:t>VARCHAR(</w:t>
-            </w:r>
-            <w:proofErr w:type="gramEnd"/>
-            <w:r>
-              <w:rPr>
-                <w:sz w:val="19"/>
-              </w:rPr>
-              <w:t>50)</w:t>
+            <w:r>
+              <w:rPr>
+                <w:sz w:val="19"/>
+              </w:rPr>
+              <w:t>VARCHAR(50)</w:t>
             </w:r>
           </w:p>
         </w:tc>
@@ -5220,7 +4668,7 @@
                     <pic:cNvPicPr/>
                   </pic:nvPicPr>
                   <pic:blipFill>
-                    <a:blip r:embed="rId9"/>
+                    <a:blip r:embed="rId12"/>
                     <a:stretch>
                       <a:fillRect/>
                     </a:stretch>
@@ -5284,7 +4732,7 @@
                     <pic:cNvPicPr/>
                   </pic:nvPicPr>
                   <pic:blipFill>
-                    <a:blip r:embed="rId10"/>
+                    <a:blip r:embed="rId13"/>
                     <a:stretch>
                       <a:fillRect/>
                     </a:stretch>
@@ -5315,34 +4763,9 @@
           <w:color w:val="1A1A2E"/>
           <w:sz w:val="26"/>
         </w:rPr>
-        <w:t>1.5.4 `</w:t>
-      </w:r>
-      <w:proofErr w:type="spellStart"/>
-      <w:r>
-        <w:rPr>
-          <w:color w:val="1A1A2E"/>
-          <w:sz w:val="26"/>
-        </w:rPr>
-        <w:t>orokbefogadasok</w:t>
-      </w:r>
-      <w:proofErr w:type="spellEnd"/>
-      <w:r>
-        <w:rPr>
-          <w:color w:val="1A1A2E"/>
-          <w:sz w:val="26"/>
-        </w:rPr>
-        <w:t xml:space="preserve">` </w:t>
-      </w:r>
-      <w:proofErr w:type="spellStart"/>
-      <w:r>
-        <w:rPr>
-          <w:color w:val="1A1A2E"/>
-          <w:sz w:val="26"/>
-        </w:rPr>
-        <w:t>tábla</w:t>
+        <w:t>1.5.4 `orokbefogadasok` tábla</w:t>
       </w:r>
       <w:bookmarkEnd w:id="13"/>
-      <w:proofErr w:type="spellEnd"/>
     </w:p>
     <w:tbl>
       <w:tblPr>
@@ -5365,7 +4788,6 @@
             <w:shd w:val="clear" w:color="auto" w:fill="1A1A2E"/>
           </w:tcPr>
           <w:p>
-            <w:proofErr w:type="spellStart"/>
             <w:r>
               <w:rPr>
                 <w:b/>
@@ -5374,7 +4796,6 @@
               </w:rPr>
               <w:t>Oszlop</w:t>
             </w:r>
-            <w:proofErr w:type="spellEnd"/>
           </w:p>
         </w:tc>
         <w:tc>
@@ -5383,7 +4804,6 @@
             <w:shd w:val="clear" w:color="auto" w:fill="1A1A2E"/>
           </w:tcPr>
           <w:p>
-            <w:proofErr w:type="spellStart"/>
             <w:r>
               <w:rPr>
                 <w:b/>
@@ -5392,7 +4812,6 @@
               </w:rPr>
               <w:t>Típus</w:t>
             </w:r>
-            <w:proofErr w:type="spellEnd"/>
           </w:p>
         </w:tc>
         <w:tc>
@@ -5401,7 +4820,6 @@
             <w:shd w:val="clear" w:color="auto" w:fill="1A1A2E"/>
           </w:tcPr>
           <w:p>
-            <w:proofErr w:type="spellStart"/>
             <w:r>
               <w:rPr>
                 <w:b/>
@@ -5410,7 +4828,6 @@
               </w:rPr>
               <w:t>Leírás</w:t>
             </w:r>
-            <w:proofErr w:type="spellEnd"/>
           </w:p>
         </w:tc>
       </w:tr>
@@ -5449,28 +4866,12 @@
             <w:tcW w:w="1207" w:type="dxa"/>
           </w:tcPr>
           <w:p>
-            <w:proofErr w:type="spellStart"/>
-            <w:r>
-              <w:rPr>
-                <w:sz w:val="19"/>
-              </w:rPr>
-              <w:t>Egyedi</w:t>
-            </w:r>
-            <w:proofErr w:type="spellEnd"/>
-            <w:r>
-              <w:rPr>
-                <w:sz w:val="19"/>
-              </w:rPr>
-              <w:t xml:space="preserve"> </w:t>
-            </w:r>
-            <w:proofErr w:type="spellStart"/>
-            <w:r>
-              <w:rPr>
-                <w:sz w:val="19"/>
-              </w:rPr>
-              <w:t>azonosító</w:t>
-            </w:r>
-            <w:proofErr w:type="spellEnd"/>
+            <w:r>
+              <w:rPr>
+                <w:sz w:val="19"/>
+              </w:rPr>
+              <w:t>Egyedi azonosító</w:t>
+            </w:r>
           </w:p>
         </w:tc>
       </w:tr>
@@ -5484,14 +4885,12 @@
             <w:shd w:val="clear" w:color="auto" w:fill="F7FAFC"/>
           </w:tcPr>
           <w:p>
-            <w:proofErr w:type="spellStart"/>
             <w:r>
               <w:rPr>
                 <w:sz w:val="19"/>
               </w:rPr>
               <w:t>felhasznalo_id</w:t>
             </w:r>
-            <w:proofErr w:type="spellEnd"/>
           </w:p>
         </w:tc>
         <w:tc>
@@ -5514,28 +4913,12 @@
             <w:shd w:val="clear" w:color="auto" w:fill="F7FAFC"/>
           </w:tcPr>
           <w:p>
-            <w:proofErr w:type="spellStart"/>
-            <w:r>
-              <w:rPr>
-                <w:sz w:val="19"/>
-              </w:rPr>
-              <w:t>Kérelmező</w:t>
-            </w:r>
-            <w:proofErr w:type="spellEnd"/>
-            <w:r>
-              <w:rPr>
-                <w:sz w:val="19"/>
-              </w:rPr>
-              <w:t xml:space="preserve"> </w:t>
-            </w:r>
-            <w:proofErr w:type="spellStart"/>
-            <w:r>
-              <w:rPr>
-                <w:sz w:val="19"/>
-              </w:rPr>
-              <w:t>azonosítója</w:t>
-            </w:r>
-            <w:proofErr w:type="spellEnd"/>
+            <w:r>
+              <w:rPr>
+                <w:sz w:val="19"/>
+              </w:rPr>
+              <w:t>Kérelmező azonosítója</w:t>
+            </w:r>
           </w:p>
         </w:tc>
       </w:tr>
@@ -5548,14 +4931,12 @@
             <w:tcW w:w="1586" w:type="dxa"/>
           </w:tcPr>
           <w:p>
-            <w:proofErr w:type="spellStart"/>
             <w:r>
               <w:rPr>
                 <w:sz w:val="19"/>
               </w:rPr>
               <w:t>kutya_id</w:t>
             </w:r>
-            <w:proofErr w:type="spellEnd"/>
           </w:p>
         </w:tc>
         <w:tc>
@@ -5576,28 +4957,12 @@
             <w:tcW w:w="1207" w:type="dxa"/>
           </w:tcPr>
           <w:p>
-            <w:proofErr w:type="spellStart"/>
-            <w:r>
-              <w:rPr>
-                <w:sz w:val="19"/>
-              </w:rPr>
-              <w:t>Kiválasztott</w:t>
-            </w:r>
-            <w:proofErr w:type="spellEnd"/>
-            <w:r>
-              <w:rPr>
-                <w:sz w:val="19"/>
-              </w:rPr>
-              <w:t xml:space="preserve"> </w:t>
-            </w:r>
-            <w:proofErr w:type="spellStart"/>
-            <w:r>
-              <w:rPr>
-                <w:sz w:val="19"/>
-              </w:rPr>
-              <w:t>kutya</w:t>
-            </w:r>
-            <w:proofErr w:type="spellEnd"/>
+            <w:r>
+              <w:rPr>
+                <w:sz w:val="19"/>
+              </w:rPr>
+              <w:t>Kiválasztott kutya</w:t>
+            </w:r>
           </w:p>
         </w:tc>
       </w:tr>
@@ -5611,14 +4976,12 @@
             <w:shd w:val="clear" w:color="auto" w:fill="F7FAFC"/>
           </w:tcPr>
           <w:p>
-            <w:proofErr w:type="spellStart"/>
             <w:r>
               <w:rPr>
                 <w:sz w:val="19"/>
               </w:rPr>
               <w:t>telefonszam</w:t>
             </w:r>
-            <w:proofErr w:type="spellEnd"/>
           </w:p>
         </w:tc>
         <w:tc>
@@ -5627,19 +4990,11 @@
             <w:shd w:val="clear" w:color="auto" w:fill="F7FAFC"/>
           </w:tcPr>
           <w:p>
-            <w:proofErr w:type="gramStart"/>
-            <w:r>
-              <w:rPr>
-                <w:sz w:val="19"/>
-              </w:rPr>
-              <w:t>VARCHAR(</w:t>
-            </w:r>
-            <w:proofErr w:type="gramEnd"/>
-            <w:r>
-              <w:rPr>
-                <w:sz w:val="19"/>
-              </w:rPr>
-              <w:t>20)</w:t>
+            <w:r>
+              <w:rPr>
+                <w:sz w:val="19"/>
+              </w:rPr>
+              <w:t>VARCHAR(20)</w:t>
             </w:r>
           </w:p>
         </w:tc>
@@ -5649,14 +5004,12 @@
             <w:shd w:val="clear" w:color="auto" w:fill="F7FAFC"/>
           </w:tcPr>
           <w:p>
-            <w:proofErr w:type="spellStart"/>
             <w:r>
               <w:rPr>
                 <w:sz w:val="19"/>
               </w:rPr>
               <w:t>Elérhetőség</w:t>
             </w:r>
-            <w:proofErr w:type="spellEnd"/>
           </w:p>
         </w:tc>
       </w:tr>
@@ -5669,14 +5022,12 @@
             <w:tcW w:w="1586" w:type="dxa"/>
           </w:tcPr>
           <w:p>
-            <w:proofErr w:type="spellStart"/>
             <w:r>
               <w:rPr>
                 <w:sz w:val="19"/>
               </w:rPr>
               <w:t>iranyitoszam</w:t>
             </w:r>
-            <w:proofErr w:type="spellEnd"/>
           </w:p>
         </w:tc>
         <w:tc>
@@ -5684,19 +5035,11 @@
             <w:tcW w:w="2638" w:type="dxa"/>
           </w:tcPr>
           <w:p>
-            <w:proofErr w:type="gramStart"/>
-            <w:r>
-              <w:rPr>
-                <w:sz w:val="19"/>
-              </w:rPr>
-              <w:t>VARCHAR(</w:t>
-            </w:r>
-            <w:proofErr w:type="gramEnd"/>
-            <w:r>
-              <w:rPr>
-                <w:sz w:val="19"/>
-              </w:rPr>
-              <w:t>10)</w:t>
+            <w:r>
+              <w:rPr>
+                <w:sz w:val="19"/>
+              </w:rPr>
+              <w:t>VARCHAR(10)</w:t>
             </w:r>
           </w:p>
         </w:tc>
@@ -5705,14 +5048,12 @@
             <w:tcW w:w="1207" w:type="dxa"/>
           </w:tcPr>
           <w:p>
-            <w:proofErr w:type="spellStart"/>
             <w:r>
               <w:rPr>
                 <w:sz w:val="19"/>
               </w:rPr>
               <w:t>Irányítószám</w:t>
             </w:r>
-            <w:proofErr w:type="spellEnd"/>
           </w:p>
         </w:tc>
       </w:tr>
@@ -5726,14 +5067,12 @@
             <w:shd w:val="clear" w:color="auto" w:fill="F7FAFC"/>
           </w:tcPr>
           <w:p>
-            <w:proofErr w:type="spellStart"/>
             <w:r>
               <w:rPr>
                 <w:sz w:val="19"/>
               </w:rPr>
               <w:t>varos</w:t>
             </w:r>
-            <w:proofErr w:type="spellEnd"/>
           </w:p>
         </w:tc>
         <w:tc>
@@ -5742,19 +5081,11 @@
             <w:shd w:val="clear" w:color="auto" w:fill="F7FAFC"/>
           </w:tcPr>
           <w:p>
-            <w:proofErr w:type="gramStart"/>
-            <w:r>
-              <w:rPr>
-                <w:sz w:val="19"/>
-              </w:rPr>
-              <w:t>VARCHAR(</w:t>
-            </w:r>
-            <w:proofErr w:type="gramEnd"/>
-            <w:r>
-              <w:rPr>
-                <w:sz w:val="19"/>
-              </w:rPr>
-              <w:t>100)</w:t>
+            <w:r>
+              <w:rPr>
+                <w:sz w:val="19"/>
+              </w:rPr>
+              <w:t>VARCHAR(100)</w:t>
             </w:r>
           </w:p>
         </w:tc>
@@ -5764,14 +5095,12 @@
             <w:shd w:val="clear" w:color="auto" w:fill="F7FAFC"/>
           </w:tcPr>
           <w:p>
-            <w:proofErr w:type="spellStart"/>
             <w:r>
               <w:rPr>
                 <w:sz w:val="19"/>
               </w:rPr>
               <w:t>Város</w:t>
             </w:r>
-            <w:proofErr w:type="spellEnd"/>
           </w:p>
         </w:tc>
       </w:tr>
@@ -5784,14 +5113,12 @@
             <w:tcW w:w="1586" w:type="dxa"/>
           </w:tcPr>
           <w:p>
-            <w:proofErr w:type="spellStart"/>
             <w:r>
               <w:rPr>
                 <w:sz w:val="19"/>
               </w:rPr>
               <w:t>utca_hazszam</w:t>
             </w:r>
-            <w:proofErr w:type="spellEnd"/>
           </w:p>
         </w:tc>
         <w:tc>
@@ -5799,19 +5126,11 @@
             <w:tcW w:w="2638" w:type="dxa"/>
           </w:tcPr>
           <w:p>
-            <w:proofErr w:type="gramStart"/>
-            <w:r>
-              <w:rPr>
-                <w:sz w:val="19"/>
-              </w:rPr>
-              <w:t>VARCHAR(</w:t>
-            </w:r>
-            <w:proofErr w:type="gramEnd"/>
-            <w:r>
-              <w:rPr>
-                <w:sz w:val="19"/>
-              </w:rPr>
-              <w:t>255)</w:t>
+            <w:r>
+              <w:rPr>
+                <w:sz w:val="19"/>
+              </w:rPr>
+              <w:t>VARCHAR(255)</w:t>
             </w:r>
           </w:p>
         </w:tc>
@@ -5820,28 +5139,12 @@
             <w:tcW w:w="1207" w:type="dxa"/>
           </w:tcPr>
           <w:p>
-            <w:proofErr w:type="spellStart"/>
-            <w:r>
-              <w:rPr>
-                <w:sz w:val="19"/>
-              </w:rPr>
-              <w:t>Utca</w:t>
-            </w:r>
-            <w:proofErr w:type="spellEnd"/>
-            <w:r>
-              <w:rPr>
-                <w:sz w:val="19"/>
-              </w:rPr>
-              <w:t xml:space="preserve">, </w:t>
-            </w:r>
-            <w:proofErr w:type="spellStart"/>
-            <w:r>
-              <w:rPr>
-                <w:sz w:val="19"/>
-              </w:rPr>
-              <w:t>házszám</w:t>
-            </w:r>
-            <w:proofErr w:type="spellEnd"/>
+            <w:r>
+              <w:rPr>
+                <w:sz w:val="19"/>
+              </w:rPr>
+              <w:t>Utca, házszám</w:t>
+            </w:r>
           </w:p>
         </w:tc>
       </w:tr>
@@ -5855,14 +5158,12 @@
             <w:shd w:val="clear" w:color="auto" w:fill="F7FAFC"/>
           </w:tcPr>
           <w:p>
-            <w:proofErr w:type="spellStart"/>
             <w:r>
               <w:rPr>
                 <w:sz w:val="19"/>
               </w:rPr>
               <w:t>lakas_tipus</w:t>
             </w:r>
-            <w:proofErr w:type="spellEnd"/>
           </w:p>
         </w:tc>
         <w:tc>
@@ -5871,19 +5172,11 @@
             <w:shd w:val="clear" w:color="auto" w:fill="F7FAFC"/>
           </w:tcPr>
           <w:p>
-            <w:proofErr w:type="gramStart"/>
-            <w:r>
-              <w:rPr>
-                <w:sz w:val="19"/>
-              </w:rPr>
-              <w:t>VARCHAR(</w:t>
-            </w:r>
-            <w:proofErr w:type="gramEnd"/>
-            <w:r>
-              <w:rPr>
-                <w:sz w:val="19"/>
-              </w:rPr>
-              <w:t>50)</w:t>
+            <w:r>
+              <w:rPr>
+                <w:sz w:val="19"/>
+              </w:rPr>
+              <w:t>VARCHAR(50)</w:t>
             </w:r>
           </w:p>
         </w:tc>
@@ -5893,33 +5186,11 @@
             <w:shd w:val="clear" w:color="auto" w:fill="F7FAFC"/>
           </w:tcPr>
           <w:p>
-            <w:proofErr w:type="spellStart"/>
-            <w:r>
-              <w:rPr>
-                <w:sz w:val="19"/>
-              </w:rPr>
-              <w:t>Lakás</w:t>
-            </w:r>
-            <w:proofErr w:type="spellEnd"/>
-            <w:r>
-              <w:rPr>
-                <w:sz w:val="19"/>
-              </w:rPr>
-              <w:t xml:space="preserve"> </w:t>
-            </w:r>
-            <w:proofErr w:type="spellStart"/>
-            <w:r>
-              <w:rPr>
-                <w:sz w:val="19"/>
-              </w:rPr>
-              <w:t>típusa</w:t>
-            </w:r>
-            <w:proofErr w:type="spellEnd"/>
-            <w:r>
-              <w:rPr>
-                <w:sz w:val="19"/>
-              </w:rPr>
-              <w:t xml:space="preserve"> (pl. panel)</w:t>
+            <w:r>
+              <w:rPr>
+                <w:sz w:val="19"/>
+              </w:rPr>
+              <w:t>Lakás típusa (pl. panel)</w:t>
             </w:r>
           </w:p>
         </w:tc>
@@ -5933,14 +5204,12 @@
             <w:tcW w:w="1586" w:type="dxa"/>
           </w:tcPr>
           <w:p>
-            <w:proofErr w:type="spellStart"/>
             <w:r>
               <w:rPr>
                 <w:sz w:val="19"/>
               </w:rPr>
               <w:t>ingatlan_tipus</w:t>
             </w:r>
-            <w:proofErr w:type="spellEnd"/>
           </w:p>
         </w:tc>
         <w:tc>
@@ -5948,19 +5217,11 @@
             <w:tcW w:w="2638" w:type="dxa"/>
           </w:tcPr>
           <w:p>
-            <w:proofErr w:type="gramStart"/>
-            <w:r>
-              <w:rPr>
-                <w:sz w:val="19"/>
-              </w:rPr>
-              <w:t>VARCHAR(</w:t>
-            </w:r>
-            <w:proofErr w:type="gramEnd"/>
-            <w:r>
-              <w:rPr>
-                <w:sz w:val="19"/>
-              </w:rPr>
-              <w:t>50)</w:t>
+            <w:r>
+              <w:rPr>
+                <w:sz w:val="19"/>
+              </w:rPr>
+              <w:t>VARCHAR(50)</w:t>
             </w:r>
           </w:p>
         </w:tc>
@@ -5969,33 +5230,11 @@
             <w:tcW w:w="1207" w:type="dxa"/>
           </w:tcPr>
           <w:p>
-            <w:proofErr w:type="spellStart"/>
-            <w:r>
-              <w:rPr>
-                <w:sz w:val="19"/>
-              </w:rPr>
-              <w:t>Ingatlan</w:t>
-            </w:r>
-            <w:proofErr w:type="spellEnd"/>
-            <w:r>
-              <w:rPr>
-                <w:sz w:val="19"/>
-              </w:rPr>
-              <w:t xml:space="preserve"> </w:t>
-            </w:r>
-            <w:proofErr w:type="spellStart"/>
-            <w:r>
-              <w:rPr>
-                <w:sz w:val="19"/>
-              </w:rPr>
-              <w:t>típusa</w:t>
-            </w:r>
-            <w:proofErr w:type="spellEnd"/>
-            <w:r>
-              <w:rPr>
-                <w:sz w:val="19"/>
-              </w:rPr>
-              <w:t xml:space="preserve"> (pl. saját)</w:t>
+            <w:r>
+              <w:rPr>
+                <w:sz w:val="19"/>
+              </w:rPr>
+              <w:t>Ingatlan típusa (pl. saját)</w:t>
             </w:r>
           </w:p>
         </w:tc>
@@ -6024,19 +5263,11 @@
             <w:shd w:val="clear" w:color="auto" w:fill="F7FAFC"/>
           </w:tcPr>
           <w:p>
-            <w:proofErr w:type="gramStart"/>
-            <w:r>
-              <w:rPr>
-                <w:sz w:val="19"/>
-              </w:rPr>
-              <w:t>VARCHAR(</w:t>
-            </w:r>
-            <w:proofErr w:type="gramEnd"/>
-            <w:r>
-              <w:rPr>
-                <w:sz w:val="19"/>
-              </w:rPr>
-              <w:t>10)</w:t>
+            <w:r>
+              <w:rPr>
+                <w:sz w:val="19"/>
+              </w:rPr>
+              <w:t>VARCHAR(10)</w:t>
             </w:r>
           </w:p>
         </w:tc>
@@ -6077,19 +5308,11 @@
             <w:tcW w:w="2638" w:type="dxa"/>
           </w:tcPr>
           <w:p>
-            <w:proofErr w:type="gramStart"/>
-            <w:r>
-              <w:rPr>
-                <w:sz w:val="19"/>
-              </w:rPr>
-              <w:t>VARCHAR(</w:t>
-            </w:r>
-            <w:proofErr w:type="gramEnd"/>
-            <w:r>
-              <w:rPr>
-                <w:sz w:val="19"/>
-              </w:rPr>
-              <w:t>10)</w:t>
+            <w:r>
+              <w:rPr>
+                <w:sz w:val="19"/>
+              </w:rPr>
+              <w:t>VARCHAR(10)</w:t>
             </w:r>
           </w:p>
         </w:tc>
@@ -6117,14 +5340,12 @@
             <w:shd w:val="clear" w:color="auto" w:fill="F7FAFC"/>
           </w:tcPr>
           <w:p>
-            <w:proofErr w:type="spellStart"/>
             <w:r>
               <w:rPr>
                 <w:sz w:val="19"/>
               </w:rPr>
               <w:t>statusz</w:t>
             </w:r>
-            <w:proofErr w:type="spellEnd"/>
           </w:p>
         </w:tc>
         <w:tc>
@@ -6155,85 +5376,15 @@
               <w:rPr>
                 <w:sz w:val="19"/>
               </w:rPr>
-              <w:t>('</w:t>
-            </w:r>
-            <w:proofErr w:type="spellStart"/>
-            <w:r>
-              <w:rPr>
-                <w:sz w:val="19"/>
-              </w:rPr>
-              <w:t>folyamatban</w:t>
-            </w:r>
-            <w:proofErr w:type="spellEnd"/>
-            <w:r>
-              <w:rPr>
-                <w:sz w:val="19"/>
-              </w:rPr>
-              <w:t>','</w:t>
-            </w:r>
-            <w:proofErr w:type="spellStart"/>
-            <w:r>
-              <w:rPr>
-                <w:sz w:val="19"/>
-              </w:rPr>
-              <w:t>elbiralt</w:t>
-            </w:r>
-            <w:proofErr w:type="spellEnd"/>
-            <w:r>
-              <w:rPr>
-                <w:sz w:val="19"/>
-              </w:rPr>
-              <w:t>',</w:t>
-            </w:r>
-          </w:p>
-          <w:p>
-            <w:r>
-              <w:rPr>
-                <w:sz w:val="19"/>
-              </w:rPr>
-              <w:t>'</w:t>
-            </w:r>
-            <w:proofErr w:type="spellStart"/>
-            <w:r>
-              <w:rPr>
-                <w:sz w:val="19"/>
-              </w:rPr>
-              <w:t>interju</w:t>
-            </w:r>
-            <w:proofErr w:type="spellEnd"/>
-            <w:r>
-              <w:rPr>
-                <w:sz w:val="19"/>
-              </w:rPr>
-              <w:t>','</w:t>
-            </w:r>
-            <w:proofErr w:type="spellStart"/>
-            <w:r>
-              <w:rPr>
-                <w:sz w:val="19"/>
-              </w:rPr>
-              <w:t>elfogadva</w:t>
-            </w:r>
-            <w:proofErr w:type="spellEnd"/>
-            <w:r>
-              <w:rPr>
-                <w:sz w:val="19"/>
-              </w:rPr>
-              <w:t>','</w:t>
-            </w:r>
-            <w:proofErr w:type="spellStart"/>
-            <w:r>
-              <w:rPr>
-                <w:sz w:val="19"/>
-              </w:rPr>
-              <w:t>elutasitva</w:t>
-            </w:r>
-            <w:proofErr w:type="spellEnd"/>
-            <w:r>
-              <w:rPr>
-                <w:sz w:val="19"/>
-              </w:rPr>
-              <w:t>')</w:t>
+              <w:t>('folyamatban','elbiralt',</w:t>
+            </w:r>
+          </w:p>
+          <w:p>
+            <w:r>
+              <w:rPr>
+                <w:sz w:val="19"/>
+              </w:rPr>
+              <w:t>'interju','elfogadva','elutasitva')</w:t>
             </w:r>
           </w:p>
         </w:tc>
@@ -6243,28 +5394,12 @@
             <w:shd w:val="clear" w:color="auto" w:fill="F7FAFC"/>
           </w:tcPr>
           <w:p>
-            <w:proofErr w:type="spellStart"/>
-            <w:r>
-              <w:rPr>
-                <w:sz w:val="19"/>
-              </w:rPr>
-              <w:t>Kérelem</w:t>
-            </w:r>
-            <w:proofErr w:type="spellEnd"/>
-            <w:r>
-              <w:rPr>
-                <w:sz w:val="19"/>
-              </w:rPr>
-              <w:t xml:space="preserve"> </w:t>
-            </w:r>
-            <w:proofErr w:type="spellStart"/>
-            <w:r>
-              <w:rPr>
-                <w:sz w:val="19"/>
-              </w:rPr>
-              <w:t>állapota</w:t>
-            </w:r>
-            <w:proofErr w:type="spellEnd"/>
+            <w:r>
+              <w:rPr>
+                <w:sz w:val="19"/>
+              </w:rPr>
+              <w:t>Kérelem állapota</w:t>
+            </w:r>
           </w:p>
         </w:tc>
       </w:tr>
@@ -6347,7 +5482,7 @@
                     <pic:cNvPicPr/>
                   </pic:nvPicPr>
                   <pic:blipFill>
-                    <a:blip r:embed="rId11"/>
+                    <a:blip r:embed="rId14"/>
                     <a:stretch>
                       <a:fillRect/>
                     </a:stretch>
@@ -6378,34 +5513,9 @@
           <w:color w:val="1A1A2E"/>
           <w:sz w:val="26"/>
         </w:rPr>
-        <w:t>1.5.5 `</w:t>
-      </w:r>
-      <w:proofErr w:type="spellStart"/>
-      <w:r>
-        <w:rPr>
-          <w:color w:val="1A1A2E"/>
-          <w:sz w:val="26"/>
-        </w:rPr>
-        <w:t>orvosi_vizsgalatok</w:t>
-      </w:r>
-      <w:proofErr w:type="spellEnd"/>
-      <w:r>
-        <w:rPr>
-          <w:color w:val="1A1A2E"/>
-          <w:sz w:val="26"/>
-        </w:rPr>
-        <w:t xml:space="preserve">` </w:t>
-      </w:r>
-      <w:proofErr w:type="spellStart"/>
-      <w:r>
-        <w:rPr>
-          <w:color w:val="1A1A2E"/>
-          <w:sz w:val="26"/>
-        </w:rPr>
-        <w:t>tábla</w:t>
+        <w:t>1.5.5 `orvosi_vizsgalatok` tábla</w:t>
       </w:r>
       <w:bookmarkEnd w:id="14"/>
-      <w:proofErr w:type="spellEnd"/>
     </w:p>
     <w:tbl>
       <w:tblPr>
@@ -6428,7 +5538,6 @@
             <w:shd w:val="clear" w:color="auto" w:fill="1A1A2E"/>
           </w:tcPr>
           <w:p>
-            <w:proofErr w:type="spellStart"/>
             <w:r>
               <w:rPr>
                 <w:b/>
@@ -6437,7 +5546,6 @@
               </w:rPr>
               <w:t>Oszlop</w:t>
             </w:r>
-            <w:proofErr w:type="spellEnd"/>
           </w:p>
         </w:tc>
         <w:tc>
@@ -6446,7 +5554,6 @@
             <w:shd w:val="clear" w:color="auto" w:fill="1A1A2E"/>
           </w:tcPr>
           <w:p>
-            <w:proofErr w:type="spellStart"/>
             <w:r>
               <w:rPr>
                 <w:b/>
@@ -6455,7 +5562,6 @@
               </w:rPr>
               <w:t>Típus</w:t>
             </w:r>
-            <w:proofErr w:type="spellEnd"/>
           </w:p>
         </w:tc>
         <w:tc>
@@ -6712,7 +5818,6 @@
             <w:shd w:val="clear" w:color="auto" w:fill="1A1A2E"/>
           </w:tcPr>
           <w:p>
-            <w:proofErr w:type="spellStart"/>
             <w:r>
               <w:rPr>
                 <w:b/>
@@ -6721,7 +5826,6 @@
               </w:rPr>
               <w:t>Metódus</w:t>
             </w:r>
-            <w:proofErr w:type="spellEnd"/>
           </w:p>
         </w:tc>
         <w:tc>
@@ -8462,34 +7566,9 @@
           <w:sz w:val="30"/>
         </w:rPr>
         <w:lastRenderedPageBreak/>
-        <w:t xml:space="preserve">1.10 </w:t>
-      </w:r>
-      <w:proofErr w:type="spellStart"/>
-      <w:r>
-        <w:rPr>
-          <w:color w:val="E94560"/>
-          <w:sz w:val="30"/>
-        </w:rPr>
-        <w:t>Projektfájlok</w:t>
-      </w:r>
-      <w:proofErr w:type="spellEnd"/>
-      <w:r>
-        <w:rPr>
-          <w:color w:val="E94560"/>
-          <w:sz w:val="30"/>
-        </w:rPr>
-        <w:t xml:space="preserve"> </w:t>
-      </w:r>
-      <w:proofErr w:type="spellStart"/>
-      <w:r>
-        <w:rPr>
-          <w:color w:val="E94560"/>
-          <w:sz w:val="30"/>
-        </w:rPr>
-        <w:t>szerkezete</w:t>
+        <w:t>1.10 Projektfájlok szerkezete</w:t>
       </w:r>
       <w:bookmarkEnd w:id="24"/>
-      <w:proofErr w:type="spellEnd"/>
     </w:p>
     <w:p>
       <w:r>
@@ -8512,7 +7591,7 @@
                     <pic:cNvPicPr/>
                   </pic:nvPicPr>
                   <pic:blipFill>
-                    <a:blip r:embed="rId12"/>
+                    <a:blip r:embed="rId15"/>
                     <a:stretch>
                       <a:fillRect/>
                     </a:stretch>
@@ -8534,6 +7613,8 @@
       </w:r>
     </w:p>
     <w:sectPr>
+      <w:headerReference w:type="default" r:id="rId16"/>
+      <w:footerReference w:type="default" r:id="rId17"/>
       <w:pgSz w:w="12240" w:h="15840"/>
       <w:pgMar w:top="1417" w:right="1134" w:bottom="1417" w:left="1701" w:header="720" w:footer="720" w:gutter="0"/>
       <w:cols w:space="720"/>
@@ -8543,8 +7624,78 @@
 </w:document>
 </file>
 
+<file path=word/endnotes.xml><?xml version="1.0" encoding="utf-8"?>
+<w:endnotes xmlns:wpc="http://schemas.microsoft.com/office/word/2010/wordprocessingCanvas" xmlns:cx="http://schemas.microsoft.com/office/drawing/2014/chartex" xmlns:cx1="http://schemas.microsoft.com/office/drawing/2015/9/8/chartex" xmlns:cx2="http://schemas.microsoft.com/office/drawing/2015/10/21/chartex" xmlns:cx3="http://schemas.microsoft.com/office/drawing/2016/5/9/chartex" xmlns:cx4="http://schemas.microsoft.com/office/drawing/2016/5/10/chartex" xmlns:cx5="http://schemas.microsoft.com/office/drawing/2016/5/11/chartex" xmlns:cx6="http://schemas.microsoft.com/office/drawing/2016/5/12/chartex" xmlns:cx7="http://schemas.microsoft.com/office/drawing/2016/5/13/chartex" xmlns:cx8="http://schemas.microsoft.com/office/drawing/2016/5/14/chartex" xmlns:mc="http://schemas.openxmlformats.org/markup-compatibility/2006" xmlns:aink="http://schemas.microsoft.com/office/drawing/2016/ink" xmlns:am3d="http://schemas.microsoft.com/office/drawing/2017/model3d" xmlns:o="urn:schemas-microsoft-com:office:office" xmlns:oel="http://schemas.microsoft.com/office/2019/extlst" xmlns:r="http://schemas.openxmlformats.org/officeDocument/2006/relationships" xmlns:m="http://schemas.openxmlformats.org/officeDocument/2006/math" xmlns:v="urn:schemas-microsoft-com:vml" xmlns:wp14="http://schemas.microsoft.com/office/word/2010/wordprocessingDrawing" xmlns:wp="http://schemas.openxmlformats.org/drawingml/2006/wordprocessingDrawing" xmlns:w10="urn:schemas-microsoft-com:office:word" xmlns:w="http://schemas.openxmlformats.org/wordprocessingml/2006/main" xmlns:w14="http://schemas.microsoft.com/office/word/2010/wordml" xmlns:w15="http://schemas.microsoft.com/office/word/2012/wordml" xmlns:w16cex="http://schemas.microsoft.com/office/word/2018/wordml/cex" xmlns:w16cid="http://schemas.microsoft.com/office/word/2016/wordml/cid" xmlns:w16="http://schemas.microsoft.com/office/word/2018/wordml" xmlns:w16du="http://schemas.microsoft.com/office/word/2023/wordml/word16du" xmlns:w16sdtdh="http://schemas.microsoft.com/office/word/2020/wordml/sdtdatahash" xmlns:w16sdtfl="http://schemas.microsoft.com/office/word/2024/wordml/sdtformatlock" xmlns:w16se="http://schemas.microsoft.com/office/word/2015/wordml/symex" xmlns:wpg="http://schemas.microsoft.com/office/word/2010/wordprocessingGroup" xmlns:wpi="http://schemas.microsoft.com/office/word/2010/wordprocessingInk" xmlns:wne="http://schemas.microsoft.com/office/word/2006/wordml" xmlns:wps="http://schemas.microsoft.com/office/word/2010/wordprocessingShape" mc:Ignorable="w14 w15 w16se w16cid w16 w16cex w16sdtdh w16sdtfl w16du wp14">
+  <w:endnote w:type="separator" w:id="-1">
+    <w:p>
+      <w:pPr>
+        <w:spacing w:after="0" w:line="240" w:lineRule="auto"/>
+      </w:pPr>
+      <w:r>
+        <w:separator/>
+      </w:r>
+    </w:p>
+  </w:endnote>
+  <w:endnote w:type="continuationSeparator" w:id="0">
+    <w:p>
+      <w:pPr>
+        <w:spacing w:after="0" w:line="240" w:lineRule="auto"/>
+      </w:pPr>
+      <w:r>
+        <w:continuationSeparator/>
+      </w:r>
+    </w:p>
+  </w:endnote>
+</w:endnotes>
+</file>
+
+<file path=word/footer1.xml><?xml version="1.0" encoding="utf-8"?>
+<w:ftr xmlns:wpc="http://schemas.microsoft.com/office/word/2010/wordprocessingCanvas" xmlns:cx="http://schemas.microsoft.com/office/drawing/2014/chartex" xmlns:cx1="http://schemas.microsoft.com/office/drawing/2015/9/8/chartex" xmlns:cx2="http://schemas.microsoft.com/office/drawing/2015/10/21/chartex" xmlns:cx3="http://schemas.microsoft.com/office/drawing/2016/5/9/chartex" xmlns:cx4="http://schemas.microsoft.com/office/drawing/2016/5/10/chartex" xmlns:cx5="http://schemas.microsoft.com/office/drawing/2016/5/11/chartex" xmlns:cx6="http://schemas.microsoft.com/office/drawing/2016/5/12/chartex" xmlns:cx7="http://schemas.microsoft.com/office/drawing/2016/5/13/chartex" xmlns:cx8="http://schemas.microsoft.com/office/drawing/2016/5/14/chartex" xmlns:mc="http://schemas.openxmlformats.org/markup-compatibility/2006" xmlns:aink="http://schemas.microsoft.com/office/drawing/2016/ink" xmlns:am3d="http://schemas.microsoft.com/office/drawing/2017/model3d" xmlns:o="urn:schemas-microsoft-com:office:office" xmlns:oel="http://schemas.microsoft.com/office/2019/extlst" xmlns:r="http://schemas.openxmlformats.org/officeDocument/2006/relationships" xmlns:m="http://schemas.openxmlformats.org/officeDocument/2006/math" xmlns:v="urn:schemas-microsoft-com:vml" xmlns:wp14="http://schemas.microsoft.com/office/word/2010/wordprocessingDrawing" xmlns:wp="http://schemas.openxmlformats.org/drawingml/2006/wordprocessingDrawing" xmlns:w10="urn:schemas-microsoft-com:office:word" xmlns:w="http://schemas.openxmlformats.org/wordprocessingml/2006/main" xmlns:w14="http://schemas.microsoft.com/office/word/2010/wordml" xmlns:w15="http://schemas.microsoft.com/office/word/2012/wordml" xmlns:w16cex="http://schemas.microsoft.com/office/word/2018/wordml/cex" xmlns:w16cid="http://schemas.microsoft.com/office/word/2016/wordml/cid" xmlns:w16="http://schemas.microsoft.com/office/word/2018/wordml" xmlns:w16du="http://schemas.microsoft.com/office/word/2023/wordml/word16du" xmlns:w16sdtdh="http://schemas.microsoft.com/office/word/2020/wordml/sdtdatahash" xmlns:w16sdtfl="http://schemas.microsoft.com/office/word/2024/wordml/sdtformatlock" xmlns:w16se="http://schemas.microsoft.com/office/word/2015/wordml/symex" xmlns:wpg="http://schemas.microsoft.com/office/word/2010/wordprocessingGroup" xmlns:wpi="http://schemas.microsoft.com/office/word/2010/wordprocessingInk" xmlns:wne="http://schemas.microsoft.com/office/word/2006/wordml" xmlns:wps="http://schemas.microsoft.com/office/word/2010/wordprocessingShape" mc:Ignorable="w14 w15 w16se w16cid w16 w16cex w16sdtdh w16sdtfl w16du wp14">
+  <w:p>
+    <w:r>
+      <w:t>2026.04.08</w:t>
+    </w:r>
+  </w:p>
+</w:ftr>
+</file>
+
+<file path=word/footnotes.xml><?xml version="1.0" encoding="utf-8"?>
+<w:footnotes xmlns:wpc="http://schemas.microsoft.com/office/word/2010/wordprocessingCanvas" xmlns:cx="http://schemas.microsoft.com/office/drawing/2014/chartex" xmlns:cx1="http://schemas.microsoft.com/office/drawing/2015/9/8/chartex" xmlns:cx2="http://schemas.microsoft.com/office/drawing/2015/10/21/chartex" xmlns:cx3="http://schemas.microsoft.com/office/drawing/2016/5/9/chartex" xmlns:cx4="http://schemas.microsoft.com/office/drawing/2016/5/10/chartex" xmlns:cx5="http://schemas.microsoft.com/office/drawing/2016/5/11/chartex" xmlns:cx6="http://schemas.microsoft.com/office/drawing/2016/5/12/chartex" xmlns:cx7="http://schemas.microsoft.com/office/drawing/2016/5/13/chartex" xmlns:cx8="http://schemas.microsoft.com/office/drawing/2016/5/14/chartex" xmlns:mc="http://schemas.openxmlformats.org/markup-compatibility/2006" xmlns:aink="http://schemas.microsoft.com/office/drawing/2016/ink" xmlns:am3d="http://schemas.microsoft.com/office/drawing/2017/model3d" xmlns:o="urn:schemas-microsoft-com:office:office" xmlns:oel="http://schemas.microsoft.com/office/2019/extlst" xmlns:r="http://schemas.openxmlformats.org/officeDocument/2006/relationships" xmlns:m="http://schemas.openxmlformats.org/officeDocument/2006/math" xmlns:v="urn:schemas-microsoft-com:vml" xmlns:wp14="http://schemas.microsoft.com/office/word/2010/wordprocessingDrawing" xmlns:wp="http://schemas.openxmlformats.org/drawingml/2006/wordprocessingDrawing" xmlns:w10="urn:schemas-microsoft-com:office:word" xmlns:w="http://schemas.openxmlformats.org/wordprocessingml/2006/main" xmlns:w14="http://schemas.microsoft.com/office/word/2010/wordml" xmlns:w15="http://schemas.microsoft.com/office/word/2012/wordml" xmlns:w16cex="http://schemas.microsoft.com/office/word/2018/wordml/cex" xmlns:w16cid="http://schemas.microsoft.com/office/word/2016/wordml/cid" xmlns:w16="http://schemas.microsoft.com/office/word/2018/wordml" xmlns:w16du="http://schemas.microsoft.com/office/word/2023/wordml/word16du" xmlns:w16sdtdh="http://schemas.microsoft.com/office/word/2020/wordml/sdtdatahash" xmlns:w16sdtfl="http://schemas.microsoft.com/office/word/2024/wordml/sdtformatlock" xmlns:w16se="http://schemas.microsoft.com/office/word/2015/wordml/symex" xmlns:wpg="http://schemas.microsoft.com/office/word/2010/wordprocessingGroup" xmlns:wpi="http://schemas.microsoft.com/office/word/2010/wordprocessingInk" xmlns:wne="http://schemas.microsoft.com/office/word/2006/wordml" xmlns:wps="http://schemas.microsoft.com/office/word/2010/wordprocessingShape" mc:Ignorable="w14 w15 w16se w16cid w16 w16cex w16sdtdh w16sdtfl w16du wp14">
+  <w:footnote w:type="separator" w:id="-1">
+    <w:p>
+      <w:pPr>
+        <w:spacing w:after="0" w:line="240" w:lineRule="auto"/>
+      </w:pPr>
+      <w:r>
+        <w:separator/>
+      </w:r>
+    </w:p>
+  </w:footnote>
+  <w:footnote w:type="continuationSeparator" w:id="0">
+    <w:p>
+      <w:pPr>
+        <w:spacing w:after="0" w:line="240" w:lineRule="auto"/>
+      </w:pPr>
+      <w:r>
+        <w:continuationSeparator/>
+      </w:r>
+    </w:p>
+  </w:footnote>
+</w:footnotes>
+</file>
+
+<file path=word/header1.xml><?xml version="1.0" encoding="utf-8"?>
+<w:hdr xmlns:wpc="http://schemas.microsoft.com/office/word/2010/wordprocessingCanvas" xmlns:cx="http://schemas.microsoft.com/office/drawing/2014/chartex" xmlns:cx1="http://schemas.microsoft.com/office/drawing/2015/9/8/chartex" xmlns:cx2="http://schemas.microsoft.com/office/drawing/2015/10/21/chartex" xmlns:cx3="http://schemas.microsoft.com/office/drawing/2016/5/9/chartex" xmlns:cx4="http://schemas.microsoft.com/office/drawing/2016/5/10/chartex" xmlns:cx5="http://schemas.microsoft.com/office/drawing/2016/5/11/chartex" xmlns:cx6="http://schemas.microsoft.com/office/drawing/2016/5/12/chartex" xmlns:cx7="http://schemas.microsoft.com/office/drawing/2016/5/13/chartex" xmlns:cx8="http://schemas.microsoft.com/office/drawing/2016/5/14/chartex" xmlns:mc="http://schemas.openxmlformats.org/markup-compatibility/2006" xmlns:aink="http://schemas.microsoft.com/office/drawing/2016/ink" xmlns:am3d="http://schemas.microsoft.com/office/drawing/2017/model3d" xmlns:o="urn:schemas-microsoft-com:office:office" xmlns:oel="http://schemas.microsoft.com/office/2019/extlst" xmlns:r="http://schemas.openxmlformats.org/officeDocument/2006/relationships" xmlns:m="http://schemas.openxmlformats.org/officeDocument/2006/math" xmlns:v="urn:schemas-microsoft-com:vml" xmlns:wp14="http://schemas.microsoft.com/office/word/2010/wordprocessingDrawing" xmlns:wp="http://schemas.openxmlformats.org/drawingml/2006/wordprocessingDrawing" xmlns:w10="urn:schemas-microsoft-com:office:word" xmlns:w="http://schemas.openxmlformats.org/wordprocessingml/2006/main" xmlns:w14="http://schemas.microsoft.com/office/word/2010/wordml" xmlns:w15="http://schemas.microsoft.com/office/word/2012/wordml" xmlns:w16cex="http://schemas.microsoft.com/office/word/2018/wordml/cex" xmlns:w16cid="http://schemas.microsoft.com/office/word/2016/wordml/cid" xmlns:w16="http://schemas.microsoft.com/office/word/2018/wordml" xmlns:w16du="http://schemas.microsoft.com/office/word/2023/wordml/word16du" xmlns:w16sdtdh="http://schemas.microsoft.com/office/word/2020/wordml/sdtdatahash" xmlns:w16sdtfl="http://schemas.microsoft.com/office/word/2024/wordml/sdtformatlock" xmlns:w16se="http://schemas.microsoft.com/office/word/2015/wordml/symex" xmlns:wpg="http://schemas.microsoft.com/office/word/2010/wordprocessingGroup" xmlns:wpi="http://schemas.microsoft.com/office/word/2010/wordprocessingInk" xmlns:wne="http://schemas.microsoft.com/office/word/2006/wordml" xmlns:wps="http://schemas.microsoft.com/office/word/2010/wordprocessingShape" mc:Ignorable="w14 w15 w16se w16cid w16 w16cex w16sdtdh w16sdtfl w16du wp14">
+  <w:p>
+    <w:r>
+      <w:t>Kutyamenhely</w:t>
+    </w:r>
+  </w:p>
+</w:hdr>
+</file>
+
 <file path=word/numbering.xml><?xml version="1.0" encoding="utf-8"?>
-<w:numbering xmlns:wpc="http://schemas.microsoft.com/office/word/2010/wordprocessingCanvas" xmlns:cx="http://schemas.microsoft.com/office/drawing/2014/chartex" xmlns:cx1="http://schemas.microsoft.com/office/drawing/2015/9/8/chartex" xmlns:cx2="http://schemas.microsoft.com/office/drawing/2015/10/21/chartex" xmlns:cx3="http://schemas.microsoft.com/office/drawing/2016/5/9/chartex" xmlns:cx4="http://schemas.microsoft.com/office/drawing/2016/5/10/chartex" xmlns:cx5="http://schemas.microsoft.com/office/drawing/2016/5/11/chartex" xmlns:cx6="http://schemas.microsoft.com/office/drawing/2016/5/12/chartex" xmlns:cx7="http://schemas.microsoft.com/office/drawing/2016/5/13/chartex" xmlns:cx8="http://schemas.microsoft.com/office/drawing/2016/5/14/chartex" xmlns:mc="http://schemas.openxmlformats.org/markup-compatibility/2006" xmlns:aink="http://schemas.microsoft.com/office/drawing/2016/ink" xmlns:am3d="http://schemas.microsoft.com/office/drawing/2017/model3d" xmlns:o="urn:schemas-microsoft-com:office:office" xmlns:r="http://schemas.openxmlformats.org/officeDocument/2006/relationships" xmlns:m="http://schemas.openxmlformats.org/officeDocument/2006/math" xmlns:v="urn:schemas-microsoft-com:vml" xmlns:wp14="http://schemas.microsoft.com/office/word/2010/wordprocessingDrawing" xmlns:wp="http://schemas.openxmlformats.org/drawingml/2006/wordprocessingDrawing" xmlns:w10="urn:schemas-microsoft-com:office:word" xmlns:w="http://schemas.openxmlformats.org/wordprocessingml/2006/main" xmlns:w14="http://schemas.microsoft.com/office/word/2010/wordml" xmlns:w15="http://schemas.microsoft.com/office/word/2012/wordml" xmlns:w16cex="http://schemas.microsoft.com/office/word/2018/wordml/cex" xmlns:w16cid="http://schemas.microsoft.com/office/word/2016/wordml/cid" xmlns:w16="http://schemas.microsoft.com/office/word/2018/wordml" xmlns:w16sdtdh="http://schemas.microsoft.com/office/word/2020/wordml/sdtdatahash" xmlns:w16se="http://schemas.microsoft.com/office/word/2015/wordml/symex" xmlns:wpg="http://schemas.microsoft.com/office/word/2010/wordprocessingGroup" xmlns:wpi="http://schemas.microsoft.com/office/word/2010/wordprocessingInk" xmlns:wne="http://schemas.microsoft.com/office/word/2006/wordml" xmlns:wps="http://schemas.microsoft.com/office/word/2010/wordprocessingShape" mc:Ignorable="w14 w15 w16se w16cid w16 w16cex w16sdtdh wp14">
+<w:numbering xmlns:wpc="http://schemas.microsoft.com/office/word/2010/wordprocessingCanvas" xmlns:cx="http://schemas.microsoft.com/office/drawing/2014/chartex" xmlns:cx1="http://schemas.microsoft.com/office/drawing/2015/9/8/chartex" xmlns:cx2="http://schemas.microsoft.com/office/drawing/2015/10/21/chartex" xmlns:cx3="http://schemas.microsoft.com/office/drawing/2016/5/9/chartex" xmlns:cx4="http://schemas.microsoft.com/office/drawing/2016/5/10/chartex" xmlns:cx5="http://schemas.microsoft.com/office/drawing/2016/5/11/chartex" xmlns:cx6="http://schemas.microsoft.com/office/drawing/2016/5/12/chartex" xmlns:cx7="http://schemas.microsoft.com/office/drawing/2016/5/13/chartex" xmlns:cx8="http://schemas.microsoft.com/office/drawing/2016/5/14/chartex" xmlns:mc="http://schemas.openxmlformats.org/markup-compatibility/2006" xmlns:aink="http://schemas.microsoft.com/office/drawing/2016/ink" xmlns:am3d="http://schemas.microsoft.com/office/drawing/2017/model3d" xmlns:o="urn:schemas-microsoft-com:office:office" xmlns:oel="http://schemas.microsoft.com/office/2019/extlst" xmlns:r="http://schemas.openxmlformats.org/officeDocument/2006/relationships" xmlns:m="http://schemas.openxmlformats.org/officeDocument/2006/math" xmlns:v="urn:schemas-microsoft-com:vml" xmlns:wp14="http://schemas.microsoft.com/office/word/2010/wordprocessingDrawing" xmlns:wp="http://schemas.openxmlformats.org/drawingml/2006/wordprocessingDrawing" xmlns:w10="urn:schemas-microsoft-com:office:word" xmlns:w="http://schemas.openxmlformats.org/wordprocessingml/2006/main" xmlns:w14="http://schemas.microsoft.com/office/word/2010/wordml" xmlns:w15="http://schemas.microsoft.com/office/word/2012/wordml" xmlns:w16cex="http://schemas.microsoft.com/office/word/2018/wordml/cex" xmlns:w16cid="http://schemas.microsoft.com/office/word/2016/wordml/cid" xmlns:w16="http://schemas.microsoft.com/office/word/2018/wordml" xmlns:w16du="http://schemas.microsoft.com/office/word/2023/wordml/word16du" xmlns:w16sdtdh="http://schemas.microsoft.com/office/word/2020/wordml/sdtdatahash" xmlns:w16sdtfl="http://schemas.microsoft.com/office/word/2024/wordml/sdtformatlock" xmlns:w16se="http://schemas.microsoft.com/office/word/2015/wordml/symex" xmlns:wpg="http://schemas.microsoft.com/office/word/2010/wordprocessingGroup" xmlns:wpi="http://schemas.microsoft.com/office/word/2010/wordprocessingInk" xmlns:wne="http://schemas.microsoft.com/office/word/2006/wordml" xmlns:wps="http://schemas.microsoft.com/office/word/2010/wordprocessingShape" mc:Ignorable="w14 w15 w16se w16cid w16 w16cex w16sdtdh w16sdtfl w16du wp14">
   <w:abstractNum w:abstractNumId="0" w15:restartNumberingAfterBreak="0">
     <w:nsid w:val="FFFFFF7C"/>
     <w:multiLevelType w:val="singleLevel"/>
@@ -8716,38 +7867,38 @@
       </w:rPr>
     </w:lvl>
   </w:abstractNum>
-  <w:num w:numId="1">
+  <w:num w:numId="1" w16cid:durableId="1926647007">
     <w:abstractNumId w:val="8"/>
   </w:num>
-  <w:num w:numId="2">
+  <w:num w:numId="2" w16cid:durableId="1861164184">
     <w:abstractNumId w:val="6"/>
   </w:num>
-  <w:num w:numId="3">
+  <w:num w:numId="3" w16cid:durableId="2031446430">
     <w:abstractNumId w:val="5"/>
   </w:num>
-  <w:num w:numId="4">
+  <w:num w:numId="4" w16cid:durableId="718748638">
     <w:abstractNumId w:val="4"/>
   </w:num>
-  <w:num w:numId="5">
+  <w:num w:numId="5" w16cid:durableId="141387531">
     <w:abstractNumId w:val="7"/>
   </w:num>
-  <w:num w:numId="6">
+  <w:num w:numId="6" w16cid:durableId="855001769">
     <w:abstractNumId w:val="3"/>
   </w:num>
-  <w:num w:numId="7">
+  <w:num w:numId="7" w16cid:durableId="1258713369">
     <w:abstractNumId w:val="2"/>
   </w:num>
-  <w:num w:numId="8">
+  <w:num w:numId="8" w16cid:durableId="1343782105">
     <w:abstractNumId w:val="1"/>
   </w:num>
-  <w:num w:numId="9">
+  <w:num w:numId="9" w16cid:durableId="961422772">
     <w:abstractNumId w:val="0"/>
   </w:num>
 </w:numbering>
 </file>
 
 <file path=word/styles.xml><?xml version="1.0" encoding="utf-8"?>
-<w:styles xmlns:mc="http://schemas.openxmlformats.org/markup-compatibility/2006" xmlns:r="http://schemas.openxmlformats.org/officeDocument/2006/relationships" xmlns:w="http://schemas.openxmlformats.org/wordprocessingml/2006/main" xmlns:w14="http://schemas.microsoft.com/office/word/2010/wordml" xmlns:w15="http://schemas.microsoft.com/office/word/2012/wordml" xmlns:w16cex="http://schemas.microsoft.com/office/word/2018/wordml/cex" xmlns:w16cid="http://schemas.microsoft.com/office/word/2016/wordml/cid" xmlns:w16="http://schemas.microsoft.com/office/word/2018/wordml" xmlns:w16sdtdh="http://schemas.microsoft.com/office/word/2020/wordml/sdtdatahash" xmlns:w16se="http://schemas.microsoft.com/office/word/2015/wordml/symex" mc:Ignorable="w14 w15 w16se w16cid w16 w16cex w16sdtdh">
+<w:styles xmlns:mc="http://schemas.openxmlformats.org/markup-compatibility/2006" xmlns:r="http://schemas.openxmlformats.org/officeDocument/2006/relationships" xmlns:w="http://schemas.openxmlformats.org/wordprocessingml/2006/main" xmlns:w14="http://schemas.microsoft.com/office/word/2010/wordml" xmlns:w15="http://schemas.microsoft.com/office/word/2012/wordml" xmlns:w16cex="http://schemas.microsoft.com/office/word/2018/wordml/cex" xmlns:w16cid="http://schemas.microsoft.com/office/word/2016/wordml/cid" xmlns:w16="http://schemas.microsoft.com/office/word/2018/wordml" xmlns:w16du="http://schemas.microsoft.com/office/word/2023/wordml/word16du" xmlns:w16sdtdh="http://schemas.microsoft.com/office/word/2020/wordml/sdtdatahash" xmlns:w16sdtfl="http://schemas.microsoft.com/office/word/2024/wordml/sdtformatlock" xmlns:w16se="http://schemas.microsoft.com/office/word/2015/wordml/symex" mc:Ignorable="w14 w15 w16se w16cid w16 w16cex w16sdtdh w16sdtfl w16du">
   <w:docDefaults>
     <w:rPrDefault>
       <w:rPr>
